--- a/reports/智能科研助理用户使用手册.docx
+++ b/reports/智能科研助理用户使用手册.docx
@@ -7,29 +7,28 @@
         <w:pStyle w:val="Title"/>
       </w:pPr>
       <w:r>
-        <w:t>智能科研助理用户使用手册</w:t>
+        <w:t>智能科研助理 · 用户使用手册</w:t>
+      </w:r>
+    </w:p>
+    <w:p>
+      <w:pPr>
+        <w:jc w:val="center"/>
+      </w:pPr>
+      <w:r>
+        <w:rPr>
+          <w:b w:val="0"/>
+          <w:i w:val="0"/>
+        </w:rPr>
+        <w:t>版本：2026-10-11　｜　适用对象：演示者、普通使用者、本机/Docker 部署人员</w:t>
       </w:r>
     </w:p>
     <w:p>
       <w:r>
         <w:rPr>
-          <w:rFonts w:ascii="Heiti TC" w:hAnsi="Heiti TC" w:eastAsia="Heiti TC"/>
           <w:b w:val="0"/>
-          <w:color w:val="000000"/>
-          <w:sz w:val="22"/>
+          <w:i w:val="0"/>
         </w:rPr>
-        <w:t>版本：2026-10-10。适用对象：课程项目演示者、普通使用者和本机部署人员。</w:t>
-      </w:r>
-    </w:p>
-    <w:p>
-      <w:r>
-        <w:rPr>
-          <w:rFonts w:ascii="Heiti TC" w:hAnsi="Heiti TC" w:eastAsia="Heiti TC"/>
-          <w:b w:val="0"/>
-          <w:color w:val="000000"/>
-          <w:sz w:val="22"/>
-        </w:rPr>
-        <w:t>本系统将已上传论文建立为本地知识库，提供直接 RAG 问答与 Agent 多步问答。回答中的文献卡片只列出最终答案实际标注的来源；仍应点击原文页码核对重要结论。项目当前面向本机演示，不应直接暴露到公网。</w:t>
+        <w:t>本系统把已上传的论文建立为本地知识库，提供直接 RAG 问答与 Agent 多步问答两种通道；回答中的引用卡片只列出最终答案实际标注的来源，重要结论仍应点击原文页码核对。当前系统面向本机/内网演示，未经加固不宜直接暴露到公网。</w:t>
       </w:r>
     </w:p>
     <w:p>
@@ -45,13 +44,7 @@
         <w:pStyle w:val="ListBullet"/>
       </w:pPr>
       <w:r>
-        <w:rPr>
-          <w:rFonts w:ascii="Heiti TC" w:hAnsi="Heiti TC" w:eastAsia="Heiti TC"/>
-          <w:b w:val="0"/>
-          <w:color w:val="000000"/>
-          <w:sz w:val="22"/>
-        </w:rPr>
-        <w:t>macOS 或安装了 Python 3.10 及以上版本的电脑；预留约 4 GB 模型缓存空间。</w:t>
+        <w:t>操作系统：Windows 10/11（本手册验证环境）或 macOS / Linux；Python 3.10 及以上（代码使用了 3.10 语法）。</w:t>
       </w:r>
     </w:p>
     <w:p>
@@ -59,85 +52,7 @@
         <w:pStyle w:val="ListBullet"/>
       </w:pPr>
       <w:r>
-        <w:rPr>
-          <w:rFonts w:ascii="Heiti TC" w:hAnsi="Heiti TC" w:eastAsia="Heiti TC"/>
-          <w:b w:val="0"/>
-          <w:color w:val="000000"/>
-          <w:sz w:val="22"/>
-        </w:rPr>
-        <w:t xml:space="preserve">已解压完整项目，保留 </w:t>
-      </w:r>
-      <w:r>
-        <w:rPr>
-          <w:rFonts w:ascii="Menlo" w:hAnsi="Menlo" w:eastAsia="Menlo"/>
-          <w:b w:val="0"/>
-          <w:color w:val="000000"/>
-          <w:sz w:val="19"/>
-        </w:rPr>
-        <w:t>src/</w:t>
-      </w:r>
-      <w:r>
-        <w:rPr>
-          <w:rFonts w:ascii="Heiti TC" w:hAnsi="Heiti TC" w:eastAsia="Heiti TC"/>
-          <w:b w:val="0"/>
-          <w:color w:val="000000"/>
-          <w:sz w:val="22"/>
-        </w:rPr>
-        <w:t>、</w:t>
-      </w:r>
-      <w:r>
-        <w:rPr>
-          <w:rFonts w:ascii="Menlo" w:hAnsi="Menlo" w:eastAsia="Menlo"/>
-          <w:b w:val="0"/>
-          <w:color w:val="000000"/>
-          <w:sz w:val="19"/>
-        </w:rPr>
-        <w:t>requirements.txt</w:t>
-      </w:r>
-      <w:r>
-        <w:rPr>
-          <w:rFonts w:ascii="Heiti TC" w:hAnsi="Heiti TC" w:eastAsia="Heiti TC"/>
-          <w:b w:val="0"/>
-          <w:color w:val="000000"/>
-          <w:sz w:val="22"/>
-        </w:rPr>
-        <w:t>、</w:t>
-      </w:r>
-      <w:r>
-        <w:rPr>
-          <w:rFonts w:ascii="Menlo" w:hAnsi="Menlo" w:eastAsia="Menlo"/>
-          <w:b w:val="0"/>
-          <w:color w:val="000000"/>
-          <w:sz w:val="19"/>
-        </w:rPr>
-        <w:t>uploads/</w:t>
-      </w:r>
-      <w:r>
-        <w:rPr>
-          <w:rFonts w:ascii="Heiti TC" w:hAnsi="Heiti TC" w:eastAsia="Heiti TC"/>
-          <w:b w:val="0"/>
-          <w:color w:val="000000"/>
-          <w:sz w:val="22"/>
-        </w:rPr>
-        <w:t>、</w:t>
-      </w:r>
-      <w:r>
-        <w:rPr>
-          <w:rFonts w:ascii="Menlo" w:hAnsi="Menlo" w:eastAsia="Menlo"/>
-          <w:b w:val="0"/>
-          <w:color w:val="000000"/>
-          <w:sz w:val="19"/>
-        </w:rPr>
-        <w:t>index/</w:t>
-      </w:r>
-      <w:r>
-        <w:rPr>
-          <w:rFonts w:ascii="Heiti TC" w:hAnsi="Heiti TC" w:eastAsia="Heiti TC"/>
-          <w:b w:val="0"/>
-          <w:color w:val="000000"/>
-          <w:sz w:val="22"/>
-        </w:rPr>
-        <w:t>。</w:t>
+        <w:t>磁盘：预留约 4 GB 用于本地模型缓存（bge-large-zh 约 1.2 GB + Reranker）。</w:t>
       </w:r>
     </w:p>
     <w:p>
@@ -145,31 +60,7 @@
         <w:pStyle w:val="ListBullet"/>
       </w:pPr>
       <w:r>
-        <w:rPr>
-          <w:rFonts w:ascii="Heiti TC" w:hAnsi="Heiti TC" w:eastAsia="Heiti TC"/>
-          <w:b w:val="0"/>
-          <w:color w:val="000000"/>
-          <w:sz w:val="22"/>
-        </w:rPr>
-        <w:t xml:space="preserve">已获得可用的 OpenAI 兼容模型 API Key 和余额。当前示例配置为 DeepSeek </w:t>
-      </w:r>
-      <w:r>
-        <w:rPr>
-          <w:rFonts w:ascii="Menlo" w:hAnsi="Menlo" w:eastAsia="Menlo"/>
-          <w:b w:val="0"/>
-          <w:color w:val="000000"/>
-          <w:sz w:val="19"/>
-        </w:rPr>
-        <w:t>deepseek-flash</w:t>
-      </w:r>
-      <w:r>
-        <w:rPr>
-          <w:rFonts w:ascii="Heiti TC" w:hAnsi="Heiti TC" w:eastAsia="Heiti TC"/>
-          <w:b w:val="0"/>
-          <w:color w:val="000000"/>
-          <w:sz w:val="22"/>
-        </w:rPr>
-        <w:t>；换服务商时必须同时核对服务地址、模型名和密钥。</w:t>
+        <w:t>已解压完整项目，保留 src/、requirements.txt、.env.example、uploads/、index/ 等。</w:t>
       </w:r>
     </w:p>
     <w:p>
@@ -177,13 +68,15 @@
         <w:pStyle w:val="ListBullet"/>
       </w:pPr>
       <w:r>
-        <w:rPr>
-          <w:rFonts w:ascii="Heiti TC" w:hAnsi="Heiti TC" w:eastAsia="Heiti TC"/>
-          <w:b w:val="0"/>
-          <w:color w:val="000000"/>
-          <w:sz w:val="22"/>
-        </w:rPr>
-        <w:t>用户已确认允许将问题及检索到的论文片段发送给所配置的外部模型服务。不要上传含敏感信息或无外发许可的材料。</w:t>
+        <w:t>已获得可用的 OpenAI 兼容模型 API Key（硅基流动 / DeepSeek 等）并有余额。字段名为历史命名 SILICONFLOW_API_KEY，实际服务由 SILICONFLOW_BASE_URL 与 CHAT_MODEL 决定。</w:t>
+      </w:r>
+    </w:p>
+    <w:p>
+      <w:pPr>
+        <w:pStyle w:val="ListBullet"/>
+      </w:pPr>
+      <w:r>
+        <w:t>已确认允许将问题及检索到的论文片段发送至所配置的外部模型服务；不要上传含敏感信息或无外发许可的材料。</w:t>
       </w:r>
     </w:p>
     <w:p>
@@ -195,257 +88,469 @@
       </w:r>
     </w:p>
     <w:p>
-      <w:r>
-        <w:rPr>
-          <w:rFonts w:ascii="Heiti TC" w:hAnsi="Heiti TC" w:eastAsia="Heiti TC"/>
-          <w:b w:val="0"/>
-          <w:color w:val="000000"/>
-          <w:sz w:val="22"/>
-        </w:rPr>
-        <w:t>在项目根目录建立虚拟环境并安装依赖：</w:t>
-      </w:r>
-    </w:p>
-    <w:p>
       <w:pPr>
-        <w:spacing w:after="20"/>
-        <w:ind w:left="317"/>
+        <w:pStyle w:val="Heading2"/>
       </w:pPr>
       <w:r>
-        <w:rPr>
-          <w:rFonts w:ascii="Menlo" w:hAnsi="Menlo" w:eastAsia="Menlo"/>
-          <w:b w:val="0"/>
-          <w:color w:val="000000"/>
-          <w:sz w:val="17"/>
-        </w:rPr>
-        <w:t>python3 -m venv .venv</w:t>
-      </w:r>
-    </w:p>
-    <w:p>
-      <w:pPr>
-        <w:spacing w:after="20"/>
-        <w:ind w:left="317"/>
-      </w:pPr>
-      <w:r>
-        <w:rPr>
-          <w:rFonts w:ascii="Menlo" w:hAnsi="Menlo" w:eastAsia="Menlo"/>
-          <w:b w:val="0"/>
-          <w:color w:val="000000"/>
-          <w:sz w:val="17"/>
-        </w:rPr>
-        <w:t>source .venv/bin/activate</w:t>
-      </w:r>
-    </w:p>
-    <w:p>
-      <w:pPr>
-        <w:spacing w:after="20"/>
-        <w:ind w:left="317"/>
-      </w:pPr>
-      <w:r>
-        <w:rPr>
-          <w:rFonts w:ascii="Menlo" w:hAnsi="Menlo" w:eastAsia="Menlo"/>
-          <w:b w:val="0"/>
-          <w:color w:val="000000"/>
-          <w:sz w:val="17"/>
-        </w:rPr>
-        <w:t>python -m pip install -r requirements.txt</w:t>
-      </w:r>
-    </w:p>
-    <w:p>
-      <w:pPr>
-        <w:spacing w:after="20"/>
-        <w:ind w:left="317"/>
-      </w:pPr>
-      <w:r>
-        <w:rPr>
-          <w:rFonts w:ascii="Menlo" w:hAnsi="Menlo" w:eastAsia="Menlo"/>
-          <w:b w:val="0"/>
-          <w:color w:val="000000"/>
-          <w:sz w:val="17"/>
-        </w:rPr>
-        <w:t>cp .env.example .env  # 仅首次安装且尚无 .env 时执行</w:t>
+        <w:t>2.1 方式一：本地运行（conda，推荐）</w:t>
       </w:r>
     </w:p>
     <w:p>
       <w:r>
         <w:rPr>
-          <w:rFonts w:ascii="Heiti TC" w:hAnsi="Heiti TC" w:eastAsia="Heiti TC"/>
-          <w:b w:val="0"/>
-          <w:color w:val="000000"/>
-          <w:sz w:val="22"/>
+          <w:rFonts w:ascii="Consolas" w:hAnsi="Consolas"/>
+          <w:sz w:val="18"/>
         </w:rPr>
-        <w:t xml:space="preserve">Windows 用 </w:t>
-      </w:r>
-      <w:r>
-        <w:rPr>
-          <w:rFonts w:ascii="Menlo" w:hAnsi="Menlo" w:eastAsia="Menlo"/>
-          <w:b w:val="0"/>
-          <w:color w:val="000000"/>
-          <w:sz w:val="19"/>
-        </w:rPr>
-        <w:t>.venv\Scripts\activate</w:t>
-      </w:r>
-      <w:r>
-        <w:rPr>
-          <w:rFonts w:ascii="Heiti TC" w:hAnsi="Heiti TC" w:eastAsia="Heiti TC"/>
-          <w:b w:val="0"/>
-          <w:color w:val="000000"/>
-          <w:sz w:val="22"/>
-        </w:rPr>
-        <w:t xml:space="preserve"> 激活环境，复制配置文件时可用资源管理器或 </w:t>
-      </w:r>
-      <w:r>
-        <w:rPr>
-          <w:rFonts w:ascii="Menlo" w:hAnsi="Menlo" w:eastAsia="Menlo"/>
-          <w:b w:val="0"/>
-          <w:color w:val="000000"/>
-          <w:sz w:val="19"/>
-        </w:rPr>
-        <w:t>copy .env.example .env</w:t>
-      </w:r>
-      <w:r>
-        <w:rPr>
-          <w:rFonts w:ascii="Heiti TC" w:hAnsi="Heiti TC" w:eastAsia="Heiti TC"/>
-          <w:b w:val="0"/>
-          <w:color w:val="000000"/>
-          <w:sz w:val="22"/>
-        </w:rPr>
-        <w:t>。</w:t>
+        <w:t>conda create -n rag_agent python=3.10 -y</w:t>
       </w:r>
     </w:p>
     <w:p>
       <w:r>
         <w:rPr>
-          <w:rFonts w:ascii="Heiti TC" w:hAnsi="Heiti TC" w:eastAsia="Heiti TC"/>
-          <w:b w:val="0"/>
-          <w:color w:val="000000"/>
-          <w:sz w:val="22"/>
+          <w:rFonts w:ascii="Consolas" w:hAnsi="Consolas"/>
+          <w:sz w:val="18"/>
         </w:rPr>
-        <w:t xml:space="preserve">用文本编辑器打开 </w:t>
-      </w:r>
-      <w:r>
-        <w:rPr>
-          <w:rFonts w:ascii="Menlo" w:hAnsi="Menlo" w:eastAsia="Menlo"/>
-          <w:b w:val="0"/>
-          <w:color w:val="000000"/>
-          <w:sz w:val="19"/>
-        </w:rPr>
-        <w:t>.env</w:t>
-      </w:r>
-      <w:r>
-        <w:rPr>
-          <w:rFonts w:ascii="Heiti TC" w:hAnsi="Heiti TC" w:eastAsia="Heiti TC"/>
-          <w:b w:val="0"/>
-          <w:color w:val="000000"/>
-          <w:sz w:val="22"/>
-        </w:rPr>
-        <w:t xml:space="preserve">，填写现有字段 </w:t>
-      </w:r>
-      <w:r>
-        <w:rPr>
-          <w:rFonts w:ascii="Menlo" w:hAnsi="Menlo" w:eastAsia="Menlo"/>
-          <w:b w:val="0"/>
-          <w:color w:val="000000"/>
-          <w:sz w:val="19"/>
-        </w:rPr>
-        <w:t>SILICONFLOW_API_KEY</w:t>
-      </w:r>
-      <w:r>
-        <w:rPr>
-          <w:rFonts w:ascii="Heiti TC" w:hAnsi="Heiti TC" w:eastAsia="Heiti TC"/>
-          <w:b w:val="0"/>
-          <w:color w:val="000000"/>
-          <w:sz w:val="22"/>
-        </w:rPr>
-        <w:t xml:space="preserve">。字段名是项目的历史命名，并不限定只能使用硅基流动；它会被发送到 </w:t>
-      </w:r>
-      <w:r>
-        <w:rPr>
-          <w:rFonts w:ascii="Menlo" w:hAnsi="Menlo" w:eastAsia="Menlo"/>
-          <w:b w:val="0"/>
-          <w:color w:val="000000"/>
-          <w:sz w:val="19"/>
-        </w:rPr>
-        <w:t>SILICONFLOW_BASE_URL</w:t>
-      </w:r>
-      <w:r>
-        <w:rPr>
-          <w:rFonts w:ascii="Heiti TC" w:hAnsi="Heiti TC" w:eastAsia="Heiti TC"/>
-          <w:b w:val="0"/>
-          <w:color w:val="000000"/>
-          <w:sz w:val="22"/>
-        </w:rPr>
-        <w:t xml:space="preserve"> 指定的服务。DeepSeek 示例：</w:t>
+        <w:t>conda activate rag_agent</w:t>
       </w:r>
     </w:p>
     <w:p>
-      <w:pPr>
-        <w:spacing w:after="20"/>
-        <w:ind w:left="317"/>
-      </w:pPr>
       <w:r>
         <w:rPr>
-          <w:rFonts w:ascii="Menlo" w:hAnsi="Menlo" w:eastAsia="Menlo"/>
+          <w:rFonts w:ascii="Consolas" w:hAnsi="Consolas"/>
+          <w:sz w:val="18"/>
+        </w:rPr>
+        <w:t>pip install -r requirements.txt -i https://pypi.tuna.tsinghua.edu.cn/simple</w:t>
+      </w:r>
+    </w:p>
+    <w:p>
+      <w:r>
+        <w:rPr>
+          <w:rFonts w:ascii="Consolas" w:hAnsi="Consolas"/>
+          <w:sz w:val="18"/>
+        </w:rPr>
+        <w:t>copy .env.example .env          :: Windows；macOS/Linux 用 cp</w:t>
+      </w:r>
+    </w:p>
+    <w:p>
+      <w:r>
+        <w:rPr>
           <w:b w:val="0"/>
-          <w:color w:val="000000"/>
-          <w:sz w:val="17"/>
+          <w:i w:val="0"/>
+        </w:rPr>
+        <w:t>然后用文本编辑器打开 .env，填写 SILICONFLOW_API_KEY。DeepSeek 示例：</w:t>
+      </w:r>
+    </w:p>
+    <w:p>
+      <w:r>
+        <w:rPr>
+          <w:rFonts w:ascii="Consolas" w:hAnsi="Consolas"/>
+          <w:sz w:val="18"/>
         </w:rPr>
         <w:t>SILICONFLOW_API_KEY=此处填写自己的密钥</w:t>
       </w:r>
     </w:p>
     <w:p>
-      <w:pPr>
-        <w:spacing w:after="20"/>
-        <w:ind w:left="317"/>
-      </w:pPr>
       <w:r>
         <w:rPr>
-          <w:rFonts w:ascii="Menlo" w:hAnsi="Menlo" w:eastAsia="Menlo"/>
-          <w:b w:val="0"/>
-          <w:color w:val="000000"/>
-          <w:sz w:val="17"/>
+          <w:rFonts w:ascii="Consolas" w:hAnsi="Consolas"/>
+          <w:sz w:val="18"/>
         </w:rPr>
         <w:t>SILICONFLOW_BASE_URL=https://api.deepseek.com</w:t>
       </w:r>
     </w:p>
     <w:p>
-      <w:pPr>
-        <w:spacing w:after="20"/>
-        <w:ind w:left="317"/>
-      </w:pPr>
       <w:r>
         <w:rPr>
-          <w:rFonts w:ascii="Menlo" w:hAnsi="Menlo" w:eastAsia="Menlo"/>
-          <w:b w:val="0"/>
-          <w:color w:val="000000"/>
-          <w:sz w:val="17"/>
+          <w:rFonts w:ascii="Consolas" w:hAnsi="Consolas"/>
+          <w:sz w:val="18"/>
         </w:rPr>
         <w:t>CHAT_MODEL=deepseek-flash</w:t>
       </w:r>
     </w:p>
     <w:p>
-      <w:pPr>
-        <w:spacing w:after="20"/>
-        <w:ind w:left="317"/>
-      </w:pPr>
       <w:r>
         <w:rPr>
-          <w:rFonts w:ascii="Menlo" w:hAnsi="Menlo" w:eastAsia="Menlo"/>
-          <w:b w:val="0"/>
-          <w:color w:val="000000"/>
-          <w:sz w:val="17"/>
+          <w:rFonts w:ascii="Consolas" w:hAnsi="Consolas"/>
+          <w:sz w:val="18"/>
         </w:rPr>
         <w:t>USE_AGENT=true</w:t>
       </w:r>
     </w:p>
     <w:p>
+      <w:pPr>
+        <w:pStyle w:val="ListBullet"/>
+      </w:pPr>
+      <w:r>
+        <w:t>不要将真实密钥写入报告、截图或提交记录；.env 已被 .gitignore 忽略，不会进仓库。</w:t>
+      </w:r>
+    </w:p>
+    <w:p>
+      <w:pPr>
+        <w:pStyle w:val="ListBullet"/>
+      </w:pPr>
+      <w:r>
+        <w:t>首次使用本地 Embedding / Reranker 模型需要联网下载（走 HF 镜像）；网络受限可提前准备 Hugging Face 缓存。</w:t>
+      </w:r>
+    </w:p>
+    <w:p>
+      <w:pPr>
+        <w:pStyle w:val="Heading2"/>
+      </w:pPr>
+      <w:r>
+        <w:t>2.2 方式二：Docker 一键部署（免配环境）</w:t>
+      </w:r>
+    </w:p>
+    <w:p>
       <w:r>
         <w:rPr>
-          <w:rFonts w:ascii="Heiti TC" w:hAnsi="Heiti TC" w:eastAsia="Heiti TC"/>
           <w:b w:val="0"/>
-          <w:color w:val="000000"/>
-          <w:sz w:val="22"/>
+          <w:i w:val="0"/>
         </w:rPr>
-        <w:t>不要将真实密钥写入报告、截图、提交记录或聊天消息。首次使用本地 Embedding 和 Reranker 模型时需要联网下载；网络受限可提前准备 Hugging Face 缓存。</w:t>
+        <w:t>前置：安装 Docker Desktop（Windows 建议启用 WSL2 后端）。国内网络需先配镜像加速，在 daemon.json 中加入 registry-mirrors（如 https://docker.m.daocloud.io），否则拉不动基础镜像。</w:t>
+      </w:r>
+    </w:p>
+    <w:p>
+      <w:r>
+        <w:rPr>
+          <w:rFonts w:ascii="Consolas" w:hAnsi="Consolas"/>
+          <w:sz w:val="18"/>
+        </w:rPr>
+        <w:t>copy .env.example .env          :: 填好 SILICONFLOW_API_KEY / CHAT_MODEL / USE_AGENT</w:t>
+      </w:r>
+    </w:p>
+    <w:p>
+      <w:r>
+        <w:rPr>
+          <w:rFonts w:ascii="Consolas" w:hAnsi="Consolas"/>
+          <w:sz w:val="18"/>
+        </w:rPr>
+        <w:t>docker compose up -d --build</w:t>
+      </w:r>
+    </w:p>
+    <w:p>
+      <w:r>
+        <w:rPr>
+          <w:b w:val="0"/>
+          <w:i w:val="0"/>
+        </w:rPr>
+        <w:t>首次构建会安装依赖并下载约 1.3 GB 模型，耗时较长；之后启动很快。前端 http://localhost:8501，后端文档 http://localhost:8000/docs。数据（uploads/、index/、logs/、会话）挂载在宿主机，容器重建不丢。</w:t>
+      </w:r>
+    </w:p>
+    <w:p>
+      <w:pPr>
+        <w:pStyle w:val="Heading2"/>
+      </w:pPr>
+      <w:r>
+        <w:t>2.3 常用环境变量</w:t>
+      </w:r>
+    </w:p>
+    <w:tbl>
+      <w:tblPr>
+        <w:tblStyle w:val="LightGrid-Accent1"/>
+        <w:tblW w:type="auto" w:w="0"/>
+        <w:tblLook w:firstColumn="1" w:firstRow="1" w:lastColumn="0" w:lastRow="0" w:noHBand="0" w:noVBand="1" w:val="04A0"/>
+      </w:tblPr>
+      <w:tblGrid>
+        <w:gridCol w:w="2880"/>
+        <w:gridCol w:w="2880"/>
+        <w:gridCol w:w="2880"/>
+      </w:tblGrid>
+      <w:tr>
+        <w:tc>
+          <w:tcPr>
+            <w:tcW w:type="dxa" w:w="2880"/>
+          </w:tcPr>
+          <w:p>
+            <w:r>
+              <w:t>变量</w:t>
+            </w:r>
+          </w:p>
+        </w:tc>
+        <w:tc>
+          <w:tcPr>
+            <w:tcW w:type="dxa" w:w="2880"/>
+          </w:tcPr>
+          <w:p>
+            <w:r>
+              <w:t>默认</w:t>
+            </w:r>
+          </w:p>
+        </w:tc>
+        <w:tc>
+          <w:tcPr>
+            <w:tcW w:type="dxa" w:w="2880"/>
+          </w:tcPr>
+          <w:p>
+            <w:r>
+              <w:t>作用</w:t>
+            </w:r>
+          </w:p>
+        </w:tc>
+      </w:tr>
+      <w:tr>
+        <w:tc>
+          <w:tcPr>
+            <w:tcW w:type="dxa" w:w="2880"/>
+          </w:tcPr>
+          <w:p>
+            <w:r>
+              <w:t>SILICONFLOW_API_KEY</w:t>
+            </w:r>
+          </w:p>
+        </w:tc>
+        <w:tc>
+          <w:tcPr>
+            <w:tcW w:type="dxa" w:w="2880"/>
+          </w:tcPr>
+          <w:p>
+            <w:r>
+              <w:t>无（必填）</w:t>
+            </w:r>
+          </w:p>
+        </w:tc>
+        <w:tc>
+          <w:tcPr>
+            <w:tcW w:type="dxa" w:w="2880"/>
+          </w:tcPr>
+          <w:p>
+            <w:r>
+              <w:t>外部模型 API 密钥</w:t>
+            </w:r>
+          </w:p>
+        </w:tc>
+      </w:tr>
+      <w:tr>
+        <w:tc>
+          <w:tcPr>
+            <w:tcW w:type="dxa" w:w="2880"/>
+          </w:tcPr>
+          <w:p>
+            <w:r>
+              <w:t>SILICONFLOW_BASE_URL</w:t>
+            </w:r>
+          </w:p>
+        </w:tc>
+        <w:tc>
+          <w:tcPr>
+            <w:tcW w:type="dxa" w:w="2880"/>
+          </w:tcPr>
+          <w:p>
+            <w:r>
+              <w:t>siliconflow 官方</w:t>
+            </w:r>
+          </w:p>
+        </w:tc>
+        <w:tc>
+          <w:tcPr>
+            <w:tcW w:type="dxa" w:w="2880"/>
+          </w:tcPr>
+          <w:p>
+            <w:r>
+              <w:t>OpenAI 兼容服务地址</w:t>
+            </w:r>
+          </w:p>
+        </w:tc>
+      </w:tr>
+      <w:tr>
+        <w:tc>
+          <w:tcPr>
+            <w:tcW w:type="dxa" w:w="2880"/>
+          </w:tcPr>
+          <w:p>
+            <w:r>
+              <w:t>CHAT_MODEL</w:t>
+            </w:r>
+          </w:p>
+        </w:tc>
+        <w:tc>
+          <w:tcPr>
+            <w:tcW w:type="dxa" w:w="2880"/>
+          </w:tcPr>
+          <w:p>
+            <w:r>
+              <w:t>Qwen2.5-7B-Instruct</w:t>
+            </w:r>
+          </w:p>
+        </w:tc>
+        <w:tc>
+          <w:tcPr>
+            <w:tcW w:type="dxa" w:w="2880"/>
+          </w:tcPr>
+          <w:p>
+            <w:r>
+              <w:t>对话模型名（以服务商文档原文为准）</w:t>
+            </w:r>
+          </w:p>
+        </w:tc>
+      </w:tr>
+      <w:tr>
+        <w:tc>
+          <w:tcPr>
+            <w:tcW w:type="dxa" w:w="2880"/>
+          </w:tcPr>
+          <w:p>
+            <w:r>
+              <w:t>USE_AGENT</w:t>
+            </w:r>
+          </w:p>
+        </w:tc>
+        <w:tc>
+          <w:tcPr>
+            <w:tcW w:type="dxa" w:w="2880"/>
+          </w:tcPr>
+          <w:p>
+            <w:r>
+              <w:t>false</w:t>
+            </w:r>
+          </w:p>
+        </w:tc>
+        <w:tc>
+          <w:tcPr>
+            <w:tcW w:type="dxa" w:w="2880"/>
+          </w:tcPr>
+          <w:p>
+            <w:r>
+              <w:t>true 走 Agent ReAct，false 走 RAG 直连</w:t>
+            </w:r>
+          </w:p>
+        </w:tc>
+      </w:tr>
+      <w:tr>
+        <w:tc>
+          <w:tcPr>
+            <w:tcW w:type="dxa" w:w="2880"/>
+          </w:tcPr>
+          <w:p>
+            <w:r>
+              <w:t>AGENT_MAX_ROUNDS</w:t>
+            </w:r>
+          </w:p>
+        </w:tc>
+        <w:tc>
+          <w:tcPr>
+            <w:tcW w:type="dxa" w:w="2880"/>
+          </w:tcPr>
+          <w:p>
+            <w:r>
+              <w:t>5</w:t>
+            </w:r>
+          </w:p>
+        </w:tc>
+        <w:tc>
+          <w:tcPr>
+            <w:tcW w:type="dxa" w:w="2880"/>
+          </w:tcPr>
+          <w:p>
+            <w:r>
+              <w:t>Agent 最大推理轮次（1~10）</w:t>
+            </w:r>
+          </w:p>
+        </w:tc>
+      </w:tr>
+      <w:tr>
+        <w:tc>
+          <w:tcPr>
+            <w:tcW w:type="dxa" w:w="2880"/>
+          </w:tcPr>
+          <w:p>
+            <w:r>
+              <w:t>RAG_API_BASE_URL</w:t>
+            </w:r>
+          </w:p>
+        </w:tc>
+        <w:tc>
+          <w:tcPr>
+            <w:tcW w:type="dxa" w:w="2880"/>
+          </w:tcPr>
+          <w:p>
+            <w:r>
+              <w:t>http://127.0.0.1:8000</w:t>
+            </w:r>
+          </w:p>
+        </w:tc>
+        <w:tc>
+          <w:tcPr>
+            <w:tcW w:type="dxa" w:w="2880"/>
+          </w:tcPr>
+          <w:p>
+            <w:r>
+              <w:t>前端请求的后端地址（Docker 下为 http://backend:8000）</w:t>
+            </w:r>
+          </w:p>
+        </w:tc>
+      </w:tr>
+      <w:tr>
+        <w:tc>
+          <w:tcPr>
+            <w:tcW w:type="dxa" w:w="2880"/>
+          </w:tcPr>
+          <w:p>
+            <w:r>
+              <w:t>RAG_TIMEOUT_READ</w:t>
+            </w:r>
+          </w:p>
+        </w:tc>
+        <w:tc>
+          <w:tcPr>
+            <w:tcW w:type="dxa" w:w="2880"/>
+          </w:tcPr>
+          <w:p>
+            <w:r>
+              <w:t>120</w:t>
+            </w:r>
+          </w:p>
+        </w:tc>
+        <w:tc>
+          <w:tcPr>
+            <w:tcW w:type="dxa" w:w="2880"/>
+          </w:tcPr>
+          <w:p>
+            <w:r>
+              <w:t>前端读取超时（秒），慢模型可调大</w:t>
+            </w:r>
+          </w:p>
+        </w:tc>
+      </w:tr>
+      <w:tr>
+        <w:tc>
+          <w:tcPr>
+            <w:tcW w:type="dxa" w:w="2880"/>
+          </w:tcPr>
+          <w:p>
+            <w:r>
+              <w:t>RAG_PANEL_HEIGHT</w:t>
+            </w:r>
+          </w:p>
+        </w:tc>
+        <w:tc>
+          <w:tcPr>
+            <w:tcW w:type="dxa" w:w="2880"/>
+          </w:tcPr>
+          <w:p>
+            <w:r>
+              <w:t>760</w:t>
+            </w:r>
+          </w:p>
+        </w:tc>
+        <w:tc>
+          <w:tcPr>
+            <w:tcW w:type="dxa" w:w="2880"/>
+          </w:tcPr>
+          <w:p>
+            <w:r>
+              <w:t>前端左右两栏滚动容器高度（px）</w:t>
+            </w:r>
+          </w:p>
+        </w:tc>
+      </w:tr>
+    </w:tbl>
+    <w:p>
+      <w:r>
+        <w:rPr>
+          <w:b w:val="0"/>
+          <w:i/>
+        </w:rPr>
+        <w:t>更完整的环境变量与排查清单见随仓库交付的《环境配置说明.md》。</w:t>
       </w:r>
     </w:p>
     <w:p>
@@ -457,204 +562,114 @@
       </w:r>
     </w:p>
     <w:p>
+      <w:pPr>
+        <w:pStyle w:val="Heading2"/>
+      </w:pPr>
       <w:r>
-        <w:rPr>
-          <w:rFonts w:ascii="Heiti TC" w:hAnsi="Heiti TC" w:eastAsia="Heiti TC"/>
-          <w:b w:val="0"/>
-          <w:color w:val="000000"/>
-          <w:sz w:val="22"/>
-        </w:rPr>
-        <w:t>先启动后端，再启动前端，使用两个终端且都位于项目根目录：</w:t>
+        <w:t>3.1 本地启动（两个终端，均在项目根目录）</w:t>
       </w:r>
     </w:p>
     <w:p>
-      <w:pPr>
-        <w:spacing w:after="20"/>
-        <w:ind w:left="317"/>
-      </w:pPr>
       <w:r>
         <w:rPr>
-          <w:rFonts w:ascii="Menlo" w:hAnsi="Menlo" w:eastAsia="Menlo"/>
-          <w:b w:val="0"/>
-          <w:color w:val="000000"/>
-          <w:sz w:val="17"/>
+          <w:rFonts w:ascii="Consolas" w:hAnsi="Consolas"/>
+          <w:sz w:val="18"/>
         </w:rPr>
-        <w:t># 终端一：后端，关闭热重载以避免模型重复加载</w:t>
+        <w:t># 终端一：后端（关闭热重载，避免模型重复加载）</w:t>
       </w:r>
     </w:p>
     <w:p>
-      <w:pPr>
-        <w:spacing w:after="20"/>
-        <w:ind w:left="317"/>
-      </w:pPr>
       <w:r>
         <w:rPr>
-          <w:rFonts w:ascii="Menlo" w:hAnsi="Menlo" w:eastAsia="Menlo"/>
-          <w:b w:val="0"/>
-          <w:color w:val="000000"/>
-          <w:sz w:val="17"/>
+          <w:rFonts w:ascii="Consolas" w:hAnsi="Consolas"/>
+          <w:sz w:val="18"/>
         </w:rPr>
         <w:t>python -m uvicorn src.api.app:create_app --factory --host 127.0.0.1 --port 8000</w:t>
       </w:r>
     </w:p>
     <w:p>
-      <w:pPr>
-        <w:spacing w:after="20"/>
-        <w:ind w:left="317"/>
-      </w:pPr>
       <w:r>
         <w:rPr>
-          <w:rFonts w:ascii="Menlo" w:hAnsi="Menlo" w:eastAsia="Menlo"/>
-          <w:b w:val="0"/>
-          <w:color w:val="000000"/>
-          <w:sz w:val="17"/>
+          <w:rFonts w:ascii="Consolas" w:hAnsi="Consolas"/>
+          <w:sz w:val="18"/>
         </w:rPr>
         <w:t># 终端二：前端</w:t>
       </w:r>
     </w:p>
     <w:p>
+      <w:r>
+        <w:rPr>
+          <w:rFonts w:ascii="Consolas" w:hAnsi="Consolas"/>
+          <w:sz w:val="18"/>
+        </w:rPr>
+        <w:t>python -m streamlit run src/frontend/app.py --server.address 127.0.0.1 --server.port 8501</w:t>
+      </w:r>
+    </w:p>
+    <w:p>
       <w:pPr>
-        <w:spacing w:after="20"/>
-        <w:ind w:left="317"/>
+        <w:pStyle w:val="Heading2"/>
       </w:pPr>
       <w:r>
-        <w:rPr>
-          <w:rFonts w:ascii="Menlo" w:hAnsi="Menlo" w:eastAsia="Menlo"/>
-          <w:b w:val="0"/>
-          <w:color w:val="000000"/>
-          <w:sz w:val="17"/>
-        </w:rPr>
-        <w:t>python -m streamlit run src/frontend/app.py --server.address 127.0.0.1 --server.port 8501 --server.fileWatcherType none</w:t>
+        <w:t>3.2 Docker 启动</w:t>
       </w:r>
     </w:p>
     <w:p>
       <w:r>
         <w:rPr>
-          <w:rFonts w:ascii="Heiti TC" w:hAnsi="Heiti TC" w:eastAsia="Heiti TC"/>
-          <w:b w:val="0"/>
-          <w:color w:val="000000"/>
-          <w:sz w:val="22"/>
+          <w:rFonts w:ascii="Consolas" w:hAnsi="Consolas"/>
+          <w:sz w:val="18"/>
         </w:rPr>
-        <w:t xml:space="preserve">macOS 上如果本地模型推理异常退出，可在启动命令前添加 </w:t>
-      </w:r>
-      <w:r>
-        <w:rPr>
-          <w:rFonts w:ascii="Menlo" w:hAnsi="Menlo" w:eastAsia="Menlo"/>
-          <w:b w:val="0"/>
-          <w:color w:val="000000"/>
-          <w:sz w:val="19"/>
-        </w:rPr>
-        <w:t>OMP_NUM_THREADS=1 EMBEDDING_DEVICE=cpu RERANKER_DEVICE=cpu TOKENIZERS_PARALLELISM=false</w:t>
-      </w:r>
-      <w:r>
-        <w:rPr>
-          <w:rFonts w:ascii="Heiti TC" w:hAnsi="Heiti TC" w:eastAsia="Heiti TC"/>
-          <w:b w:val="0"/>
-          <w:color w:val="000000"/>
-          <w:sz w:val="22"/>
-        </w:rPr>
-        <w:t xml:space="preserve">。如需指定已有模型缓存，再添加 </w:t>
-      </w:r>
-      <w:r>
-        <w:rPr>
-          <w:rFonts w:ascii="Menlo" w:hAnsi="Menlo" w:eastAsia="Menlo"/>
-          <w:b w:val="0"/>
-          <w:color w:val="000000"/>
-          <w:sz w:val="19"/>
-        </w:rPr>
-        <w:t>HF_HOME=缓存目录绝对路径</w:t>
-      </w:r>
-      <w:r>
-        <w:rPr>
-          <w:rFonts w:ascii="Heiti TC" w:hAnsi="Heiti TC" w:eastAsia="Heiti TC"/>
-          <w:b w:val="0"/>
-          <w:color w:val="000000"/>
-          <w:sz w:val="22"/>
-        </w:rPr>
-        <w:t>。</w:t>
+        <w:t>docker compose up -d       　　　 # 启动</w:t>
       </w:r>
     </w:p>
     <w:p>
       <w:r>
         <w:rPr>
-          <w:rFonts w:ascii="Heiti TC" w:hAnsi="Heiti TC" w:eastAsia="Heiti TC"/>
-          <w:b w:val="0"/>
-          <w:color w:val="000000"/>
-          <w:sz w:val="22"/>
+          <w:rFonts w:ascii="Consolas" w:hAnsi="Consolas"/>
+          <w:sz w:val="18"/>
         </w:rPr>
-        <w:t xml:space="preserve">浏览器打开 </w:t>
+        <w:t>docker compose ps          　　　 # 查看容器状态</w:t>
       </w:r>
+    </w:p>
+    <w:p>
       <w:r>
         <w:rPr>
-          <w:rFonts w:ascii="Menlo" w:hAnsi="Menlo" w:eastAsia="Menlo"/>
-          <w:b w:val="0"/>
-          <w:color w:val="000000"/>
-          <w:sz w:val="19"/>
+          <w:rFonts w:ascii="Consolas" w:hAnsi="Consolas"/>
+          <w:sz w:val="18"/>
         </w:rPr>
-        <w:t>http://127.0.0.1:8501</w:t>
+        <w:t>docker compose down        　　　 # 停止（保留数据）</w:t>
       </w:r>
+    </w:p>
+    <w:p>
+      <w:pPr>
+        <w:pStyle w:val="Heading2"/>
+      </w:pPr>
       <w:r>
-        <w:rPr>
-          <w:rFonts w:ascii="Heiti TC" w:hAnsi="Heiti TC" w:eastAsia="Heiti TC"/>
-          <w:b w:val="0"/>
-          <w:color w:val="000000"/>
-          <w:sz w:val="22"/>
-        </w:rPr>
-        <w:t xml:space="preserve">。后端自检地址为 </w:t>
+        <w:t>3.3 验收</w:t>
       </w:r>
+    </w:p>
+    <w:p>
+      <w:pPr>
+        <w:pStyle w:val="ListBullet"/>
+      </w:pPr>
       <w:r>
-        <w:rPr>
-          <w:rFonts w:ascii="Menlo" w:hAnsi="Menlo" w:eastAsia="Menlo"/>
-          <w:b w:val="0"/>
-          <w:color w:val="000000"/>
-          <w:sz w:val="19"/>
-        </w:rPr>
-        <w:t>http://127.0.0.1:8000/health</w:t>
+        <w:t>浏览器打开前端 http://127.0.0.1:8501（Docker 同样端口）。</w:t>
       </w:r>
+    </w:p>
+    <w:p>
+      <w:pPr>
+        <w:pStyle w:val="ListBullet"/>
+      </w:pPr>
       <w:r>
-        <w:rPr>
-          <w:rFonts w:ascii="Heiti TC" w:hAnsi="Heiti TC" w:eastAsia="Heiti TC"/>
-          <w:b w:val="0"/>
-          <w:color w:val="000000"/>
-          <w:sz w:val="22"/>
-        </w:rPr>
-        <w:t xml:space="preserve">，应返回 </w:t>
+        <w:t>后端自检：http://127.0.0.1:8000/health 应返回 status=ok；交互式接口文档在 /docs。</w:t>
       </w:r>
+    </w:p>
+    <w:p>
+      <w:pPr>
+        <w:pStyle w:val="ListBullet"/>
+      </w:pPr>
       <w:r>
-        <w:rPr>
-          <w:rFonts w:ascii="Menlo" w:hAnsi="Menlo" w:eastAsia="Menlo"/>
-          <w:b w:val="0"/>
-          <w:color w:val="000000"/>
-          <w:sz w:val="19"/>
-        </w:rPr>
-        <w:t>status=ok</w:t>
-      </w:r>
-      <w:r>
-        <w:rPr>
-          <w:rFonts w:ascii="Heiti TC" w:hAnsi="Heiti TC" w:eastAsia="Heiti TC"/>
-          <w:b w:val="0"/>
-          <w:color w:val="000000"/>
-          <w:sz w:val="22"/>
-        </w:rPr>
-        <w:t xml:space="preserve">；交互式接口说明在 </w:t>
-      </w:r>
-      <w:r>
-        <w:rPr>
-          <w:rFonts w:ascii="Menlo" w:hAnsi="Menlo" w:eastAsia="Menlo"/>
-          <w:b w:val="0"/>
-          <w:color w:val="000000"/>
-          <w:sz w:val="19"/>
-        </w:rPr>
-        <w:t>http://127.0.0.1:8000/docs</w:t>
-      </w:r>
-      <w:r>
-        <w:rPr>
-          <w:rFonts w:ascii="Heiti TC" w:hAnsi="Heiti TC" w:eastAsia="Heiti TC"/>
-          <w:b w:val="0"/>
-          <w:color w:val="000000"/>
-          <w:sz w:val="22"/>
-        </w:rPr>
-        <w:t>。两个终端关闭后服务停止。</w:t>
+        <w:t>切换通道：顶栏“问答通道”可选 Agent 编排 / RAG 直连，切换即时生效。</w:t>
       </w:r>
     </w:p>
     <w:p>
@@ -667,16 +682,78 @@
     </w:p>
     <w:p>
       <w:pPr>
-        <w:pStyle w:val="ListNumber"/>
+        <w:pStyle w:val="Heading2"/>
+      </w:pPr>
+      <w:r>
+        <w:t>4.1 整体布局</w:t>
+      </w:r>
+    </w:p>
+    <w:p>
+      <w:r>
+        <w:rPr>
+          <w:b w:val="0"/>
+          <w:i w:val="0"/>
+        </w:rPr>
+        <w:t>界面分三栏：左栏文档与会话管理、中央对话区、右侧可观测性面板；左右两栏各自独立滚动。</w:t>
+      </w:r>
+    </w:p>
+    <w:p>
+      <w:pPr>
+        <w:jc w:val="center"/>
+      </w:pPr>
+      <w:r>
+        <w:drawing>
+          <wp:inline xmlns:a="http://schemas.openxmlformats.org/drawingml/2006/main" xmlns:pic="http://schemas.openxmlformats.org/drawingml/2006/picture">
+            <wp:extent cx="5760000" cy="3388235"/>
+            <wp:docPr id="1" name="Picture 1"/>
+            <wp:cNvGraphicFramePr>
+              <a:graphicFrameLocks noChangeAspect="1"/>
+            </wp:cNvGraphicFramePr>
+            <a:graphic>
+              <a:graphicData uri="http://schemas.openxmlformats.org/drawingml/2006/picture">
+                <pic:pic>
+                  <pic:nvPicPr>
+                    <pic:cNvPr id="0" name="图1_整体界面.png"/>
+                    <pic:cNvPicPr/>
+                  </pic:nvPicPr>
+                  <pic:blipFill>
+                    <a:blip r:embed="rId9"/>
+                    <a:stretch>
+                      <a:fillRect/>
+                    </a:stretch>
+                  </pic:blipFill>
+                  <pic:spPr>
+                    <a:xfrm>
+                      <a:off x="0" y="0"/>
+                      <a:ext cx="5760000" cy="3388235"/>
+                    </a:xfrm>
+                    <a:prstGeom prst="rect"/>
+                  </pic:spPr>
+                </pic:pic>
+              </a:graphicData>
+            </a:graphic>
+          </wp:inline>
+        </w:drawing>
+      </w:r>
+    </w:p>
+    <w:p>
+      <w:pPr>
+        <w:jc w:val="center"/>
       </w:pPr>
       <w:r>
         <w:rPr>
-          <w:rFonts w:ascii="Heiti TC" w:hAnsi="Heiti TC" w:eastAsia="Heiti TC"/>
           <w:b w:val="0"/>
-          <w:color w:val="000000"/>
-          <w:sz w:val="22"/>
+          <w:i/>
         </w:rPr>
-        <w:t>左栏上传 PDF、DOCX 或 TXT 文献，等待文档处理和索引完成。大论文首次向量化可能需要数分钟。</w:t>
+        <w:t>图 1　整体界面（左：文档/会话；中：对话；右：可观测性）</w:t>
+      </w:r>
+    </w:p>
+    <w:p>
+      <w:pPr>
+        <w:pStyle w:val="Heading2"/>
+      </w:pPr>
+      <w:r>
+        <w:t>4.2 左栏：文档上传与管理</w:t>
       </w:r>
     </w:p>
     <w:p>
@@ -684,31 +761,7 @@
         <w:pStyle w:val="ListNumber"/>
       </w:pPr>
       <w:r>
-        <w:rPr>
-          <w:rFonts w:ascii="Heiti TC" w:hAnsi="Heiti TC" w:eastAsia="Heiti TC"/>
-          <w:b w:val="0"/>
-          <w:color w:val="000000"/>
-          <w:sz w:val="22"/>
-        </w:rPr>
-        <w:t xml:space="preserve">在顶栏选择 </w:t>
-      </w:r>
-      <w:r>
-        <w:rPr>
-          <w:rFonts w:ascii="Menlo" w:hAnsi="Menlo" w:eastAsia="Menlo"/>
-          <w:b w:val="0"/>
-          <w:color w:val="000000"/>
-          <w:sz w:val="19"/>
-        </w:rPr>
-        <w:t>top_k</w:t>
-      </w:r>
-      <w:r>
-        <w:rPr>
-          <w:rFonts w:ascii="Heiti TC" w:hAnsi="Heiti TC" w:eastAsia="Heiti TC"/>
-          <w:b w:val="0"/>
-          <w:color w:val="000000"/>
-          <w:sz w:val="22"/>
-        </w:rPr>
-        <w:t>。建议先用默认值 5；对比多篇论文或精确数字题可适当提高，但更多分块也会增加耗时和干扰。</w:t>
+        <w:t>上传 PDF、DOCX、DOC、TXT、MD、CSV 文献，等待解析与索引完成（大论文首次向量化可能需数分钟）。</w:t>
       </w:r>
     </w:p>
     <w:p>
@@ -716,13 +769,7 @@
         <w:pStyle w:val="ListNumber"/>
       </w:pPr>
       <w:r>
-        <w:rPr>
-          <w:rFonts w:ascii="Heiti TC" w:hAnsi="Heiti TC" w:eastAsia="Heiti TC"/>
-          <w:b w:val="0"/>
-          <w:color w:val="000000"/>
-          <w:sz w:val="22"/>
-        </w:rPr>
-        <w:t>在中央提问。尽量写明论文名、数据集名、所需指标和比较对象；例如“P08 鲑鱼计数论文中，历史帧确认阈值从 4 降到 1 的计数变化及风险是什么”。</w:t>
+        <w:t>确认文档列表中显示“已索引”后，再返回中央提问。</w:t>
       </w:r>
     </w:p>
     <w:p>
@@ -730,13 +777,98 @@
         <w:pStyle w:val="ListNumber"/>
       </w:pPr>
       <w:r>
+        <w:t>左栏下方可新建、切换、删除会话；删除会移除本机对应历史，操作前请自行留存。</w:t>
+      </w:r>
+    </w:p>
+    <w:p>
+      <w:pPr>
+        <w:jc w:val="center"/>
+      </w:pPr>
+      <w:r>
+        <w:drawing>
+          <wp:inline xmlns:a="http://schemas.openxmlformats.org/drawingml/2006/main" xmlns:pic="http://schemas.openxmlformats.org/drawingml/2006/picture">
+            <wp:extent cx="2700000" cy="9000000"/>
+            <wp:docPr id="2" name="Picture 2"/>
+            <wp:cNvGraphicFramePr>
+              <a:graphicFrameLocks noChangeAspect="1"/>
+            </wp:cNvGraphicFramePr>
+            <a:graphic>
+              <a:graphicData uri="http://schemas.openxmlformats.org/drawingml/2006/picture">
+                <pic:pic>
+                  <pic:nvPicPr>
+                    <pic:cNvPr id="0" name="图2_左栏文档管理.png"/>
+                    <pic:cNvPicPr/>
+                  </pic:nvPicPr>
+                  <pic:blipFill>
+                    <a:blip r:embed="rId10"/>
+                    <a:stretch>
+                      <a:fillRect/>
+                    </a:stretch>
+                  </pic:blipFill>
+                  <pic:spPr>
+                    <a:xfrm>
+                      <a:off x="0" y="0"/>
+                      <a:ext cx="2700000" cy="9000000"/>
+                    </a:xfrm>
+                    <a:prstGeom prst="rect"/>
+                  </pic:spPr>
+                </pic:pic>
+              </a:graphicData>
+            </a:graphic>
+          </wp:inline>
+        </w:drawing>
+      </w:r>
+    </w:p>
+    <w:p>
+      <w:pPr>
+        <w:jc w:val="center"/>
+      </w:pPr>
+      <w:r>
         <w:rPr>
-          <w:rFonts w:ascii="Heiti TC" w:hAnsi="Heiti TC" w:eastAsia="Heiti TC"/>
           <w:b w:val="0"/>
-          <w:color w:val="000000"/>
-          <w:sz w:val="22"/>
+          <w:i/>
         </w:rPr>
-        <w:t>查看回答和右侧引用卡片。引用卡片显示文件名、页码及摘要；重要数字、方法或参数含义以原文为准。无引用不代表没有检索，可能是回答没有使用任何可验证来源。</w:t>
+        <w:t>图 2　左栏：知识库文档与会话管理</w:t>
+      </w:r>
+    </w:p>
+    <w:p>
+      <w:pPr>
+        <w:pStyle w:val="Heading2"/>
+      </w:pPr>
+      <w:r>
+        <w:t>4.3 顶栏：问答通道与检索条数</w:t>
+      </w:r>
+    </w:p>
+    <w:p>
+      <w:pPr>
+        <w:pStyle w:val="ListBullet"/>
+      </w:pPr>
+      <w:r>
+        <w:t>问答通道：Agent 编排（多步推理、更全面但更慢、更耗 Token）或 RAG 直连（一次检索生成，快而省）。</w:t>
+      </w:r>
+    </w:p>
+    <w:p>
+      <w:pPr>
+        <w:pStyle w:val="ListBullet"/>
+      </w:pPr>
+      <w:r>
+        <w:t>检索条数 top_k：仅对 RAG 直连生效，表示最终送入模型的参考段落数。</w:t>
+      </w:r>
+    </w:p>
+    <w:p>
+      <w:pPr>
+        <w:pStyle w:val="ListBullet"/>
+      </w:pPr>
+      <w:r>
+        <w:t>注意：Agent 通道下该滑杆不生效——每次检索的条数由模型在工具调用时自行决定（knowledge_search 默认 3/上限 10，knowledge_qa 默认 5）。</w:t>
+      </w:r>
+    </w:p>
+    <w:p>
+      <w:pPr>
+        <w:pStyle w:val="Heading2"/>
+      </w:pPr>
+      <w:r>
+        <w:t>4.4 中央：提问与流式回答</w:t>
       </w:r>
     </w:p>
     <w:p>
@@ -744,13 +876,7 @@
         <w:pStyle w:val="ListNumber"/>
       </w:pPr>
       <w:r>
-        <w:rPr>
-          <w:rFonts w:ascii="Heiti TC" w:hAnsi="Heiti TC" w:eastAsia="Heiti TC"/>
-          <w:b w:val="0"/>
-          <w:color w:val="000000"/>
-          <w:sz w:val="22"/>
-        </w:rPr>
-        <w:t>右侧还可查看本轮耗时、Token、Agent 思考与工具轨迹及系统状态。Agent 可能比 RAG 更慢且消耗更多 Token。</w:t>
+        <w:t>尽量写明论文名、数据集名、所需指标和比较对象；例如“P08 鲑鱼计数论文中，历史帧确认阈值从 4 降到 1 的计数变化及风险是什么”。</w:t>
       </w:r>
     </w:p>
     <w:p>
@@ -758,69 +884,240 @@
         <w:pStyle w:val="ListNumber"/>
       </w:pPr>
       <w:r>
-        <w:rPr>
-          <w:rFonts w:ascii="Heiti TC" w:hAnsi="Heiti TC" w:eastAsia="Heiti TC"/>
-          <w:b w:val="0"/>
-          <w:color w:val="000000"/>
-          <w:sz w:val="22"/>
-        </w:rPr>
-        <w:t>左栏可新建、切换和删除会话。删除会话会移除本机对应的历史记录，操作前请自行留存需要的内容。</w:t>
+        <w:t>回答以打字机效果流式输出，引用以 [来源: 文档名, 第X页] 标注并在正文上方动态出现。</w:t>
       </w:r>
     </w:p>
     <w:p>
+      <w:pPr>
+        <w:pStyle w:val="ListNumber"/>
+      </w:pPr>
+      <w:r>
+        <w:t>无引用不代表没有检索，可能是本轮回答未使用任何可验证来源。</w:t>
+      </w:r>
+    </w:p>
+    <w:p>
+      <w:pPr>
+        <w:jc w:val="center"/>
+      </w:pPr>
+      <w:r>
+        <w:drawing>
+          <wp:inline xmlns:a="http://schemas.openxmlformats.org/drawingml/2006/main" xmlns:pic="http://schemas.openxmlformats.org/drawingml/2006/picture">
+            <wp:extent cx="4680000" cy="6554622"/>
+            <wp:docPr id="3" name="Picture 3"/>
+            <wp:cNvGraphicFramePr>
+              <a:graphicFrameLocks noChangeAspect="1"/>
+            </wp:cNvGraphicFramePr>
+            <a:graphic>
+              <a:graphicData uri="http://schemas.openxmlformats.org/drawingml/2006/picture">
+                <pic:pic>
+                  <pic:nvPicPr>
+                    <pic:cNvPr id="0" name="图3_中央对话与引用.png"/>
+                    <pic:cNvPicPr/>
+                  </pic:nvPicPr>
+                  <pic:blipFill>
+                    <a:blip r:embed="rId11"/>
+                    <a:stretch>
+                      <a:fillRect/>
+                    </a:stretch>
+                  </pic:blipFill>
+                  <pic:spPr>
+                    <a:xfrm>
+                      <a:off x="0" y="0"/>
+                      <a:ext cx="4680000" cy="6554622"/>
+                    </a:xfrm>
+                    <a:prstGeom prst="rect"/>
+                  </pic:spPr>
+                </pic:pic>
+              </a:graphicData>
+            </a:graphic>
+          </wp:inline>
+        </w:drawing>
+      </w:r>
+    </w:p>
+    <w:p>
+      <w:pPr>
+        <w:jc w:val="center"/>
+      </w:pPr>
       <w:r>
         <w:rPr>
-          <w:rFonts w:ascii="Menlo" w:hAnsi="Menlo" w:eastAsia="Menlo"/>
           <w:b w:val="0"/>
-          <w:color w:val="000000"/>
-          <w:sz w:val="19"/>
+          <w:i/>
         </w:rPr>
-        <w:t>USE_AGENT=true</w:t>
+        <w:t>图 3　中央对话区（流式回答 + 引用标注）</w:t>
       </w:r>
+    </w:p>
+    <w:p>
+      <w:pPr>
+        <w:pStyle w:val="Heading2"/>
+      </w:pPr>
+      <w:r>
+        <w:t>4.5 右栏：可观测性面板</w:t>
+      </w:r>
+    </w:p>
+    <w:p>
+      <w:pPr>
+        <w:pStyle w:val="ListNumber"/>
+      </w:pPr>
+      <w:r>
+        <w:t>本轮引用来源：列出本轮实际标注的来源（文件名、页码、相关度与摘要片段）。</w:t>
+      </w:r>
+    </w:p>
+    <w:p>
+      <w:pPr>
+        <w:pStyle w:val="ListNumber"/>
+      </w:pPr>
+      <w:r>
+        <w:t>本轮指标：耗时、Token 合计、引用数。</w:t>
+      </w:r>
+    </w:p>
+    <w:p>
+      <w:pPr>
+        <w:pStyle w:val="ListNumber"/>
+      </w:pPr>
+      <w:r>
+        <w:t>Agent 推理轨迹：Thought → Action → Observation 随事件流实时出现（Agent 通道）。</w:t>
+      </w:r>
+    </w:p>
+    <w:p>
+      <w:pPr>
+        <w:pStyle w:val="ListNumber"/>
+      </w:pPr>
+      <w:r>
+        <w:t>系统监控与 Agent 指标：向量总数、文档数、缓存命中率、工具成功率等。</w:t>
+      </w:r>
+    </w:p>
+    <w:p>
+      <w:pPr>
+        <w:pStyle w:val="ListNumber"/>
+      </w:pPr>
+      <w:r>
+        <w:t>Token 消耗（按工具分别统计）：按工具列出 本轮 / 累计 Token，生成轮单独对账，各行合计与总量一致。</w:t>
+      </w:r>
+    </w:p>
+    <w:p>
+      <w:pPr>
+        <w:jc w:val="center"/>
+      </w:pPr>
+      <w:r>
+        <w:drawing>
+          <wp:inline xmlns:a="http://schemas.openxmlformats.org/drawingml/2006/main" xmlns:pic="http://schemas.openxmlformats.org/drawingml/2006/picture">
+            <wp:extent cx="3060000" cy="5806452"/>
+            <wp:docPr id="4" name="Picture 4"/>
+            <wp:cNvGraphicFramePr>
+              <a:graphicFrameLocks noChangeAspect="1"/>
+            </wp:cNvGraphicFramePr>
+            <a:graphic>
+              <a:graphicData uri="http://schemas.openxmlformats.org/drawingml/2006/picture">
+                <pic:pic>
+                  <pic:nvPicPr>
+                    <pic:cNvPr id="0" name="图4_右侧引用卡片.png"/>
+                    <pic:cNvPicPr/>
+                  </pic:nvPicPr>
+                  <pic:blipFill>
+                    <a:blip r:embed="rId12"/>
+                    <a:stretch>
+                      <a:fillRect/>
+                    </a:stretch>
+                  </pic:blipFill>
+                  <pic:spPr>
+                    <a:xfrm>
+                      <a:off x="0" y="0"/>
+                      <a:ext cx="3060000" cy="5806452"/>
+                    </a:xfrm>
+                    <a:prstGeom prst="rect"/>
+                  </pic:spPr>
+                </pic:pic>
+              </a:graphicData>
+            </a:graphic>
+          </wp:inline>
+        </w:drawing>
+      </w:r>
+    </w:p>
+    <w:p>
+      <w:pPr>
+        <w:jc w:val="center"/>
+      </w:pPr>
       <w:r>
         <w:rPr>
-          <w:rFonts w:ascii="Heiti TC" w:hAnsi="Heiti TC" w:eastAsia="Heiti TC"/>
           <w:b w:val="0"/>
-          <w:color w:val="000000"/>
-          <w:sz w:val="22"/>
+          <w:i/>
         </w:rPr>
-        <w:t xml:space="preserve"> 启用 Agent 通道；改为 </w:t>
+        <w:t>图 4　右栏：本轮引用来源</w:t>
       </w:r>
+    </w:p>
+    <w:p>
+      <w:pPr>
+        <w:jc w:val="center"/>
+      </w:pPr>
+      <w:r>
+        <w:drawing>
+          <wp:inline xmlns:a="http://schemas.openxmlformats.org/drawingml/2006/main" xmlns:pic="http://schemas.openxmlformats.org/drawingml/2006/picture">
+            <wp:extent cx="3420000" cy="6489564"/>
+            <wp:docPr id="5" name="Picture 5"/>
+            <wp:cNvGraphicFramePr>
+              <a:graphicFrameLocks noChangeAspect="1"/>
+            </wp:cNvGraphicFramePr>
+            <a:graphic>
+              <a:graphicData uri="http://schemas.openxmlformats.org/drawingml/2006/picture">
+                <pic:pic>
+                  <pic:nvPicPr>
+                    <pic:cNvPr id="0" name="图5_右侧Token分工具统计.png"/>
+                    <pic:cNvPicPr/>
+                  </pic:nvPicPr>
+                  <pic:blipFill>
+                    <a:blip r:embed="rId13"/>
+                    <a:stretch>
+                      <a:fillRect/>
+                    </a:stretch>
+                  </pic:blipFill>
+                  <pic:spPr>
+                    <a:xfrm>
+                      <a:off x="0" y="0"/>
+                      <a:ext cx="3420000" cy="6489564"/>
+                    </a:xfrm>
+                    <a:prstGeom prst="rect"/>
+                  </pic:spPr>
+                </pic:pic>
+              </a:graphicData>
+            </a:graphic>
+          </wp:inline>
+        </w:drawing>
+      </w:r>
+    </w:p>
+    <w:p>
+      <w:pPr>
+        <w:jc w:val="center"/>
+      </w:pPr>
       <w:r>
         <w:rPr>
-          <w:rFonts w:ascii="Menlo" w:hAnsi="Menlo" w:eastAsia="Menlo"/>
           <w:b w:val="0"/>
-          <w:color w:val="000000"/>
-          <w:sz w:val="19"/>
+          <w:i/>
         </w:rPr>
-        <w:t>false</w:t>
+        <w:t>图 5　右栏：分工具 Token 统计（本轮 + 累计）</w:t>
       </w:r>
+    </w:p>
+    <w:p>
+      <w:pPr>
+        <w:pStyle w:val="Heading2"/>
+      </w:pPr>
       <w:r>
-        <w:rPr>
-          <w:rFonts w:ascii="Heiti TC" w:hAnsi="Heiti TC" w:eastAsia="Heiti TC"/>
-          <w:b w:val="0"/>
-          <w:color w:val="000000"/>
-          <w:sz w:val="22"/>
-        </w:rPr>
-        <w:t xml:space="preserve"> 使用 RAG 直连。修改 </w:t>
+        <w:t>4.6 通道切换说明</w:t>
       </w:r>
+    </w:p>
+    <w:p>
+      <w:pPr>
+        <w:pStyle w:val="ListBullet"/>
+      </w:pPr>
       <w:r>
-        <w:rPr>
-          <w:rFonts w:ascii="Menlo" w:hAnsi="Menlo" w:eastAsia="Menlo"/>
-          <w:b w:val="0"/>
-          <w:color w:val="000000"/>
-          <w:sz w:val="19"/>
-        </w:rPr>
-        <w:t>.env</w:t>
+        <w:t>USE_AGENT=true 启用 Agent 通道，false 使用 RAG 直连；修改 .env 后需重启前后端。</w:t>
       </w:r>
+    </w:p>
+    <w:p>
+      <w:pPr>
+        <w:pStyle w:val="ListBullet"/>
+      </w:pPr>
       <w:r>
-        <w:rPr>
-          <w:rFonts w:ascii="Heiti TC" w:hAnsi="Heiti TC" w:eastAsia="Heiti TC"/>
-          <w:b w:val="0"/>
-          <w:color w:val="000000"/>
-          <w:sz w:val="22"/>
-        </w:rPr>
-        <w:t xml:space="preserve"> 后重启前后端。Agent 服务不可用时，前端可能提示降级到 RAG；请留意界面上的通道标识。</w:t>
+        <w:t>Agent 服务不可用时，前端会自动降级到 RAG 直连并在界面明确提示，请留意通道标识。</w:t>
       </w:r>
     </w:p>
     <w:p>
@@ -832,50 +1129,35 @@
       </w:r>
     </w:p>
     <w:p>
+      <w:pPr>
+        <w:pStyle w:val="ListBullet"/>
+      </w:pPr>
       <w:r>
-        <w:rPr>
-          <w:rFonts w:ascii="Heiti TC" w:hAnsi="Heiti TC" w:eastAsia="Heiti TC"/>
-          <w:b w:val="0"/>
-          <w:color w:val="000000"/>
-          <w:sz w:val="22"/>
-        </w:rPr>
-        <w:t xml:space="preserve">上传成功后，先确认列表中显示已索引，再提问。文档删除会同时移除文件和对应检索索引；删除前备份需要保留的原文。不要手工改写 </w:t>
+        <w:t>支持格式：PDF / DOCX / DOC / TXT / MD / CSV。</w:t>
       </w:r>
+    </w:p>
+    <w:p>
+      <w:pPr>
+        <w:pStyle w:val="ListBullet"/>
+      </w:pPr>
       <w:r>
-        <w:rPr>
-          <w:rFonts w:ascii="Menlo" w:hAnsi="Menlo" w:eastAsia="Menlo"/>
-          <w:b w:val="0"/>
-          <w:color w:val="000000"/>
-          <w:sz w:val="19"/>
-        </w:rPr>
-        <w:t>index/</w:t>
+        <w:t>上传成功后先确认“已索引”再提问；大文档首次向量化较慢属正常。</w:t>
       </w:r>
+    </w:p>
+    <w:p>
+      <w:pPr>
+        <w:pStyle w:val="ListBullet"/>
+      </w:pPr>
       <w:r>
-        <w:rPr>
-          <w:rFonts w:ascii="Heiti TC" w:hAnsi="Heiti TC" w:eastAsia="Heiti TC"/>
-          <w:b w:val="0"/>
-          <w:color w:val="000000"/>
-          <w:sz w:val="22"/>
-        </w:rPr>
-        <w:t xml:space="preserve"> 内的文件。若已有索引来源与现存 </w:t>
+        <w:t>删除文档会同时移除物理文件与对应向量/BM25/缓存记录（当前实现为秒级，不再整库重编码）。</w:t>
       </w:r>
+    </w:p>
+    <w:p>
+      <w:pPr>
+        <w:pStyle w:val="ListBullet"/>
+      </w:pPr>
       <w:r>
-        <w:rPr>
-          <w:rFonts w:ascii="Menlo" w:hAnsi="Menlo" w:eastAsia="Menlo"/>
-          <w:b w:val="0"/>
-          <w:color w:val="000000"/>
-          <w:sz w:val="19"/>
-        </w:rPr>
-        <w:t>uploads/</w:t>
-      </w:r>
-      <w:r>
-        <w:rPr>
-          <w:rFonts w:ascii="Heiti TC" w:hAnsi="Heiti TC" w:eastAsia="Heiti TC"/>
-          <w:b w:val="0"/>
-          <w:color w:val="000000"/>
-          <w:sz w:val="22"/>
-        </w:rPr>
-        <w:t xml:space="preserve"> 不一致，应先备份索引，再按管理员流程重建。</w:t>
+        <w:t>不要手工改写 index/ 内的文件；如需重建索引，删除 index/ 后重新上传即可。</w:t>
       </w:r>
     </w:p>
     <w:p>
@@ -888,80 +1170,31 @@
     </w:p>
     <w:tbl>
       <w:tblPr>
+        <w:tblStyle w:val="LightGrid-Accent1"/>
         <w:tblW w:type="auto" w:w="0"/>
-        <w:tblLayout w:type="fixed"/>
         <w:tblLook w:firstColumn="1" w:firstRow="1" w:lastColumn="0" w:lastRow="0" w:noHBand="0" w:noVBand="1" w:val="04A0"/>
       </w:tblPr>
       <w:tblGrid>
-        <w:gridCol w:w="4536"/>
-        <w:gridCol w:w="4536"/>
+        <w:gridCol w:w="4320"/>
+        <w:gridCol w:w="4320"/>
       </w:tblGrid>
       <w:tr>
-        <w:trPr>
-          <w:tblHeader/>
-        </w:trPr>
         <w:tc>
           <w:tcPr>
-            <w:tcW w:type="dxa" w:w="2520"/>
-            <w:vAlign w:val="center"/>
-            <w:tcMar>
-              <w:top w:w="115" w:type="dxa"/>
-              <w:start w:w="115" w:type="dxa"/>
-              <w:bottom w:w="115" w:type="dxa"/>
-              <w:end w:w="115" w:type="dxa"/>
-            </w:tcMar>
-            <w:tcBorders>
-              <w:top w:val="single" w:color="D9D9D9" w:sz="6"/>
-              <w:left w:val="single" w:color="D9D9D9" w:sz="6"/>
-              <w:bottom w:val="single" w:color="D9D9D9" w:sz="6"/>
-              <w:right w:val="single" w:color="D9D9D9" w:sz="6"/>
-            </w:tcBorders>
-            <w:shd w:fill="EAF2F8"/>
+            <w:tcW w:type="dxa" w:w="4320"/>
           </w:tcPr>
           <w:p>
-            <w:pPr>
-              <w:spacing w:after="0"/>
-            </w:pPr>
             <w:r>
-              <w:rPr>
-                <w:rFonts w:ascii="Heiti TC" w:hAnsi="Heiti TC" w:eastAsia="Heiti TC"/>
-                <w:b w:val="0"/>
-                <w:color w:val="000000"/>
-                <w:sz w:val="22"/>
-              </w:rPr>
               <w:t>现象</w:t>
             </w:r>
           </w:p>
         </w:tc>
         <w:tc>
           <w:tcPr>
-            <w:tcW w:type="dxa" w:w="6480"/>
-            <w:vAlign w:val="center"/>
-            <w:tcMar>
-              <w:top w:w="115" w:type="dxa"/>
-              <w:start w:w="115" w:type="dxa"/>
-              <w:bottom w:w="115" w:type="dxa"/>
-              <w:end w:w="115" w:type="dxa"/>
-            </w:tcMar>
-            <w:tcBorders>
-              <w:top w:val="single" w:color="D9D9D9" w:sz="6"/>
-              <w:left w:val="single" w:color="D9D9D9" w:sz="6"/>
-              <w:bottom w:val="single" w:color="D9D9D9" w:sz="6"/>
-              <w:right w:val="single" w:color="D9D9D9" w:sz="6"/>
-            </w:tcBorders>
-            <w:shd w:fill="EAF2F8"/>
+            <w:tcW w:type="dxa" w:w="4320"/>
           </w:tcPr>
           <w:p>
-            <w:pPr>
-              <w:spacing w:after="0"/>
-            </w:pPr>
             <w:r>
-              <w:rPr>
-                <w:rFonts w:ascii="Heiti TC" w:hAnsi="Heiti TC" w:eastAsia="Heiti TC"/>
-                <w:b w:val="0"/>
-                <w:color w:val="000000"/>
-                <w:sz w:val="22"/>
-              </w:rPr>
               <w:t>检查和处理</w:t>
             </w:r>
           </w:p>
@@ -970,101 +1203,21 @@
       <w:tr>
         <w:tc>
           <w:tcPr>
-            <w:tcW w:type="dxa" w:w="2520"/>
-            <w:vAlign w:val="center"/>
-            <w:tcMar>
-              <w:top w:w="115" w:type="dxa"/>
-              <w:start w:w="115" w:type="dxa"/>
-              <w:bottom w:w="115" w:type="dxa"/>
-              <w:end w:w="115" w:type="dxa"/>
-            </w:tcMar>
-            <w:tcBorders>
-              <w:top w:val="single" w:color="D9D9D9" w:sz="6"/>
-              <w:left w:val="single" w:color="D9D9D9" w:sz="6"/>
-              <w:bottom w:val="single" w:color="D9D9D9" w:sz="6"/>
-              <w:right w:val="single" w:color="D9D9D9" w:sz="6"/>
-            </w:tcBorders>
+            <w:tcW w:type="dxa" w:w="4320"/>
           </w:tcPr>
           <w:p>
-            <w:pPr>
-              <w:spacing w:after="0"/>
-            </w:pPr>
             <w:r>
-              <w:rPr>
-                <w:rFonts w:ascii="Heiti TC" w:hAnsi="Heiti TC" w:eastAsia="Heiti TC"/>
-                <w:b w:val="0"/>
-                <w:color w:val="000000"/>
-                <w:sz w:val="22"/>
-              </w:rPr>
               <w:t>页面提示后端不可用</w:t>
             </w:r>
           </w:p>
         </w:tc>
         <w:tc>
           <w:tcPr>
-            <w:tcW w:type="dxa" w:w="6480"/>
-            <w:vAlign w:val="center"/>
-            <w:tcMar>
-              <w:top w:w="115" w:type="dxa"/>
-              <w:start w:w="115" w:type="dxa"/>
-              <w:bottom w:w="115" w:type="dxa"/>
-              <w:end w:w="115" w:type="dxa"/>
-            </w:tcMar>
-            <w:tcBorders>
-              <w:top w:val="single" w:color="D9D9D9" w:sz="6"/>
-              <w:left w:val="single" w:color="D9D9D9" w:sz="6"/>
-              <w:bottom w:val="single" w:color="D9D9D9" w:sz="6"/>
-              <w:right w:val="single" w:color="D9D9D9" w:sz="6"/>
-            </w:tcBorders>
+            <w:tcW w:type="dxa" w:w="4320"/>
           </w:tcPr>
           <w:p>
-            <w:pPr>
-              <w:spacing w:after="0"/>
-            </w:pPr>
             <w:r>
-              <w:rPr>
-                <w:rFonts w:ascii="Heiti TC" w:hAnsi="Heiti TC" w:eastAsia="Heiti TC"/>
-                <w:b w:val="0"/>
-                <w:color w:val="000000"/>
-                <w:sz w:val="22"/>
-              </w:rPr>
-              <w:t xml:space="preserve">确认终端一仍在运行；检查 </w:t>
-            </w:r>
-            <w:r>
-              <w:rPr>
-                <w:rFonts w:ascii="Menlo" w:hAnsi="Menlo" w:eastAsia="Menlo"/>
-                <w:b w:val="0"/>
-                <w:color w:val="000000"/>
-                <w:sz w:val="19"/>
-              </w:rPr>
-              <w:t>/health</w:t>
-            </w:r>
-            <w:r>
-              <w:rPr>
-                <w:rFonts w:ascii="Heiti TC" w:hAnsi="Heiti TC" w:eastAsia="Heiti TC"/>
-                <w:b w:val="0"/>
-                <w:color w:val="000000"/>
-                <w:sz w:val="22"/>
-              </w:rPr>
-              <w:t xml:space="preserve">、端口 8000，以及前端 </w:t>
-            </w:r>
-            <w:r>
-              <w:rPr>
-                <w:rFonts w:ascii="Menlo" w:hAnsi="Menlo" w:eastAsia="Menlo"/>
-                <w:b w:val="0"/>
-                <w:color w:val="000000"/>
-                <w:sz w:val="19"/>
-              </w:rPr>
-              <w:t>RAG_API_BASE_URL</w:t>
-            </w:r>
-            <w:r>
-              <w:rPr>
-                <w:rFonts w:ascii="Heiti TC" w:hAnsi="Heiti TC" w:eastAsia="Heiti TC"/>
-                <w:b w:val="0"/>
-                <w:color w:val="000000"/>
-                <w:sz w:val="22"/>
-              </w:rPr>
-              <w:t>。</w:t>
+              <w:t>确认后端进程/容器仍在运行；检查 /health、端口 8000，以及前端 RAG_API_BASE_URL。</w:t>
             </w:r>
           </w:p>
         </w:tc>
@@ -1072,121 +1225,21 @@
       <w:tr>
         <w:tc>
           <w:tcPr>
-            <w:tcW w:type="dxa" w:w="2520"/>
-            <w:vAlign w:val="center"/>
-            <w:tcMar>
-              <w:top w:w="115" w:type="dxa"/>
-              <w:start w:w="115" w:type="dxa"/>
-              <w:bottom w:w="115" w:type="dxa"/>
-              <w:end w:w="115" w:type="dxa"/>
-            </w:tcMar>
-            <w:tcBorders>
-              <w:top w:val="single" w:color="D9D9D9" w:sz="6"/>
-              <w:left w:val="single" w:color="D9D9D9" w:sz="6"/>
-              <w:bottom w:val="single" w:color="D9D9D9" w:sz="6"/>
-              <w:right w:val="single" w:color="D9D9D9" w:sz="6"/>
-            </w:tcBorders>
-            <w:shd w:fill="F7F9FA"/>
+            <w:tcW w:type="dxa" w:w="4320"/>
           </w:tcPr>
           <w:p>
-            <w:pPr>
-              <w:spacing w:after="0"/>
-            </w:pPr>
             <w:r>
-              <w:rPr>
-                <w:rFonts w:ascii="Heiti TC" w:hAnsi="Heiti TC" w:eastAsia="Heiti TC"/>
-                <w:b w:val="0"/>
-                <w:color w:val="000000"/>
-                <w:sz w:val="22"/>
-              </w:rPr>
               <w:t>后端健康但前端显示 502</w:t>
             </w:r>
           </w:p>
         </w:tc>
         <w:tc>
           <w:tcPr>
-            <w:tcW w:type="dxa" w:w="6480"/>
-            <w:vAlign w:val="center"/>
-            <w:tcMar>
-              <w:top w:w="115" w:type="dxa"/>
-              <w:start w:w="115" w:type="dxa"/>
-              <w:bottom w:w="115" w:type="dxa"/>
-              <w:end w:w="115" w:type="dxa"/>
-            </w:tcMar>
-            <w:tcBorders>
-              <w:top w:val="single" w:color="D9D9D9" w:sz="6"/>
-              <w:left w:val="single" w:color="D9D9D9" w:sz="6"/>
-              <w:bottom w:val="single" w:color="D9D9D9" w:sz="6"/>
-              <w:right w:val="single" w:color="D9D9D9" w:sz="6"/>
-            </w:tcBorders>
-            <w:shd w:fill="F7F9FA"/>
+            <w:tcW w:type="dxa" w:w="4320"/>
           </w:tcPr>
           <w:p>
-            <w:pPr>
-              <w:spacing w:after="0"/>
-            </w:pPr>
             <w:r>
-              <w:rPr>
-                <w:rFonts w:ascii="Heiti TC" w:hAnsi="Heiti TC" w:eastAsia="Heiti TC"/>
-                <w:b w:val="0"/>
-                <w:color w:val="000000"/>
-                <w:sz w:val="22"/>
-              </w:rPr>
-              <w:t xml:space="preserve">检查系统代理是否错误代理本机地址；将 </w:t>
-            </w:r>
-            <w:r>
-              <w:rPr>
-                <w:rFonts w:ascii="Menlo" w:hAnsi="Menlo" w:eastAsia="Menlo"/>
-                <w:b w:val="0"/>
-                <w:color w:val="000000"/>
-                <w:sz w:val="19"/>
-              </w:rPr>
-              <w:t>127.0.0.1,localhost</w:t>
-            </w:r>
-            <w:r>
-              <w:rPr>
-                <w:rFonts w:ascii="Heiti TC" w:hAnsi="Heiti TC" w:eastAsia="Heiti TC"/>
-                <w:b w:val="0"/>
-                <w:color w:val="000000"/>
-                <w:sz w:val="22"/>
-              </w:rPr>
-              <w:t xml:space="preserve"> 加入 </w:t>
-            </w:r>
-            <w:r>
-              <w:rPr>
-                <w:rFonts w:ascii="Menlo" w:hAnsi="Menlo" w:eastAsia="Menlo"/>
-                <w:b w:val="0"/>
-                <w:color w:val="000000"/>
-                <w:sz w:val="19"/>
-              </w:rPr>
-              <w:t>NO_PROXY</w:t>
-            </w:r>
-            <w:r>
-              <w:rPr>
-                <w:rFonts w:ascii="Heiti TC" w:hAnsi="Heiti TC" w:eastAsia="Heiti TC"/>
-                <w:b w:val="0"/>
-                <w:color w:val="000000"/>
-                <w:sz w:val="22"/>
-              </w:rPr>
-              <w:t xml:space="preserve"> 和 </w:t>
-            </w:r>
-            <w:r>
-              <w:rPr>
-                <w:rFonts w:ascii="Menlo" w:hAnsi="Menlo" w:eastAsia="Menlo"/>
-                <w:b w:val="0"/>
-                <w:color w:val="000000"/>
-                <w:sz w:val="19"/>
-              </w:rPr>
-              <w:t>no_proxy</w:t>
-            </w:r>
-            <w:r>
-              <w:rPr>
-                <w:rFonts w:ascii="Heiti TC" w:hAnsi="Heiti TC" w:eastAsia="Heiti TC"/>
-                <w:b w:val="0"/>
-                <w:color w:val="000000"/>
-                <w:sz w:val="22"/>
-              </w:rPr>
-              <w:t xml:space="preserve"> 后重启前端。</w:t>
+              <w:t>检查系统代理是否错误代理本机地址；将 127.0.0.1、localhost 加入 NO_PROXY 后重启前端。</w:t>
             </w:r>
           </w:p>
         </w:tc>
@@ -1194,65 +1247,21 @@
       <w:tr>
         <w:tc>
           <w:tcPr>
-            <w:tcW w:type="dxa" w:w="2520"/>
-            <w:vAlign w:val="center"/>
-            <w:tcMar>
-              <w:top w:w="115" w:type="dxa"/>
-              <w:start w:w="115" w:type="dxa"/>
-              <w:bottom w:w="115" w:type="dxa"/>
-              <w:end w:w="115" w:type="dxa"/>
-            </w:tcMar>
-            <w:tcBorders>
-              <w:top w:val="single" w:color="D9D9D9" w:sz="6"/>
-              <w:left w:val="single" w:color="D9D9D9" w:sz="6"/>
-              <w:bottom w:val="single" w:color="D9D9D9" w:sz="6"/>
-              <w:right w:val="single" w:color="D9D9D9" w:sz="6"/>
-            </w:tcBorders>
+            <w:tcW w:type="dxa" w:w="4320"/>
           </w:tcPr>
           <w:p>
-            <w:pPr>
-              <w:spacing w:after="0"/>
-            </w:pPr>
             <w:r>
-              <w:rPr>
-                <w:rFonts w:ascii="Heiti TC" w:hAnsi="Heiti TC" w:eastAsia="Heiti TC"/>
-                <w:b w:val="0"/>
-                <w:color w:val="000000"/>
-                <w:sz w:val="22"/>
-              </w:rPr>
               <w:t>首次提问很慢</w:t>
             </w:r>
           </w:p>
         </w:tc>
         <w:tc>
           <w:tcPr>
-            <w:tcW w:type="dxa" w:w="6480"/>
-            <w:vAlign w:val="center"/>
-            <w:tcMar>
-              <w:top w:w="115" w:type="dxa"/>
-              <w:start w:w="115" w:type="dxa"/>
-              <w:bottom w:w="115" w:type="dxa"/>
-              <w:end w:w="115" w:type="dxa"/>
-            </w:tcMar>
-            <w:tcBorders>
-              <w:top w:val="single" w:color="D9D9D9" w:sz="6"/>
-              <w:left w:val="single" w:color="D9D9D9" w:sz="6"/>
-              <w:bottom w:val="single" w:color="D9D9D9" w:sz="6"/>
-              <w:right w:val="single" w:color="D9D9D9" w:sz="6"/>
-            </w:tcBorders>
+            <w:tcW w:type="dxa" w:w="4320"/>
           </w:tcPr>
           <w:p>
-            <w:pPr>
-              <w:spacing w:after="0"/>
-            </w:pPr>
             <w:r>
-              <w:rPr>
-                <w:rFonts w:ascii="Heiti TC" w:hAnsi="Heiti TC" w:eastAsia="Heiti TC"/>
-                <w:b w:val="0"/>
-                <w:color w:val="000000"/>
-                <w:sz w:val="22"/>
-              </w:rPr>
-              <w:t>本地模型首次加载和外部 API 首次请求会增加耗时；待预热后再判断稳态性能。</w:t>
+              <w:t>本地模型首次加载 + 外部 API 首次请求会增加耗时；预热后再判断稳态性能。</w:t>
             </w:r>
           </w:p>
         </w:tc>
@@ -1260,103 +1269,21 @@
       <w:tr>
         <w:tc>
           <w:tcPr>
-            <w:tcW w:type="dxa" w:w="2520"/>
-            <w:vAlign w:val="center"/>
-            <w:tcMar>
-              <w:top w:w="115" w:type="dxa"/>
-              <w:start w:w="115" w:type="dxa"/>
-              <w:bottom w:w="115" w:type="dxa"/>
-              <w:end w:w="115" w:type="dxa"/>
-            </w:tcMar>
-            <w:tcBorders>
-              <w:top w:val="single" w:color="D9D9D9" w:sz="6"/>
-              <w:left w:val="single" w:color="D9D9D9" w:sz="6"/>
-              <w:bottom w:val="single" w:color="D9D9D9" w:sz="6"/>
-              <w:right w:val="single" w:color="D9D9D9" w:sz="6"/>
-            </w:tcBorders>
-            <w:shd w:fill="F7F9FA"/>
+            <w:tcW w:type="dxa" w:w="4320"/>
           </w:tcPr>
           <w:p>
-            <w:pPr>
-              <w:spacing w:after="0"/>
-            </w:pPr>
             <w:r>
-              <w:rPr>
-                <w:rFonts w:ascii="Heiti TC" w:hAnsi="Heiti TC" w:eastAsia="Heiti TC"/>
-                <w:b w:val="0"/>
-                <w:color w:val="000000"/>
-                <w:sz w:val="22"/>
-              </w:rPr>
               <w:t>回答提示模型调用失败</w:t>
             </w:r>
           </w:p>
         </w:tc>
         <w:tc>
           <w:tcPr>
-            <w:tcW w:type="dxa" w:w="6480"/>
-            <w:vAlign w:val="center"/>
-            <w:tcMar>
-              <w:top w:w="115" w:type="dxa"/>
-              <w:start w:w="115" w:type="dxa"/>
-              <w:bottom w:w="115" w:type="dxa"/>
-              <w:end w:w="115" w:type="dxa"/>
-            </w:tcMar>
-            <w:tcBorders>
-              <w:top w:val="single" w:color="D9D9D9" w:sz="6"/>
-              <w:left w:val="single" w:color="D9D9D9" w:sz="6"/>
-              <w:bottom w:val="single" w:color="D9D9D9" w:sz="6"/>
-              <w:right w:val="single" w:color="D9D9D9" w:sz="6"/>
-            </w:tcBorders>
-            <w:shd w:fill="F7F9FA"/>
+            <w:tcW w:type="dxa" w:w="4320"/>
           </w:tcPr>
           <w:p>
-            <w:pPr>
-              <w:spacing w:after="0"/>
-            </w:pPr>
             <w:r>
-              <w:rPr>
-                <w:rFonts w:ascii="Heiti TC" w:hAnsi="Heiti TC" w:eastAsia="Heiti TC"/>
-                <w:b w:val="0"/>
-                <w:color w:val="000000"/>
-                <w:sz w:val="22"/>
-              </w:rPr>
-              <w:t>检查 API Key、余额、</w:t>
-            </w:r>
-            <w:r>
-              <w:rPr>
-                <w:rFonts w:ascii="Menlo" w:hAnsi="Menlo" w:eastAsia="Menlo"/>
-                <w:b w:val="0"/>
-                <w:color w:val="000000"/>
-                <w:sz w:val="19"/>
-              </w:rPr>
-              <w:t>SILICONFLOW_BASE_URL</w:t>
-            </w:r>
-            <w:r>
-              <w:rPr>
-                <w:rFonts w:ascii="Heiti TC" w:hAnsi="Heiti TC" w:eastAsia="Heiti TC"/>
-                <w:b w:val="0"/>
-                <w:color w:val="000000"/>
-                <w:sz w:val="22"/>
-              </w:rPr>
-              <w:t xml:space="preserve"> 与 </w:t>
-            </w:r>
-            <w:r>
-              <w:rPr>
-                <w:rFonts w:ascii="Menlo" w:hAnsi="Menlo" w:eastAsia="Menlo"/>
-                <w:b w:val="0"/>
-                <w:color w:val="000000"/>
-                <w:sz w:val="19"/>
-              </w:rPr>
-              <w:t>CHAT_MODEL</w:t>
-            </w:r>
-            <w:r>
-              <w:rPr>
-                <w:rFonts w:ascii="Heiti TC" w:hAnsi="Heiti TC" w:eastAsia="Heiti TC"/>
-                <w:b w:val="0"/>
-                <w:color w:val="000000"/>
-                <w:sz w:val="22"/>
-              </w:rPr>
-              <w:t xml:space="preserve"> 是否匹配；勿把密钥复制给他人排错。</w:t>
+              <w:t>检查 API Key、余额、SILICONFLOW_BASE_URL 与 CHAT_MODEL 是否匹配；勿把密钥复制给他人排错。</w:t>
             </w:r>
           </w:p>
         </w:tc>
@@ -1364,83 +1291,21 @@
       <w:tr>
         <w:tc>
           <w:tcPr>
-            <w:tcW w:type="dxa" w:w="2520"/>
-            <w:vAlign w:val="center"/>
-            <w:tcMar>
-              <w:top w:w="115" w:type="dxa"/>
-              <w:start w:w="115" w:type="dxa"/>
-              <w:bottom w:w="115" w:type="dxa"/>
-              <w:end w:w="115" w:type="dxa"/>
-            </w:tcMar>
-            <w:tcBorders>
-              <w:top w:val="single" w:color="D9D9D9" w:sz="6"/>
-              <w:left w:val="single" w:color="D9D9D9" w:sz="6"/>
-              <w:bottom w:val="single" w:color="D9D9D9" w:sz="6"/>
-              <w:right w:val="single" w:color="D9D9D9" w:sz="6"/>
-            </w:tcBorders>
+            <w:tcW w:type="dxa" w:w="4320"/>
           </w:tcPr>
           <w:p>
-            <w:pPr>
-              <w:spacing w:after="0"/>
-            </w:pPr>
             <w:r>
-              <w:rPr>
-                <w:rFonts w:ascii="Heiti TC" w:hAnsi="Heiti TC" w:eastAsia="Heiti TC"/>
-                <w:b w:val="0"/>
-                <w:color w:val="000000"/>
-                <w:sz w:val="22"/>
-              </w:rPr>
               <w:t>上传后找不到相关文献</w:t>
             </w:r>
           </w:p>
         </w:tc>
         <w:tc>
           <w:tcPr>
-            <w:tcW w:type="dxa" w:w="6480"/>
-            <w:vAlign w:val="center"/>
-            <w:tcMar>
-              <w:top w:w="115" w:type="dxa"/>
-              <w:start w:w="115" w:type="dxa"/>
-              <w:bottom w:w="115" w:type="dxa"/>
-              <w:end w:w="115" w:type="dxa"/>
-            </w:tcMar>
-            <w:tcBorders>
-              <w:top w:val="single" w:color="D9D9D9" w:sz="6"/>
-              <w:left w:val="single" w:color="D9D9D9" w:sz="6"/>
-              <w:bottom w:val="single" w:color="D9D9D9" w:sz="6"/>
-              <w:right w:val="single" w:color="D9D9D9" w:sz="6"/>
-            </w:tcBorders>
+            <w:tcW w:type="dxa" w:w="4320"/>
           </w:tcPr>
           <w:p>
-            <w:pPr>
-              <w:spacing w:after="0"/>
-            </w:pPr>
             <w:r>
-              <w:rPr>
-                <w:rFonts w:ascii="Heiti TC" w:hAnsi="Heiti TC" w:eastAsia="Heiti TC"/>
-                <w:b w:val="0"/>
-                <w:color w:val="000000"/>
-                <w:sz w:val="22"/>
-              </w:rPr>
-              <w:t xml:space="preserve">核对文档是否已索引、问题是否明确、页码是否被解析；可提高 </w:t>
-            </w:r>
-            <w:r>
-              <w:rPr>
-                <w:rFonts w:ascii="Menlo" w:hAnsi="Menlo" w:eastAsia="Menlo"/>
-                <w:b w:val="0"/>
-                <w:color w:val="000000"/>
-                <w:sz w:val="19"/>
-              </w:rPr>
-              <w:t>top_k</w:t>
-            </w:r>
-            <w:r>
-              <w:rPr>
-                <w:rFonts w:ascii="Heiti TC" w:hAnsi="Heiti TC" w:eastAsia="Heiti TC"/>
-                <w:b w:val="0"/>
-                <w:color w:val="000000"/>
-                <w:sz w:val="22"/>
-              </w:rPr>
-              <w:t xml:space="preserve"> 或改用 Agent。</w:t>
+              <w:t>核对文档是否“已索引”、问题是否明确、页码是否被解析；可提高 top_k 或改用 Agent。</w:t>
             </w:r>
           </w:p>
         </w:tc>
@@ -1448,67 +1313,21 @@
       <w:tr>
         <w:tc>
           <w:tcPr>
-            <w:tcW w:type="dxa" w:w="2520"/>
-            <w:vAlign w:val="center"/>
-            <w:tcMar>
-              <w:top w:w="115" w:type="dxa"/>
-              <w:start w:w="115" w:type="dxa"/>
-              <w:bottom w:w="115" w:type="dxa"/>
-              <w:end w:w="115" w:type="dxa"/>
-            </w:tcMar>
-            <w:tcBorders>
-              <w:top w:val="single" w:color="D9D9D9" w:sz="6"/>
-              <w:left w:val="single" w:color="D9D9D9" w:sz="6"/>
-              <w:bottom w:val="single" w:color="D9D9D9" w:sz="6"/>
-              <w:right w:val="single" w:color="D9D9D9" w:sz="6"/>
-            </w:tcBorders>
-            <w:shd w:fill="F7F9FA"/>
+            <w:tcW w:type="dxa" w:w="4320"/>
           </w:tcPr>
           <w:p>
-            <w:pPr>
-              <w:spacing w:after="0"/>
-            </w:pPr>
             <w:r>
-              <w:rPr>
-                <w:rFonts w:ascii="Heiti TC" w:hAnsi="Heiti TC" w:eastAsia="Heiti TC"/>
-                <w:b w:val="0"/>
-                <w:color w:val="000000"/>
-                <w:sz w:val="22"/>
-              </w:rPr>
-              <w:t>数字或表格答案与原文不符</w:t>
+              <w:t>数字/表格与原文不符</w:t>
             </w:r>
           </w:p>
         </w:tc>
         <w:tc>
           <w:tcPr>
-            <w:tcW w:type="dxa" w:w="6480"/>
-            <w:vAlign w:val="center"/>
-            <w:tcMar>
-              <w:top w:w="115" w:type="dxa"/>
-              <w:start w:w="115" w:type="dxa"/>
-              <w:bottom w:w="115" w:type="dxa"/>
-              <w:end w:w="115" w:type="dxa"/>
-            </w:tcMar>
-            <w:tcBorders>
-              <w:top w:val="single" w:color="D9D9D9" w:sz="6"/>
-              <w:left w:val="single" w:color="D9D9D9" w:sz="6"/>
-              <w:bottom w:val="single" w:color="D9D9D9" w:sz="6"/>
-              <w:right w:val="single" w:color="D9D9D9" w:sz="6"/>
-            </w:tcBorders>
-            <w:shd w:fill="F7F9FA"/>
+            <w:tcW w:type="dxa" w:w="4320"/>
           </w:tcPr>
           <w:p>
-            <w:pPr>
-              <w:spacing w:after="0"/>
-            </w:pPr>
             <w:r>
-              <w:rPr>
-                <w:rFonts w:ascii="Heiti TC" w:hAnsi="Heiti TC" w:eastAsia="Heiti TC"/>
-                <w:b w:val="0"/>
-                <w:color w:val="000000"/>
-                <w:sz w:val="22"/>
-              </w:rPr>
-              <w:t>打开引用页逐项核对。系统仍可能遗漏表格、错排分块或误解参数；不得将回答直接当作权威数据。</w:t>
+              <w:t>打开引用页逐项核对；系统仍可能遗漏表格或错排分块，不得当作权威数据。</w:t>
             </w:r>
           </w:p>
         </w:tc>
@@ -1516,65 +1335,21 @@
       <w:tr>
         <w:tc>
           <w:tcPr>
-            <w:tcW w:type="dxa" w:w="2520"/>
-            <w:vAlign w:val="center"/>
-            <w:tcMar>
-              <w:top w:w="115" w:type="dxa"/>
-              <w:start w:w="115" w:type="dxa"/>
-              <w:bottom w:w="115" w:type="dxa"/>
-              <w:end w:w="115" w:type="dxa"/>
-            </w:tcMar>
-            <w:tcBorders>
-              <w:top w:val="single" w:color="D9D9D9" w:sz="6"/>
-              <w:left w:val="single" w:color="D9D9D9" w:sz="6"/>
-              <w:bottom w:val="single" w:color="D9D9D9" w:sz="6"/>
-              <w:right w:val="single" w:color="D9D9D9" w:sz="6"/>
-            </w:tcBorders>
+            <w:tcW w:type="dxa" w:w="4320"/>
           </w:tcPr>
           <w:p>
-            <w:pPr>
-              <w:spacing w:after="0"/>
-            </w:pPr>
             <w:r>
-              <w:rPr>
-                <w:rFonts w:ascii="Heiti TC" w:hAnsi="Heiti TC" w:eastAsia="Heiti TC"/>
-                <w:b w:val="0"/>
-                <w:color w:val="000000"/>
-                <w:sz w:val="22"/>
-              </w:rPr>
-              <w:t>Agent 显示错误而没有答案</w:t>
+              <w:t>Agent 报错且无答案</w:t>
             </w:r>
           </w:p>
         </w:tc>
         <w:tc>
           <w:tcPr>
-            <w:tcW w:type="dxa" w:w="6480"/>
-            <w:vAlign w:val="center"/>
-            <w:tcMar>
-              <w:top w:w="115" w:type="dxa"/>
-              <w:start w:w="115" w:type="dxa"/>
-              <w:bottom w:w="115" w:type="dxa"/>
-              <w:end w:w="115" w:type="dxa"/>
-            </w:tcMar>
-            <w:tcBorders>
-              <w:top w:val="single" w:color="D9D9D9" w:sz="6"/>
-              <w:left w:val="single" w:color="D9D9D9" w:sz="6"/>
-              <w:bottom w:val="single" w:color="D9D9D9" w:sz="6"/>
-              <w:right w:val="single" w:color="D9D9D9" w:sz="6"/>
-            </w:tcBorders>
+            <w:tcW w:type="dxa" w:w="4320"/>
           </w:tcPr>
           <w:p>
-            <w:pPr>
-              <w:spacing w:after="0"/>
-            </w:pPr>
             <w:r>
-              <w:rPr>
-                <w:rFonts w:ascii="Heiti TC" w:hAnsi="Heiti TC" w:eastAsia="Heiti TC"/>
-                <w:b w:val="0"/>
-                <w:color w:val="000000"/>
-                <w:sz w:val="22"/>
-              </w:rPr>
-              <w:t>可能是模型未生成有效的最终回答或达到最大轮次。重试、更具体地提问，或切换 RAG。</w:t>
+              <w:t>可能是模型未生成有效最终回答或达到最大轮次；重试、提问更具体，或切换 RAG。</w:t>
             </w:r>
           </w:p>
         </w:tc>
@@ -1582,85 +1357,21 @@
       <w:tr>
         <w:tc>
           <w:tcPr>
-            <w:tcW w:type="dxa" w:w="2520"/>
-            <w:vAlign w:val="center"/>
-            <w:tcMar>
-              <w:top w:w="115" w:type="dxa"/>
-              <w:start w:w="115" w:type="dxa"/>
-              <w:bottom w:w="115" w:type="dxa"/>
-              <w:end w:w="115" w:type="dxa"/>
-            </w:tcMar>
-            <w:tcBorders>
-              <w:top w:val="single" w:color="D9D9D9" w:sz="6"/>
-              <w:left w:val="single" w:color="D9D9D9" w:sz="6"/>
-              <w:bottom w:val="single" w:color="D9D9D9" w:sz="6"/>
-              <w:right w:val="single" w:color="D9D9D9" w:sz="6"/>
-            </w:tcBorders>
-            <w:shd w:fill="F7F9FA"/>
+            <w:tcW w:type="dxa" w:w="4320"/>
           </w:tcPr>
           <w:p>
-            <w:pPr>
-              <w:spacing w:after="0"/>
-            </w:pPr>
             <w:r>
-              <w:rPr>
-                <w:rFonts w:ascii="Heiti TC" w:hAnsi="Heiti TC" w:eastAsia="Heiti TC"/>
-                <w:b w:val="0"/>
-                <w:color w:val="000000"/>
-                <w:sz w:val="22"/>
-              </w:rPr>
               <w:t>修改配置后没生效</w:t>
             </w:r>
           </w:p>
         </w:tc>
         <w:tc>
           <w:tcPr>
-            <w:tcW w:type="dxa" w:w="6480"/>
-            <w:vAlign w:val="center"/>
-            <w:tcMar>
-              <w:top w:w="115" w:type="dxa"/>
-              <w:start w:w="115" w:type="dxa"/>
-              <w:bottom w:w="115" w:type="dxa"/>
-              <w:end w:w="115" w:type="dxa"/>
-            </w:tcMar>
-            <w:tcBorders>
-              <w:top w:val="single" w:color="D9D9D9" w:sz="6"/>
-              <w:left w:val="single" w:color="D9D9D9" w:sz="6"/>
-              <w:bottom w:val="single" w:color="D9D9D9" w:sz="6"/>
-              <w:right w:val="single" w:color="D9D9D9" w:sz="6"/>
-            </w:tcBorders>
-            <w:shd w:fill="F7F9FA"/>
+            <w:tcW w:type="dxa" w:w="4320"/>
           </w:tcPr>
           <w:p>
-            <w:pPr>
-              <w:spacing w:after="0"/>
-            </w:pPr>
             <w:r>
-              <w:rPr>
-                <w:rFonts w:ascii="Heiti TC" w:hAnsi="Heiti TC" w:eastAsia="Heiti TC"/>
-                <w:b w:val="0"/>
-                <w:color w:val="000000"/>
-                <w:sz w:val="22"/>
-              </w:rPr>
-              <w:t xml:space="preserve">完全停止并重启前后端；确认修改的是项目根目录下的 </w:t>
-            </w:r>
-            <w:r>
-              <w:rPr>
-                <w:rFonts w:ascii="Menlo" w:hAnsi="Menlo" w:eastAsia="Menlo"/>
-                <w:b w:val="0"/>
-                <w:color w:val="000000"/>
-                <w:sz w:val="19"/>
-              </w:rPr>
-              <w:t>.env</w:t>
-            </w:r>
-            <w:r>
-              <w:rPr>
-                <w:rFonts w:ascii="Heiti TC" w:hAnsi="Heiti TC" w:eastAsia="Heiti TC"/>
-                <w:b w:val="0"/>
-                <w:color w:val="000000"/>
-                <w:sz w:val="22"/>
-              </w:rPr>
-              <w:t>。</w:t>
+              <w:t>完全停止并重启前后端；确认改的是项目根目录的 .env。</w:t>
             </w:r>
           </w:p>
         </w:tc>
@@ -1668,89 +1379,70 @@
       <w:tr>
         <w:tc>
           <w:tcPr>
-            <w:tcW w:type="dxa" w:w="2520"/>
-            <w:vAlign w:val="center"/>
-            <w:tcMar>
-              <w:top w:w="115" w:type="dxa"/>
-              <w:start w:w="115" w:type="dxa"/>
-              <w:bottom w:w="115" w:type="dxa"/>
-              <w:end w:w="115" w:type="dxa"/>
-            </w:tcMar>
-            <w:tcBorders>
-              <w:top w:val="single" w:color="D9D9D9" w:sz="6"/>
-              <w:left w:val="single" w:color="D9D9D9" w:sz="6"/>
-              <w:bottom w:val="single" w:color="D9D9D9" w:sz="6"/>
-              <w:right w:val="single" w:color="D9D9D9" w:sz="6"/>
-            </w:tcBorders>
+            <w:tcW w:type="dxa" w:w="4320"/>
           </w:tcPr>
           <w:p>
-            <w:pPr>
-              <w:spacing w:after="0"/>
-            </w:pPr>
             <w:r>
-              <w:rPr>
-                <w:rFonts w:ascii="Heiti TC" w:hAnsi="Heiti TC" w:eastAsia="Heiti TC"/>
-                <w:b w:val="0"/>
-                <w:color w:val="000000"/>
-                <w:sz w:val="22"/>
-              </w:rPr>
               <w:t>端口被占用</w:t>
             </w:r>
           </w:p>
         </w:tc>
         <w:tc>
           <w:tcPr>
-            <w:tcW w:type="dxa" w:w="6480"/>
-            <w:vAlign w:val="center"/>
-            <w:tcMar>
-              <w:top w:w="115" w:type="dxa"/>
-              <w:start w:w="115" w:type="dxa"/>
-              <w:bottom w:w="115" w:type="dxa"/>
-              <w:end w:w="115" w:type="dxa"/>
-            </w:tcMar>
-            <w:tcBorders>
-              <w:top w:val="single" w:color="D9D9D9" w:sz="6"/>
-              <w:left w:val="single" w:color="D9D9D9" w:sz="6"/>
-              <w:bottom w:val="single" w:color="D9D9D9" w:sz="6"/>
-              <w:right w:val="single" w:color="D9D9D9" w:sz="6"/>
-            </w:tcBorders>
+            <w:tcW w:type="dxa" w:w="4320"/>
           </w:tcPr>
           <w:p>
-            <w:pPr>
-              <w:spacing w:after="0"/>
-            </w:pPr>
             <w:r>
-              <w:rPr>
-                <w:rFonts w:ascii="Heiti TC" w:hAnsi="Heiti TC" w:eastAsia="Heiti TC"/>
-                <w:b w:val="0"/>
-                <w:color w:val="000000"/>
-                <w:sz w:val="22"/>
-              </w:rPr>
-              <w:t xml:space="preserve">关闭旧进程或更换端口，同时更新前端 </w:t>
+              <w:t>关闭旧进程或更换端口，同时更新前端 RAG_API_BASE_URL。</w:t>
             </w:r>
+          </w:p>
+        </w:tc>
+      </w:tr>
+      <w:tr>
+        <w:tc>
+          <w:tcPr>
+            <w:tcW w:type="dxa" w:w="4320"/>
+          </w:tcPr>
+          <w:p>
             <w:r>
-              <w:rPr>
-                <w:rFonts w:ascii="Menlo" w:hAnsi="Menlo" w:eastAsia="Menlo"/>
-                <w:b w:val="0"/>
-                <w:color w:val="000000"/>
-                <w:sz w:val="19"/>
-              </w:rPr>
-              <w:t>RAG_API_BASE_URL</w:t>
+              <w:t>Docker 拉镜像超时/失败</w:t>
             </w:r>
+          </w:p>
+        </w:tc>
+        <w:tc>
+          <w:tcPr>
+            <w:tcW w:type="dxa" w:w="4320"/>
+          </w:tcPr>
+          <w:p>
             <w:r>
-              <w:rPr>
-                <w:rFonts w:ascii="Heiti TC" w:hAnsi="Heiti TC" w:eastAsia="Heiti TC"/>
-                <w:b w:val="0"/>
-                <w:color w:val="000000"/>
-                <w:sz w:val="22"/>
-              </w:rPr>
-              <w:t>。</w:t>
+              <w:t>国内需在 daemon.json 配 registry-mirrors 镜像加速；配好后 docker compose up -d --build。</w:t>
+            </w:r>
+          </w:p>
+        </w:tc>
+      </w:tr>
+      <w:tr>
+        <w:tc>
+          <w:tcPr>
+            <w:tcW w:type="dxa" w:w="4320"/>
+          </w:tcPr>
+          <w:p>
+            <w:r>
+              <w:t>Docker 后端启动即退出</w:t>
+            </w:r>
+          </w:p>
+        </w:tc>
+        <w:tc>
+          <w:tcPr>
+            <w:tcW w:type="dxa" w:w="4320"/>
+          </w:tcPr>
+          <w:p>
+            <w:r>
+              <w:t>多为 .env 的 API Key 为空导致；填好 Key 后 docker compose up -d --force-recreate backend。</w:t>
             </w:r>
           </w:p>
         </w:tc>
       </w:tr>
     </w:tbl>
-    <w:p/>
     <w:p>
       <w:pPr>
         <w:pStyle w:val="Heading1"/>
@@ -1762,43 +1454,20 @@
     <w:p>
       <w:r>
         <w:rPr>
-          <w:rFonts w:ascii="Heiti TC" w:hAnsi="Heiti TC" w:eastAsia="Heiti TC"/>
           <w:b w:val="0"/>
-          <w:color w:val="000000"/>
-          <w:sz w:val="22"/>
+          <w:i w:val="0"/>
         </w:rPr>
-        <w:t>文献原文和向量索引保存在本机；模型问答会向配置的外部 API 发送问题及相关检索片段。回答是辅助阅读，不替代原文核查。当前系统未提供公网部署所需的用户鉴权、细粒度权限和生产级速率限制。</w:t>
+        <w:t>文献原文与向量索引保存在本机（或本机 Docker 数据卷）；模型问答会向配置的外部 API 发送问题及相关检索片段。回答是辅助阅读，不替代原文核查。当前系统未提供公网部署所需的用户鉴权、细粒度权限与生产级速率限制，请勿直接暴露到公网。</w:t>
       </w:r>
     </w:p>
     <w:sectPr>
-      <w:footerReference w:type="default" r:id="rId9"/>
       <w:pgSz w:w="12240" w:h="15840"/>
-      <w:pgMar w:top="1152" w:right="1584" w:bottom="1080" w:left="1584" w:header="720" w:footer="720" w:gutter="0"/>
+      <w:pgMar w:top="1440" w:right="1800" w:bottom="1440" w:left="1800" w:header="720" w:footer="720" w:gutter="0"/>
       <w:cols w:space="720"/>
       <w:docGrid w:linePitch="360"/>
     </w:sectPr>
   </w:body>
 </w:document>
-</file>
-
-<file path=word/footer1.xml><?xml version="1.0" encoding="utf-8"?>
-<w:ftr xmlns:m="http://schemas.openxmlformats.org/officeDocument/2006/math" xmlns:mc="http://schemas.openxmlformats.org/markup-compatibility/2006" xmlns:mo="http://schemas.microsoft.com/office/mac/office/2008/main" xmlns:mv="urn:schemas-microsoft-com:mac:vml" xmlns:o="urn:schemas-microsoft-com:office:office" xmlns:r="http://schemas.openxmlformats.org/officeDocument/2006/relationships" xmlns:v="urn:schemas-microsoft-com:vml" xmlns:w10="urn:schemas-microsoft-com:office:word" xmlns:w14="http://schemas.microsoft.com/office/word/2010/wordml" xmlns:w="http://schemas.openxmlformats.org/wordprocessingml/2006/main" xmlns:wne="http://schemas.microsoft.com/office/word/2006/wordml" xmlns:wp14="http://schemas.microsoft.com/office/word/2010/wordprocessingDrawing" xmlns:wp="http://schemas.openxmlformats.org/drawingml/2006/wordprocessingDrawing" xmlns:wpc="http://schemas.microsoft.com/office/word/2010/wordprocessingCanvas" xmlns:wpg="http://schemas.microsoft.com/office/word/2010/wordprocessingGroup" xmlns:wpi="http://schemas.microsoft.com/office/word/2010/wordprocessingInk" xmlns:wps="http://schemas.microsoft.com/office/word/2010/wordprocessingShape" mc:Ignorable="w14 wp14">
-  <w:p>
-    <w:pPr>
-      <w:pStyle w:val="Footer"/>
-      <w:jc w:val="center"/>
-    </w:pPr>
-    <w:r>
-      <w:rPr>
-        <w:rFonts w:ascii="Heiti TC" w:hAnsi="Heiti TC" w:eastAsia="Heiti TC"/>
-        <w:b w:val="0"/>
-        <w:color w:val="000000"/>
-        <w:sz w:val="16"/>
-      </w:rPr>
-      <w:t>智能科研助理用户使用手册</w:t>
-    </w:r>
-  </w:p>
-</w:ftr>
 </file>
 
 <file path=word/numbering.xml><?xml version="1.0" encoding="utf-8"?>
@@ -2164,12 +1833,9 @@
     <w:name w:val="Normal"/>
     <w:qFormat/>
     <w:rsid w:val="00FC693F"/>
-    <w:pPr>
-      <w:spacing w:after="80" w:line="283" w:lineRule="auto"/>
-    </w:pPr>
     <w:rPr>
-      <w:rFonts w:ascii="Heiti TC" w:hAnsi="Heiti TC" w:eastAsia="Heiti TC"/>
-      <w:sz w:val="22"/>
+      <w:rFonts w:ascii="宋体" w:hAnsi="宋体"/>
+      <w:sz w:val="21"/>
     </w:rPr>
   </w:style>
   <w:style w:type="paragraph" w:styleId="Header">
@@ -2227,15 +1893,15 @@
     <w:pPr>
       <w:keepNext/>
       <w:keepLines/>
-      <w:spacing w:before="260" w:after="120"/>
+      <w:spacing w:before="480" w:after="0"/>
       <w:outlineLvl w:val="0"/>
     </w:pPr>
     <w:rPr>
-      <w:rFonts w:asciiTheme="majorHAnsi" w:eastAsiaTheme="majorEastAsia" w:hAnsiTheme="majorHAnsi" w:cstheme="majorBidi" w:ascii="Heiti TC" w:hAnsi="Heiti TC" w:eastAsia="Heiti TC"/>
+      <w:rFonts w:asciiTheme="majorHAnsi" w:eastAsiaTheme="majorEastAsia" w:hAnsiTheme="majorHAnsi" w:cstheme="majorBidi"/>
       <w:b/>
       <w:bCs/>
-      <w:color w:val="000000"/>
-      <w:sz w:val="30"/>
+      <w:color w:val="365F91" w:themeColor="accent1" w:themeShade="BF"/>
+      <w:sz w:val="28"/>
       <w:szCs w:val="28"/>
     </w:rPr>
   </w:style>
@@ -2251,15 +1917,15 @@
     <w:pPr>
       <w:keepNext/>
       <w:keepLines/>
-      <w:spacing w:before="180" w:after="80"/>
+      <w:spacing w:before="200" w:after="0"/>
       <w:outlineLvl w:val="1"/>
     </w:pPr>
     <w:rPr>
-      <w:rFonts w:asciiTheme="majorHAnsi" w:eastAsiaTheme="majorEastAsia" w:hAnsiTheme="majorHAnsi" w:cstheme="majorBidi" w:ascii="Heiti TC" w:hAnsi="Heiti TC" w:eastAsia="Heiti TC"/>
+      <w:rFonts w:asciiTheme="majorHAnsi" w:eastAsiaTheme="majorEastAsia" w:hAnsiTheme="majorHAnsi" w:cstheme="majorBidi"/>
       <w:b/>
       <w:bCs/>
-      <w:color w:val="000000"/>
-      <w:sz w:val="24"/>
+      <w:color w:val="4F81BD" w:themeColor="accent1"/>
+      <w:sz w:val="26"/>
       <w:szCs w:val="26"/>
     </w:rPr>
   </w:style>
@@ -2513,16 +2179,18 @@
     <w:qFormat/>
     <w:rsid w:val="00FC693F"/>
     <w:pPr>
-      <w:spacing w:after="240" w:line="240" w:lineRule="auto" w:before="0"/>
+      <w:pBdr>
+        <w:bottom w:val="single" w:sz="8" w:space="4" w:color="4F81BD" w:themeColor="accent1"/>
+      </w:pBdr>
+      <w:spacing w:after="300" w:line="240" w:lineRule="auto"/>
       <w:contextualSpacing/>
     </w:pPr>
     <w:rPr>
-      <w:rFonts w:asciiTheme="majorHAnsi" w:eastAsiaTheme="majorEastAsia" w:hAnsiTheme="majorHAnsi" w:cstheme="majorBidi" w:ascii="Heiti TC" w:hAnsi="Heiti TC" w:eastAsia="Heiti TC"/>
-      <w:b/>
-      <w:color w:val="000000"/>
+      <w:rFonts w:asciiTheme="majorHAnsi" w:eastAsiaTheme="majorEastAsia" w:hAnsiTheme="majorHAnsi" w:cstheme="majorBidi"/>
+      <w:color w:val="17365D" w:themeColor="text2" w:themeShade="BF"/>
       <w:spacing w:val="5"/>
       <w:kern w:val="28"/>
-      <w:sz w:val="48"/>
+      <w:sz w:val="52"/>
       <w:szCs w:val="52"/>
     </w:rPr>
   </w:style>

--- a/reports/智能科研助理用户使用手册.docx
+++ b/reports/智能科研助理用户使用手册.docx
@@ -7,28 +7,29 @@
         <w:pStyle w:val="Title"/>
       </w:pPr>
       <w:r>
-        <w:t>智能科研助理 · 用户使用手册</w:t>
-      </w:r>
-    </w:p>
-    <w:p>
-      <w:pPr>
-        <w:jc w:val="center"/>
-      </w:pPr>
-      <w:r>
-        <w:rPr>
-          <w:b w:val="0"/>
-          <w:i w:val="0"/>
-        </w:rPr>
-        <w:t>版本：2026-10-11　｜　适用对象：演示者、普通使用者、本机/Docker 部署人员</w:t>
+        <w:t>智能科研助理用户使用手册</w:t>
       </w:r>
     </w:p>
     <w:p>
       <w:r>
         <w:rPr>
+          <w:rFonts w:ascii="Heiti TC" w:hAnsi="Heiti TC" w:eastAsia="Heiti TC"/>
           <w:b w:val="0"/>
-          <w:i w:val="0"/>
+          <w:color w:val="000000"/>
+          <w:sz w:val="22"/>
         </w:rPr>
-        <w:t>本系统把已上传的论文建立为本地知识库，提供直接 RAG 问答与 Agent 多步问答两种通道；回答中的引用卡片只列出最终答案实际标注的来源，重要结论仍应点击原文页码核对。当前系统面向本机/内网演示，未经加固不宜直接暴露到公网。</w:t>
+        <w:t>版本：2026-10-11。适用对象：课程项目演示者、普通使用者和本机部署人员。</w:t>
+      </w:r>
+    </w:p>
+    <w:p>
+      <w:r>
+        <w:rPr>
+          <w:rFonts w:ascii="Heiti TC" w:hAnsi="Heiti TC" w:eastAsia="Heiti TC"/>
+          <w:b w:val="0"/>
+          <w:color w:val="000000"/>
+          <w:sz w:val="22"/>
+        </w:rPr>
+        <w:t>本系统将已上传论文建立为本地知识库，提供直接 RAG 问答与 Agent 多步问答。回答中的文献卡片只列出最终答案实际标注的来源；仍应点击原文页码核对重要结论。项目当前面向本机演示，不应直接暴露到公网。</w:t>
       </w:r>
     </w:p>
     <w:p>
@@ -44,7 +45,13 @@
         <w:pStyle w:val="ListBullet"/>
       </w:pPr>
       <w:r>
-        <w:t>操作系统：Windows 10/11（本手册验证环境）或 macOS / Linux；Python 3.10 及以上（代码使用了 3.10 语法）。</w:t>
+        <w:rPr>
+          <w:rFonts w:ascii="Heiti TC" w:hAnsi="Heiti TC" w:eastAsia="Heiti TC"/>
+          <w:b w:val="0"/>
+          <w:color w:val="000000"/>
+          <w:sz w:val="22"/>
+        </w:rPr>
+        <w:t>Windows 10/11、macOS 或 Linux，安装了 Python 3.10 及以上版本的电脑；预留约 4 GB 模型缓存空间。</w:t>
       </w:r>
     </w:p>
     <w:p>
@@ -52,7 +59,85 @@
         <w:pStyle w:val="ListBullet"/>
       </w:pPr>
       <w:r>
-        <w:t>磁盘：预留约 4 GB 用于本地模型缓存（bge-large-zh 约 1.2 GB + Reranker）。</w:t>
+        <w:rPr>
+          <w:rFonts w:ascii="Heiti TC" w:hAnsi="Heiti TC" w:eastAsia="Heiti TC"/>
+          <w:b w:val="0"/>
+          <w:color w:val="000000"/>
+          <w:sz w:val="22"/>
+        </w:rPr>
+        <w:t xml:space="preserve">已解压完整项目，保留 </w:t>
+      </w:r>
+      <w:r>
+        <w:rPr>
+          <w:rFonts w:ascii="Menlo" w:hAnsi="Menlo" w:eastAsia="Menlo"/>
+          <w:b w:val="0"/>
+          <w:color w:val="000000"/>
+          <w:sz w:val="19"/>
+        </w:rPr>
+        <w:t>src/</w:t>
+      </w:r>
+      <w:r>
+        <w:rPr>
+          <w:rFonts w:ascii="Heiti TC" w:hAnsi="Heiti TC" w:eastAsia="Heiti TC"/>
+          <w:b w:val="0"/>
+          <w:color w:val="000000"/>
+          <w:sz w:val="22"/>
+        </w:rPr>
+        <w:t>、</w:t>
+      </w:r>
+      <w:r>
+        <w:rPr>
+          <w:rFonts w:ascii="Menlo" w:hAnsi="Menlo" w:eastAsia="Menlo"/>
+          <w:b w:val="0"/>
+          <w:color w:val="000000"/>
+          <w:sz w:val="19"/>
+        </w:rPr>
+        <w:t>requirements.txt</w:t>
+      </w:r>
+      <w:r>
+        <w:rPr>
+          <w:rFonts w:ascii="Heiti TC" w:hAnsi="Heiti TC" w:eastAsia="Heiti TC"/>
+          <w:b w:val="0"/>
+          <w:color w:val="000000"/>
+          <w:sz w:val="22"/>
+        </w:rPr>
+        <w:t>、</w:t>
+      </w:r>
+      <w:r>
+        <w:rPr>
+          <w:rFonts w:ascii="Menlo" w:hAnsi="Menlo" w:eastAsia="Menlo"/>
+          <w:b w:val="0"/>
+          <w:color w:val="000000"/>
+          <w:sz w:val="19"/>
+        </w:rPr>
+        <w:t>uploads/</w:t>
+      </w:r>
+      <w:r>
+        <w:rPr>
+          <w:rFonts w:ascii="Heiti TC" w:hAnsi="Heiti TC" w:eastAsia="Heiti TC"/>
+          <w:b w:val="0"/>
+          <w:color w:val="000000"/>
+          <w:sz w:val="22"/>
+        </w:rPr>
+        <w:t>、</w:t>
+      </w:r>
+      <w:r>
+        <w:rPr>
+          <w:rFonts w:ascii="Menlo" w:hAnsi="Menlo" w:eastAsia="Menlo"/>
+          <w:b w:val="0"/>
+          <w:color w:val="000000"/>
+          <w:sz w:val="19"/>
+        </w:rPr>
+        <w:t>index/</w:t>
+      </w:r>
+      <w:r>
+        <w:rPr>
+          <w:rFonts w:ascii="Heiti TC" w:hAnsi="Heiti TC" w:eastAsia="Heiti TC"/>
+          <w:b w:val="0"/>
+          <w:color w:val="000000"/>
+          <w:sz w:val="22"/>
+        </w:rPr>
+        <w:t>。</w:t>
       </w:r>
     </w:p>
     <w:p>
@@ -60,7 +145,31 @@
         <w:pStyle w:val="ListBullet"/>
       </w:pPr>
       <w:r>
-        <w:t>已解压完整项目，保留 src/、requirements.txt、.env.example、uploads/、index/ 等。</w:t>
+        <w:rPr>
+          <w:rFonts w:ascii="Heiti TC" w:hAnsi="Heiti TC" w:eastAsia="Heiti TC"/>
+          <w:b w:val="0"/>
+          <w:color w:val="000000"/>
+          <w:sz w:val="22"/>
+        </w:rPr>
+        <w:t xml:space="preserve">已获得可用的 OpenAI 兼容模型 API Key 和余额。当前示例配置为 DeepSeek </w:t>
+      </w:r>
+      <w:r>
+        <w:rPr>
+          <w:rFonts w:ascii="Menlo" w:hAnsi="Menlo" w:eastAsia="Menlo"/>
+          <w:b w:val="0"/>
+          <w:color w:val="000000"/>
+          <w:sz w:val="19"/>
+        </w:rPr>
+        <w:t>deepseek-flash</w:t>
+      </w:r>
+      <w:r>
+        <w:rPr>
+          <w:rFonts w:ascii="Heiti TC" w:hAnsi="Heiti TC" w:eastAsia="Heiti TC"/>
+          <w:b w:val="0"/>
+          <w:color w:val="000000"/>
+          <w:sz w:val="22"/>
+        </w:rPr>
+        <w:t>；换服务商时必须同时核对服务地址、模型名和密钥。</w:t>
       </w:r>
     </w:p>
     <w:p>
@@ -68,15 +177,13 @@
         <w:pStyle w:val="ListBullet"/>
       </w:pPr>
       <w:r>
-        <w:t>已获得可用的 OpenAI 兼容模型 API Key（硅基流动 / DeepSeek 等）并有余额。字段名为历史命名 SILICONFLOW_API_KEY，实际服务由 SILICONFLOW_BASE_URL 与 CHAT_MODEL 决定。</w:t>
-      </w:r>
-    </w:p>
-    <w:p>
-      <w:pPr>
-        <w:pStyle w:val="ListBullet"/>
-      </w:pPr>
-      <w:r>
-        <w:t>已确认允许将问题及检索到的论文片段发送至所配置的外部模型服务；不要上传含敏感信息或无外发许可的材料。</w:t>
+        <w:rPr>
+          <w:rFonts w:ascii="Heiti TC" w:hAnsi="Heiti TC" w:eastAsia="Heiti TC"/>
+          <w:b w:val="0"/>
+          <w:color w:val="000000"/>
+          <w:sz w:val="22"/>
+        </w:rPr>
+        <w:t>用户已确认允许将问题及检索到的论文片段发送给所配置的外部模型服务。不要上传含敏感信息或无外发许可的材料。</w:t>
       </w:r>
     </w:p>
     <w:p>
@@ -88,469 +195,257 @@
       </w:r>
     </w:p>
     <w:p>
+      <w:r>
+        <w:rPr>
+          <w:rFonts w:ascii="Heiti TC" w:hAnsi="Heiti TC" w:eastAsia="Heiti TC"/>
+          <w:b w:val="0"/>
+          <w:color w:val="000000"/>
+          <w:sz w:val="22"/>
+        </w:rPr>
+        <w:t>在项目根目录建立虚拟环境并安装依赖：</w:t>
+      </w:r>
+    </w:p>
+    <w:p>
       <w:pPr>
-        <w:pStyle w:val="Heading2"/>
+        <w:spacing w:after="20"/>
+        <w:ind w:left="317"/>
       </w:pPr>
       <w:r>
-        <w:t>2.1 方式一：本地运行（conda，推荐）</w:t>
+        <w:rPr>
+          <w:rFonts w:ascii="Menlo" w:hAnsi="Menlo" w:eastAsia="Menlo"/>
+          <w:b w:val="0"/>
+          <w:color w:val="000000"/>
+          <w:sz w:val="17"/>
+        </w:rPr>
+        <w:t>python3 -m venv .venv</w:t>
+      </w:r>
+    </w:p>
+    <w:p>
+      <w:pPr>
+        <w:spacing w:after="20"/>
+        <w:ind w:left="317"/>
+      </w:pPr>
+      <w:r>
+        <w:rPr>
+          <w:rFonts w:ascii="Menlo" w:hAnsi="Menlo" w:eastAsia="Menlo"/>
+          <w:b w:val="0"/>
+          <w:color w:val="000000"/>
+          <w:sz w:val="17"/>
+        </w:rPr>
+        <w:t>source .venv/bin/activate</w:t>
+      </w:r>
+    </w:p>
+    <w:p>
+      <w:pPr>
+        <w:spacing w:after="20"/>
+        <w:ind w:left="317"/>
+      </w:pPr>
+      <w:r>
+        <w:rPr>
+          <w:rFonts w:ascii="Menlo" w:hAnsi="Menlo" w:eastAsia="Menlo"/>
+          <w:b w:val="0"/>
+          <w:color w:val="000000"/>
+          <w:sz w:val="17"/>
+        </w:rPr>
+        <w:t>python -m pip install -r requirements.txt</w:t>
+      </w:r>
+    </w:p>
+    <w:p>
+      <w:pPr>
+        <w:spacing w:after="20"/>
+        <w:ind w:left="317"/>
+      </w:pPr>
+      <w:r>
+        <w:rPr>
+          <w:rFonts w:ascii="Menlo" w:hAnsi="Menlo" w:eastAsia="Menlo"/>
+          <w:b w:val="0"/>
+          <w:color w:val="000000"/>
+          <w:sz w:val="17"/>
+        </w:rPr>
+        <w:t>cp .env.example .env  # 仅首次安装且尚无 .env 时执行</w:t>
       </w:r>
     </w:p>
     <w:p>
       <w:r>
         <w:rPr>
-          <w:rFonts w:ascii="Consolas" w:hAnsi="Consolas"/>
-          <w:sz w:val="18"/>
+          <w:rFonts w:ascii="Heiti TC" w:hAnsi="Heiti TC" w:eastAsia="Heiti TC"/>
+          <w:b w:val="0"/>
+          <w:color w:val="000000"/>
+          <w:sz w:val="22"/>
         </w:rPr>
-        <w:t>conda create -n rag_agent python=3.10 -y</w:t>
+        <w:t xml:space="preserve">Windows 用 </w:t>
+      </w:r>
+      <w:r>
+        <w:rPr>
+          <w:rFonts w:ascii="Menlo" w:hAnsi="Menlo" w:eastAsia="Menlo"/>
+          <w:b w:val="0"/>
+          <w:color w:val="000000"/>
+          <w:sz w:val="19"/>
+        </w:rPr>
+        <w:t>.venv\Scripts\activate</w:t>
+      </w:r>
+      <w:r>
+        <w:rPr>
+          <w:rFonts w:ascii="Heiti TC" w:hAnsi="Heiti TC" w:eastAsia="Heiti TC"/>
+          <w:b w:val="0"/>
+          <w:color w:val="000000"/>
+          <w:sz w:val="22"/>
+        </w:rPr>
+        <w:t xml:space="preserve"> 激活环境，复制配置文件时可用资源管理器或 </w:t>
+      </w:r>
+      <w:r>
+        <w:rPr>
+          <w:rFonts w:ascii="Menlo" w:hAnsi="Menlo" w:eastAsia="Menlo"/>
+          <w:b w:val="0"/>
+          <w:color w:val="000000"/>
+          <w:sz w:val="19"/>
+        </w:rPr>
+        <w:t>copy .env.example .env</w:t>
+      </w:r>
+      <w:r>
+        <w:rPr>
+          <w:rFonts w:ascii="Heiti TC" w:hAnsi="Heiti TC" w:eastAsia="Heiti TC"/>
+          <w:b w:val="0"/>
+          <w:color w:val="000000"/>
+          <w:sz w:val="22"/>
+        </w:rPr>
+        <w:t>。</w:t>
       </w:r>
     </w:p>
     <w:p>
       <w:r>
         <w:rPr>
-          <w:rFonts w:ascii="Consolas" w:hAnsi="Consolas"/>
-          <w:sz w:val="18"/>
+          <w:rFonts w:ascii="Heiti TC" w:hAnsi="Heiti TC" w:eastAsia="Heiti TC"/>
+          <w:b w:val="0"/>
+          <w:color w:val="000000"/>
+          <w:sz w:val="22"/>
         </w:rPr>
-        <w:t>conda activate rag_agent</w:t>
+        <w:t xml:space="preserve">用文本编辑器打开 </w:t>
+      </w:r>
+      <w:r>
+        <w:rPr>
+          <w:rFonts w:ascii="Menlo" w:hAnsi="Menlo" w:eastAsia="Menlo"/>
+          <w:b w:val="0"/>
+          <w:color w:val="000000"/>
+          <w:sz w:val="19"/>
+        </w:rPr>
+        <w:t>.env</w:t>
+      </w:r>
+      <w:r>
+        <w:rPr>
+          <w:rFonts w:ascii="Heiti TC" w:hAnsi="Heiti TC" w:eastAsia="Heiti TC"/>
+          <w:b w:val="0"/>
+          <w:color w:val="000000"/>
+          <w:sz w:val="22"/>
+        </w:rPr>
+        <w:t xml:space="preserve">，填写现有字段 </w:t>
+      </w:r>
+      <w:r>
+        <w:rPr>
+          <w:rFonts w:ascii="Menlo" w:hAnsi="Menlo" w:eastAsia="Menlo"/>
+          <w:b w:val="0"/>
+          <w:color w:val="000000"/>
+          <w:sz w:val="19"/>
+        </w:rPr>
+        <w:t>SILICONFLOW_API_KEY</w:t>
+      </w:r>
+      <w:r>
+        <w:rPr>
+          <w:rFonts w:ascii="Heiti TC" w:hAnsi="Heiti TC" w:eastAsia="Heiti TC"/>
+          <w:b w:val="0"/>
+          <w:color w:val="000000"/>
+          <w:sz w:val="22"/>
+        </w:rPr>
+        <w:t xml:space="preserve">。字段名是项目的历史命名，并不限定只能使用硅基流动；它会被发送到 </w:t>
+      </w:r>
+      <w:r>
+        <w:rPr>
+          <w:rFonts w:ascii="Menlo" w:hAnsi="Menlo" w:eastAsia="Menlo"/>
+          <w:b w:val="0"/>
+          <w:color w:val="000000"/>
+          <w:sz w:val="19"/>
+        </w:rPr>
+        <w:t>SILICONFLOW_BASE_URL</w:t>
+      </w:r>
+      <w:r>
+        <w:rPr>
+          <w:rFonts w:ascii="Heiti TC" w:hAnsi="Heiti TC" w:eastAsia="Heiti TC"/>
+          <w:b w:val="0"/>
+          <w:color w:val="000000"/>
+          <w:sz w:val="22"/>
+        </w:rPr>
+        <w:t xml:space="preserve"> 指定的服务。DeepSeek 示例：</w:t>
+      </w:r>
+    </w:p>
+    <w:p>
+      <w:pPr>
+        <w:spacing w:after="20"/>
+        <w:ind w:left="317"/>
+      </w:pPr>
+      <w:r>
+        <w:rPr>
+          <w:rFonts w:ascii="Menlo" w:hAnsi="Menlo" w:eastAsia="Menlo"/>
+          <w:b w:val="0"/>
+          <w:color w:val="000000"/>
+          <w:sz w:val="17"/>
+        </w:rPr>
+        <w:t>SILICONFLOW_API_KEY=此处填写自己的密钥</w:t>
+      </w:r>
+    </w:p>
+    <w:p>
+      <w:pPr>
+        <w:spacing w:after="20"/>
+        <w:ind w:left="317"/>
+      </w:pPr>
+      <w:r>
+        <w:rPr>
+          <w:rFonts w:ascii="Menlo" w:hAnsi="Menlo" w:eastAsia="Menlo"/>
+          <w:b w:val="0"/>
+          <w:color w:val="000000"/>
+          <w:sz w:val="17"/>
+        </w:rPr>
+        <w:t>SILICONFLOW_BASE_URL=https://api.deepseek.com</w:t>
+      </w:r>
+    </w:p>
+    <w:p>
+      <w:pPr>
+        <w:spacing w:after="20"/>
+        <w:ind w:left="317"/>
+      </w:pPr>
+      <w:r>
+        <w:rPr>
+          <w:rFonts w:ascii="Menlo" w:hAnsi="Menlo" w:eastAsia="Menlo"/>
+          <w:b w:val="0"/>
+          <w:color w:val="000000"/>
+          <w:sz w:val="17"/>
+        </w:rPr>
+        <w:t>CHAT_MODEL=deepseek-flash</w:t>
+      </w:r>
+    </w:p>
+    <w:p>
+      <w:pPr>
+        <w:spacing w:after="20"/>
+        <w:ind w:left="317"/>
+      </w:pPr>
+      <w:r>
+        <w:rPr>
+          <w:rFonts w:ascii="Menlo" w:hAnsi="Menlo" w:eastAsia="Menlo"/>
+          <w:b w:val="0"/>
+          <w:color w:val="000000"/>
+          <w:sz w:val="17"/>
+        </w:rPr>
+        <w:t>USE_AGENT=true</w:t>
       </w:r>
     </w:p>
     <w:p>
       <w:r>
         <w:rPr>
-          <w:rFonts w:ascii="Consolas" w:hAnsi="Consolas"/>
-          <w:sz w:val="18"/>
+          <w:rFonts w:ascii="Heiti TC" w:hAnsi="Heiti TC" w:eastAsia="Heiti TC"/>
+          <w:b w:val="0"/>
+          <w:color w:val="000000"/>
+          <w:sz w:val="22"/>
         </w:rPr>
-        <w:t>pip install -r requirements.txt -i https://pypi.tuna.tsinghua.edu.cn/simple</w:t>
-      </w:r>
-    </w:p>
-    <w:p>
-      <w:r>
-        <w:rPr>
-          <w:rFonts w:ascii="Consolas" w:hAnsi="Consolas"/>
-          <w:sz w:val="18"/>
-        </w:rPr>
-        <w:t>copy .env.example .env          :: Windows；macOS/Linux 用 cp</w:t>
-      </w:r>
-    </w:p>
-    <w:p>
-      <w:r>
-        <w:rPr>
-          <w:b w:val="0"/>
-          <w:i w:val="0"/>
-        </w:rPr>
-        <w:t>然后用文本编辑器打开 .env，填写 SILICONFLOW_API_KEY。DeepSeek 示例：</w:t>
-      </w:r>
-    </w:p>
-    <w:p>
-      <w:r>
-        <w:rPr>
-          <w:rFonts w:ascii="Consolas" w:hAnsi="Consolas"/>
-          <w:sz w:val="18"/>
-        </w:rPr>
-        <w:t>SILICONFLOW_API_KEY=此处填写自己的密钥</w:t>
-      </w:r>
-    </w:p>
-    <w:p>
-      <w:r>
-        <w:rPr>
-          <w:rFonts w:ascii="Consolas" w:hAnsi="Consolas"/>
-          <w:sz w:val="18"/>
-        </w:rPr>
-        <w:t>SILICONFLOW_BASE_URL=https://api.deepseek.com</w:t>
-      </w:r>
-    </w:p>
-    <w:p>
-      <w:r>
-        <w:rPr>
-          <w:rFonts w:ascii="Consolas" w:hAnsi="Consolas"/>
-          <w:sz w:val="18"/>
-        </w:rPr>
-        <w:t>CHAT_MODEL=deepseek-flash</w:t>
-      </w:r>
-    </w:p>
-    <w:p>
-      <w:r>
-        <w:rPr>
-          <w:rFonts w:ascii="Consolas" w:hAnsi="Consolas"/>
-          <w:sz w:val="18"/>
-        </w:rPr>
-        <w:t>USE_AGENT=true</w:t>
-      </w:r>
-    </w:p>
-    <w:p>
-      <w:pPr>
-        <w:pStyle w:val="ListBullet"/>
-      </w:pPr>
-      <w:r>
-        <w:t>不要将真实密钥写入报告、截图或提交记录；.env 已被 .gitignore 忽略，不会进仓库。</w:t>
-      </w:r>
-    </w:p>
-    <w:p>
-      <w:pPr>
-        <w:pStyle w:val="ListBullet"/>
-      </w:pPr>
-      <w:r>
-        <w:t>首次使用本地 Embedding / Reranker 模型需要联网下载（走 HF 镜像）；网络受限可提前准备 Hugging Face 缓存。</w:t>
-      </w:r>
-    </w:p>
-    <w:p>
-      <w:pPr>
-        <w:pStyle w:val="Heading2"/>
-      </w:pPr>
-      <w:r>
-        <w:t>2.2 方式二：Docker 一键部署（免配环境）</w:t>
-      </w:r>
-    </w:p>
-    <w:p>
-      <w:r>
-        <w:rPr>
-          <w:b w:val="0"/>
-          <w:i w:val="0"/>
-        </w:rPr>
-        <w:t>前置：安装 Docker Desktop（Windows 建议启用 WSL2 后端）。国内网络需先配镜像加速，在 daemon.json 中加入 registry-mirrors（如 https://docker.m.daocloud.io），否则拉不动基础镜像。</w:t>
-      </w:r>
-    </w:p>
-    <w:p>
-      <w:r>
-        <w:rPr>
-          <w:rFonts w:ascii="Consolas" w:hAnsi="Consolas"/>
-          <w:sz w:val="18"/>
-        </w:rPr>
-        <w:t>copy .env.example .env          :: 填好 SILICONFLOW_API_KEY / CHAT_MODEL / USE_AGENT</w:t>
-      </w:r>
-    </w:p>
-    <w:p>
-      <w:r>
-        <w:rPr>
-          <w:rFonts w:ascii="Consolas" w:hAnsi="Consolas"/>
-          <w:sz w:val="18"/>
-        </w:rPr>
-        <w:t>docker compose up -d --build</w:t>
-      </w:r>
-    </w:p>
-    <w:p>
-      <w:r>
-        <w:rPr>
-          <w:b w:val="0"/>
-          <w:i w:val="0"/>
-        </w:rPr>
-        <w:t>首次构建会安装依赖并下载约 1.3 GB 模型，耗时较长；之后启动很快。前端 http://localhost:8501，后端文档 http://localhost:8000/docs。数据（uploads/、index/、logs/、会话）挂载在宿主机，容器重建不丢。</w:t>
-      </w:r>
-    </w:p>
-    <w:p>
-      <w:pPr>
-        <w:pStyle w:val="Heading2"/>
-      </w:pPr>
-      <w:r>
-        <w:t>2.3 常用环境变量</w:t>
-      </w:r>
-    </w:p>
-    <w:tbl>
-      <w:tblPr>
-        <w:tblStyle w:val="LightGrid-Accent1"/>
-        <w:tblW w:type="auto" w:w="0"/>
-        <w:tblLook w:firstColumn="1" w:firstRow="1" w:lastColumn="0" w:lastRow="0" w:noHBand="0" w:noVBand="1" w:val="04A0"/>
-      </w:tblPr>
-      <w:tblGrid>
-        <w:gridCol w:w="2880"/>
-        <w:gridCol w:w="2880"/>
-        <w:gridCol w:w="2880"/>
-      </w:tblGrid>
-      <w:tr>
-        <w:tc>
-          <w:tcPr>
-            <w:tcW w:type="dxa" w:w="2880"/>
-          </w:tcPr>
-          <w:p>
-            <w:r>
-              <w:t>变量</w:t>
-            </w:r>
-          </w:p>
-        </w:tc>
-        <w:tc>
-          <w:tcPr>
-            <w:tcW w:type="dxa" w:w="2880"/>
-          </w:tcPr>
-          <w:p>
-            <w:r>
-              <w:t>默认</w:t>
-            </w:r>
-          </w:p>
-        </w:tc>
-        <w:tc>
-          <w:tcPr>
-            <w:tcW w:type="dxa" w:w="2880"/>
-          </w:tcPr>
-          <w:p>
-            <w:r>
-              <w:t>作用</w:t>
-            </w:r>
-          </w:p>
-        </w:tc>
-      </w:tr>
-      <w:tr>
-        <w:tc>
-          <w:tcPr>
-            <w:tcW w:type="dxa" w:w="2880"/>
-          </w:tcPr>
-          <w:p>
-            <w:r>
-              <w:t>SILICONFLOW_API_KEY</w:t>
-            </w:r>
-          </w:p>
-        </w:tc>
-        <w:tc>
-          <w:tcPr>
-            <w:tcW w:type="dxa" w:w="2880"/>
-          </w:tcPr>
-          <w:p>
-            <w:r>
-              <w:t>无（必填）</w:t>
-            </w:r>
-          </w:p>
-        </w:tc>
-        <w:tc>
-          <w:tcPr>
-            <w:tcW w:type="dxa" w:w="2880"/>
-          </w:tcPr>
-          <w:p>
-            <w:r>
-              <w:t>外部模型 API 密钥</w:t>
-            </w:r>
-          </w:p>
-        </w:tc>
-      </w:tr>
-      <w:tr>
-        <w:tc>
-          <w:tcPr>
-            <w:tcW w:type="dxa" w:w="2880"/>
-          </w:tcPr>
-          <w:p>
-            <w:r>
-              <w:t>SILICONFLOW_BASE_URL</w:t>
-            </w:r>
-          </w:p>
-        </w:tc>
-        <w:tc>
-          <w:tcPr>
-            <w:tcW w:type="dxa" w:w="2880"/>
-          </w:tcPr>
-          <w:p>
-            <w:r>
-              <w:t>siliconflow 官方</w:t>
-            </w:r>
-          </w:p>
-        </w:tc>
-        <w:tc>
-          <w:tcPr>
-            <w:tcW w:type="dxa" w:w="2880"/>
-          </w:tcPr>
-          <w:p>
-            <w:r>
-              <w:t>OpenAI 兼容服务地址</w:t>
-            </w:r>
-          </w:p>
-        </w:tc>
-      </w:tr>
-      <w:tr>
-        <w:tc>
-          <w:tcPr>
-            <w:tcW w:type="dxa" w:w="2880"/>
-          </w:tcPr>
-          <w:p>
-            <w:r>
-              <w:t>CHAT_MODEL</w:t>
-            </w:r>
-          </w:p>
-        </w:tc>
-        <w:tc>
-          <w:tcPr>
-            <w:tcW w:type="dxa" w:w="2880"/>
-          </w:tcPr>
-          <w:p>
-            <w:r>
-              <w:t>Qwen2.5-7B-Instruct</w:t>
-            </w:r>
-          </w:p>
-        </w:tc>
-        <w:tc>
-          <w:tcPr>
-            <w:tcW w:type="dxa" w:w="2880"/>
-          </w:tcPr>
-          <w:p>
-            <w:r>
-              <w:t>对话模型名（以服务商文档原文为准）</w:t>
-            </w:r>
-          </w:p>
-        </w:tc>
-      </w:tr>
-      <w:tr>
-        <w:tc>
-          <w:tcPr>
-            <w:tcW w:type="dxa" w:w="2880"/>
-          </w:tcPr>
-          <w:p>
-            <w:r>
-              <w:t>USE_AGENT</w:t>
-            </w:r>
-          </w:p>
-        </w:tc>
-        <w:tc>
-          <w:tcPr>
-            <w:tcW w:type="dxa" w:w="2880"/>
-          </w:tcPr>
-          <w:p>
-            <w:r>
-              <w:t>false</w:t>
-            </w:r>
-          </w:p>
-        </w:tc>
-        <w:tc>
-          <w:tcPr>
-            <w:tcW w:type="dxa" w:w="2880"/>
-          </w:tcPr>
-          <w:p>
-            <w:r>
-              <w:t>true 走 Agent ReAct，false 走 RAG 直连</w:t>
-            </w:r>
-          </w:p>
-        </w:tc>
-      </w:tr>
-      <w:tr>
-        <w:tc>
-          <w:tcPr>
-            <w:tcW w:type="dxa" w:w="2880"/>
-          </w:tcPr>
-          <w:p>
-            <w:r>
-              <w:t>AGENT_MAX_ROUNDS</w:t>
-            </w:r>
-          </w:p>
-        </w:tc>
-        <w:tc>
-          <w:tcPr>
-            <w:tcW w:type="dxa" w:w="2880"/>
-          </w:tcPr>
-          <w:p>
-            <w:r>
-              <w:t>5</w:t>
-            </w:r>
-          </w:p>
-        </w:tc>
-        <w:tc>
-          <w:tcPr>
-            <w:tcW w:type="dxa" w:w="2880"/>
-          </w:tcPr>
-          <w:p>
-            <w:r>
-              <w:t>Agent 最大推理轮次（1~10）</w:t>
-            </w:r>
-          </w:p>
-        </w:tc>
-      </w:tr>
-      <w:tr>
-        <w:tc>
-          <w:tcPr>
-            <w:tcW w:type="dxa" w:w="2880"/>
-          </w:tcPr>
-          <w:p>
-            <w:r>
-              <w:t>RAG_API_BASE_URL</w:t>
-            </w:r>
-          </w:p>
-        </w:tc>
-        <w:tc>
-          <w:tcPr>
-            <w:tcW w:type="dxa" w:w="2880"/>
-          </w:tcPr>
-          <w:p>
-            <w:r>
-              <w:t>http://127.0.0.1:8000</w:t>
-            </w:r>
-          </w:p>
-        </w:tc>
-        <w:tc>
-          <w:tcPr>
-            <w:tcW w:type="dxa" w:w="2880"/>
-          </w:tcPr>
-          <w:p>
-            <w:r>
-              <w:t>前端请求的后端地址（Docker 下为 http://backend:8000）</w:t>
-            </w:r>
-          </w:p>
-        </w:tc>
-      </w:tr>
-      <w:tr>
-        <w:tc>
-          <w:tcPr>
-            <w:tcW w:type="dxa" w:w="2880"/>
-          </w:tcPr>
-          <w:p>
-            <w:r>
-              <w:t>RAG_TIMEOUT_READ</w:t>
-            </w:r>
-          </w:p>
-        </w:tc>
-        <w:tc>
-          <w:tcPr>
-            <w:tcW w:type="dxa" w:w="2880"/>
-          </w:tcPr>
-          <w:p>
-            <w:r>
-              <w:t>120</w:t>
-            </w:r>
-          </w:p>
-        </w:tc>
-        <w:tc>
-          <w:tcPr>
-            <w:tcW w:type="dxa" w:w="2880"/>
-          </w:tcPr>
-          <w:p>
-            <w:r>
-              <w:t>前端读取超时（秒），慢模型可调大</w:t>
-            </w:r>
-          </w:p>
-        </w:tc>
-      </w:tr>
-      <w:tr>
-        <w:tc>
-          <w:tcPr>
-            <w:tcW w:type="dxa" w:w="2880"/>
-          </w:tcPr>
-          <w:p>
-            <w:r>
-              <w:t>RAG_PANEL_HEIGHT</w:t>
-            </w:r>
-          </w:p>
-        </w:tc>
-        <w:tc>
-          <w:tcPr>
-            <w:tcW w:type="dxa" w:w="2880"/>
-          </w:tcPr>
-          <w:p>
-            <w:r>
-              <w:t>760</w:t>
-            </w:r>
-          </w:p>
-        </w:tc>
-        <w:tc>
-          <w:tcPr>
-            <w:tcW w:type="dxa" w:w="2880"/>
-          </w:tcPr>
-          <w:p>
-            <w:r>
-              <w:t>前端左右两栏滚动容器高度（px）</w:t>
-            </w:r>
-          </w:p>
-        </w:tc>
-      </w:tr>
-    </w:tbl>
-    <w:p>
-      <w:r>
-        <w:rPr>
-          <w:b w:val="0"/>
-          <w:i/>
-        </w:rPr>
-        <w:t>更完整的环境变量与排查清单见随仓库交付的《环境配置说明.md》。</w:t>
+        <w:t>不要将真实密钥写入报告、截图、提交记录或聊天消息。首次使用本地 Embedding 和 Reranker 模型时需要联网下载；网络受限可提前准备 Hugging Face 缓存。</w:t>
       </w:r>
     </w:p>
     <w:p>
@@ -562,47 +457,204 @@
       </w:r>
     </w:p>
     <w:p>
+      <w:r>
+        <w:rPr>
+          <w:rFonts w:ascii="Heiti TC" w:hAnsi="Heiti TC" w:eastAsia="Heiti TC"/>
+          <w:b w:val="0"/>
+          <w:color w:val="000000"/>
+          <w:sz w:val="22"/>
+        </w:rPr>
+        <w:t>先启动后端，再启动前端，使用两个终端且都位于项目根目录：</w:t>
+      </w:r>
+    </w:p>
+    <w:p>
       <w:pPr>
-        <w:pStyle w:val="Heading2"/>
+        <w:spacing w:after="20"/>
+        <w:ind w:left="317"/>
       </w:pPr>
       <w:r>
-        <w:t>3.1 本地启动（两个终端，均在项目根目录）</w:t>
+        <w:rPr>
+          <w:rFonts w:ascii="Menlo" w:hAnsi="Menlo" w:eastAsia="Menlo"/>
+          <w:b w:val="0"/>
+          <w:color w:val="000000"/>
+          <w:sz w:val="17"/>
+        </w:rPr>
+        <w:t># 终端一：后端，关闭热重载以避免模型重复加载</w:t>
+      </w:r>
+    </w:p>
+    <w:p>
+      <w:pPr>
+        <w:spacing w:after="20"/>
+        <w:ind w:left="317"/>
+      </w:pPr>
+      <w:r>
+        <w:rPr>
+          <w:rFonts w:ascii="Menlo" w:hAnsi="Menlo" w:eastAsia="Menlo"/>
+          <w:b w:val="0"/>
+          <w:color w:val="000000"/>
+          <w:sz w:val="17"/>
+        </w:rPr>
+        <w:t>python -m uvicorn src.api.app:create_app --factory --host 127.0.0.1 --port 8000</w:t>
+      </w:r>
+    </w:p>
+    <w:p>
+      <w:pPr>
+        <w:spacing w:after="20"/>
+        <w:ind w:left="317"/>
+      </w:pPr>
+      <w:r>
+        <w:rPr>
+          <w:rFonts w:ascii="Menlo" w:hAnsi="Menlo" w:eastAsia="Menlo"/>
+          <w:b w:val="0"/>
+          <w:color w:val="000000"/>
+          <w:sz w:val="17"/>
+        </w:rPr>
+        <w:t># 终端二：前端</w:t>
+      </w:r>
+    </w:p>
+    <w:p>
+      <w:pPr>
+        <w:spacing w:after="20"/>
+        <w:ind w:left="317"/>
+      </w:pPr>
+      <w:r>
+        <w:rPr>
+          <w:rFonts w:ascii="Menlo" w:hAnsi="Menlo" w:eastAsia="Menlo"/>
+          <w:b w:val="0"/>
+          <w:color w:val="000000"/>
+          <w:sz w:val="17"/>
+        </w:rPr>
+        <w:t>python -m streamlit run src/frontend/app.py --server.address 127.0.0.1 --server.port 8501 --server.fileWatcherType none</w:t>
       </w:r>
     </w:p>
     <w:p>
       <w:r>
         <w:rPr>
-          <w:rFonts w:ascii="Consolas" w:hAnsi="Consolas"/>
-          <w:sz w:val="18"/>
+          <w:rFonts w:ascii="Heiti TC" w:hAnsi="Heiti TC" w:eastAsia="Heiti TC"/>
+          <w:b w:val="0"/>
+          <w:color w:val="000000"/>
+          <w:sz w:val="22"/>
         </w:rPr>
-        <w:t># 终端一：后端（关闭热重载，避免模型重复加载）</w:t>
+        <w:t xml:space="preserve">macOS 上如果本地模型推理异常退出，可在启动命令前添加 </w:t>
+      </w:r>
+      <w:r>
+        <w:rPr>
+          <w:rFonts w:ascii="Menlo" w:hAnsi="Menlo" w:eastAsia="Menlo"/>
+          <w:b w:val="0"/>
+          <w:color w:val="000000"/>
+          <w:sz w:val="19"/>
+        </w:rPr>
+        <w:t>OMP_NUM_THREADS=1 EMBEDDING_DEVICE=cpu RERANKER_DEVICE=cpu TOKENIZERS_PARALLELISM=false</w:t>
+      </w:r>
+      <w:r>
+        <w:rPr>
+          <w:rFonts w:ascii="Heiti TC" w:hAnsi="Heiti TC" w:eastAsia="Heiti TC"/>
+          <w:b w:val="0"/>
+          <w:color w:val="000000"/>
+          <w:sz w:val="22"/>
+        </w:rPr>
+        <w:t xml:space="preserve">。如需指定已有模型缓存，再添加 </w:t>
+      </w:r>
+      <w:r>
+        <w:rPr>
+          <w:rFonts w:ascii="Menlo" w:hAnsi="Menlo" w:eastAsia="Menlo"/>
+          <w:b w:val="0"/>
+          <w:color w:val="000000"/>
+          <w:sz w:val="19"/>
+        </w:rPr>
+        <w:t>HF_HOME=缓存目录绝对路径</w:t>
+      </w:r>
+      <w:r>
+        <w:rPr>
+          <w:rFonts w:ascii="Heiti TC" w:hAnsi="Heiti TC" w:eastAsia="Heiti TC"/>
+          <w:b w:val="0"/>
+          <w:color w:val="000000"/>
+          <w:sz w:val="22"/>
+        </w:rPr>
+        <w:t>。</w:t>
       </w:r>
     </w:p>
     <w:p>
       <w:r>
         <w:rPr>
-          <w:rFonts w:ascii="Consolas" w:hAnsi="Consolas"/>
-          <w:sz w:val="18"/>
+          <w:rFonts w:ascii="Heiti TC" w:hAnsi="Heiti TC" w:eastAsia="Heiti TC"/>
+          <w:b w:val="0"/>
+          <w:color w:val="000000"/>
+          <w:sz w:val="22"/>
         </w:rPr>
-        <w:t>python -m uvicorn src.api.app:create_app --factory --host 127.0.0.1 --port 8000</w:t>
+        <w:t xml:space="preserve">浏览器打开 </w:t>
       </w:r>
-    </w:p>
-    <w:p>
       <w:r>
         <w:rPr>
-          <w:rFonts w:ascii="Consolas" w:hAnsi="Consolas"/>
-          <w:sz w:val="18"/>
+          <w:rFonts w:ascii="Menlo" w:hAnsi="Menlo" w:eastAsia="Menlo"/>
+          <w:b w:val="0"/>
+          <w:color w:val="000000"/>
+          <w:sz w:val="19"/>
         </w:rPr>
-        <w:t># 终端二：前端</w:t>
+        <w:t>http://127.0.0.1:8501</w:t>
       </w:r>
-    </w:p>
-    <w:p>
       <w:r>
         <w:rPr>
-          <w:rFonts w:ascii="Consolas" w:hAnsi="Consolas"/>
-          <w:sz w:val="18"/>
+          <w:rFonts w:ascii="Heiti TC" w:hAnsi="Heiti TC" w:eastAsia="Heiti TC"/>
+          <w:b w:val="0"/>
+          <w:color w:val="000000"/>
+          <w:sz w:val="22"/>
         </w:rPr>
-        <w:t>python -m streamlit run src/frontend/app.py --server.address 127.0.0.1 --server.port 8501</w:t>
+        <w:t xml:space="preserve">。后端自检地址为 </w:t>
+      </w:r>
+      <w:r>
+        <w:rPr>
+          <w:rFonts w:ascii="Menlo" w:hAnsi="Menlo" w:eastAsia="Menlo"/>
+          <w:b w:val="0"/>
+          <w:color w:val="000000"/>
+          <w:sz w:val="19"/>
+        </w:rPr>
+        <w:t>http://127.0.0.1:8000/health</w:t>
+      </w:r>
+      <w:r>
+        <w:rPr>
+          <w:rFonts w:ascii="Heiti TC" w:hAnsi="Heiti TC" w:eastAsia="Heiti TC"/>
+          <w:b w:val="0"/>
+          <w:color w:val="000000"/>
+          <w:sz w:val="22"/>
+        </w:rPr>
+        <w:t xml:space="preserve">，应返回 </w:t>
+      </w:r>
+      <w:r>
+        <w:rPr>
+          <w:rFonts w:ascii="Menlo" w:hAnsi="Menlo" w:eastAsia="Menlo"/>
+          <w:b w:val="0"/>
+          <w:color w:val="000000"/>
+          <w:sz w:val="19"/>
+        </w:rPr>
+        <w:t>status=ok</w:t>
+      </w:r>
+      <w:r>
+        <w:rPr>
+          <w:rFonts w:ascii="Heiti TC" w:hAnsi="Heiti TC" w:eastAsia="Heiti TC"/>
+          <w:b w:val="0"/>
+          <w:color w:val="000000"/>
+          <w:sz w:val="22"/>
+        </w:rPr>
+        <w:t xml:space="preserve">；交互式接口说明在 </w:t>
+      </w:r>
+      <w:r>
+        <w:rPr>
+          <w:rFonts w:ascii="Menlo" w:hAnsi="Menlo" w:eastAsia="Menlo"/>
+          <w:b w:val="0"/>
+          <w:color w:val="000000"/>
+          <w:sz w:val="19"/>
+        </w:rPr>
+        <w:t>http://127.0.0.1:8000/docs</w:t>
+      </w:r>
+      <w:r>
+        <w:rPr>
+          <w:rFonts w:ascii="Heiti TC" w:hAnsi="Heiti TC" w:eastAsia="Heiti TC"/>
+          <w:b w:val="0"/>
+          <w:color w:val="000000"/>
+          <w:sz w:val="22"/>
+        </w:rPr>
+        <w:t>。两个终端关闭后服务停止。</w:t>
       </w:r>
     </w:p>
     <w:p>
@@ -610,66 +662,27 @@
         <w:pStyle w:val="Heading2"/>
       </w:pPr>
       <w:r>
-        <w:t>3.2 Docker 启动</w:t>
+        <w:t>3.1 Docker 一键部署（可选，免配环境）</w:t>
       </w:r>
     </w:p>
     <w:p>
       <w:r>
-        <w:rPr>
-          <w:rFonts w:ascii="Consolas" w:hAnsi="Consolas"/>
-          <w:sz w:val="18"/>
-        </w:rPr>
-        <w:t>docker compose up -d       　　　 # 启动</w:t>
+        <w:t>已装 Docker Desktop（Windows 建议启用 WSL2 后端）时，可跳过上文手动安装，用容器一键起服务。国内网络需先给 Docker 配置镜像加速，否则拉不动基础镜像。</w:t>
       </w:r>
     </w:p>
     <w:p>
       <w:r>
-        <w:rPr>
-          <w:rFonts w:ascii="Consolas" w:hAnsi="Consolas"/>
-          <w:sz w:val="18"/>
-        </w:rPr>
-        <w:t>docker compose ps          　　　 # 查看容器状态</w:t>
+        <w:t>copy .env.example .env        # 填好 SILICONFLOW_API_KEY / CHAT_MODEL / USE_AGENT</w:t>
       </w:r>
     </w:p>
     <w:p>
       <w:r>
-        <w:rPr>
-          <w:rFonts w:ascii="Consolas" w:hAnsi="Consolas"/>
-          <w:sz w:val="18"/>
-        </w:rPr>
-        <w:t>docker compose down        　　　 # 停止（保留数据）</w:t>
+        <w:t>docker compose up -d --build</w:t>
       </w:r>
     </w:p>
     <w:p>
-      <w:pPr>
-        <w:pStyle w:val="Heading2"/>
-      </w:pPr>
       <w:r>
-        <w:t>3.3 验收</w:t>
-      </w:r>
-    </w:p>
-    <w:p>
-      <w:pPr>
-        <w:pStyle w:val="ListBullet"/>
-      </w:pPr>
-      <w:r>
-        <w:t>浏览器打开前端 http://127.0.0.1:8501（Docker 同样端口）。</w:t>
-      </w:r>
-    </w:p>
-    <w:p>
-      <w:pPr>
-        <w:pStyle w:val="ListBullet"/>
-      </w:pPr>
-      <w:r>
-        <w:t>后端自检：http://127.0.0.1:8000/health 应返回 status=ok；交互式接口文档在 /docs。</w:t>
-      </w:r>
-    </w:p>
-    <w:p>
-      <w:pPr>
-        <w:pStyle w:val="ListBullet"/>
-      </w:pPr>
-      <w:r>
-        <w:t>切换通道：顶栏“问答通道”可选 Agent 编排 / RAG 直连，切换即时生效。</w:t>
+        <w:t>首次构建会安装依赖并下载约 1.3 GB 模型，耗时较长；之后启动很快。前端 http://localhost:8501，后端文档 http://localhost:8000/docs。数据（uploads/、index/、会话）挂载在宿主机，容器重建不丢。</w:t>
       </w:r>
     </w:p>
     <w:p>
@@ -678,23 +691,6 @@
       </w:pPr>
       <w:r>
         <w:t>4 界面使用</w:t>
-      </w:r>
-    </w:p>
-    <w:p>
-      <w:pPr>
-        <w:pStyle w:val="Heading2"/>
-      </w:pPr>
-      <w:r>
-        <w:t>4.1 整体布局</w:t>
-      </w:r>
-    </w:p>
-    <w:p>
-      <w:r>
-        <w:rPr>
-          <w:b w:val="0"/>
-          <w:i w:val="0"/>
-        </w:rPr>
-        <w:t>界面分三栏：左栏文档与会话管理、中央对话区、右侧可观测性面板；左右两栏各自独立滚动。</w:t>
       </w:r>
     </w:p>
     <w:p>
@@ -717,7 +713,7 @@
                     <pic:cNvPicPr/>
                   </pic:nvPicPr>
                   <pic:blipFill>
-                    <a:blip r:embed="rId9"/>
+                    <a:blip r:embed="rId10"/>
                     <a:stretch>
                       <a:fillRect/>
                     </a:stretch>
@@ -742,18 +738,9 @@
       </w:pPr>
       <w:r>
         <w:rPr>
-          <w:b w:val="0"/>
           <w:i/>
         </w:rPr>
-        <w:t>图 1　整体界面（左：文档/会话；中：对话；右：可观测性）</w:t>
-      </w:r>
-    </w:p>
-    <w:p>
-      <w:pPr>
-        <w:pStyle w:val="Heading2"/>
-      </w:pPr>
-      <w:r>
-        <w:t>4.2 左栏：文档上传与管理</w:t>
+        <w:t>图 1　系统整体界面（左：文档/会话；中：对话；右：可观测性）</w:t>
       </w:r>
     </w:p>
     <w:p>
@@ -761,23 +748,13 @@
         <w:pStyle w:val="ListNumber"/>
       </w:pPr>
       <w:r>
-        <w:t>上传 PDF、DOCX、DOC、TXT、MD、CSV 文献，等待解析与索引完成（大论文首次向量化可能需数分钟）。</w:t>
-      </w:r>
-    </w:p>
-    <w:p>
-      <w:pPr>
-        <w:pStyle w:val="ListNumber"/>
-      </w:pPr>
-      <w:r>
-        <w:t>确认文档列表中显示“已索引”后，再返回中央提问。</w:t>
-      </w:r>
-    </w:p>
-    <w:p>
-      <w:pPr>
-        <w:pStyle w:val="ListNumber"/>
-      </w:pPr>
-      <w:r>
-        <w:t>左栏下方可新建、切换、删除会话；删除会移除本机对应历史，操作前请自行留存。</w:t>
+        <w:rPr>
+          <w:rFonts w:ascii="Heiti TC" w:hAnsi="Heiti TC" w:eastAsia="Heiti TC"/>
+          <w:b w:val="0"/>
+          <w:color w:val="000000"/>
+          <w:sz w:val="22"/>
+        </w:rPr>
+        <w:t>左栏上传 PDF、DOCX、DOC、TXT、MD、CSV 文献，等待文档处理和索引完成。大论文首次向量化可能需要数分钟。</w:t>
       </w:r>
     </w:p>
     <w:p>
@@ -800,7 +777,7 @@
                     <pic:cNvPicPr/>
                   </pic:nvPicPr>
                   <pic:blipFill>
-                    <a:blip r:embed="rId10"/>
+                    <a:blip r:embed="rId11"/>
                     <a:stretch>
                       <a:fillRect/>
                     </a:stretch>
@@ -825,7 +802,6 @@
       </w:pPr>
       <w:r>
         <w:rPr>
-          <w:b w:val="0"/>
           <w:i/>
         </w:rPr>
         <w:t>图 2　左栏：知识库文档与会话管理</w:t>
@@ -833,42 +809,37 @@
     </w:p>
     <w:p>
       <w:pPr>
-        <w:pStyle w:val="Heading2"/>
+        <w:pStyle w:val="ListNumber"/>
       </w:pPr>
       <w:r>
-        <w:t>4.3 顶栏：问答通道与检索条数</w:t>
+        <w:rPr>
+          <w:rFonts w:ascii="Heiti TC" w:hAnsi="Heiti TC" w:eastAsia="Heiti TC"/>
+          <w:b w:val="0"/>
+          <w:color w:val="000000"/>
+          <w:sz w:val="22"/>
+        </w:rPr>
+        <w:t xml:space="preserve">在顶栏选择 </w:t>
       </w:r>
-    </w:p>
-    <w:p>
-      <w:pPr>
-        <w:pStyle w:val="ListBullet"/>
-      </w:pPr>
       <w:r>
-        <w:t>问答通道：Agent 编排（多步推理、更全面但更慢、更耗 Token）或 RAG 直连（一次检索生成，快而省）。</w:t>
+        <w:rPr>
+          <w:rFonts w:ascii="Menlo" w:hAnsi="Menlo" w:eastAsia="Menlo"/>
+          <w:b w:val="0"/>
+          <w:color w:val="000000"/>
+          <w:sz w:val="19"/>
+        </w:rPr>
+        <w:t>top_k</w:t>
       </w:r>
-    </w:p>
-    <w:p>
-      <w:pPr>
-        <w:pStyle w:val="ListBullet"/>
-      </w:pPr>
       <w:r>
-        <w:t>检索条数 top_k：仅对 RAG 直连生效，表示最终送入模型的参考段落数。</w:t>
+        <w:rPr>
+          <w:rFonts w:ascii="Heiti TC" w:hAnsi="Heiti TC" w:eastAsia="Heiti TC"/>
+          <w:b w:val="0"/>
+          <w:color w:val="000000"/>
+          <w:sz w:val="22"/>
+        </w:rPr>
+        <w:t>。建议先用默认值 5；对比多篇论文或精确数字题可适当提高，但更多分块也会增加耗时和干扰。</w:t>
       </w:r>
-    </w:p>
-    <w:p>
-      <w:pPr>
-        <w:pStyle w:val="ListBullet"/>
-      </w:pPr>
       <w:r>
-        <w:t>注意：Agent 通道下该滑杆不生效——每次检索的条数由模型在工具调用时自行决定（knowledge_search 默认 3/上限 10，knowledge_qa 默认 5）。</w:t>
-      </w:r>
-    </w:p>
-    <w:p>
-      <w:pPr>
-        <w:pStyle w:val="Heading2"/>
-      </w:pPr>
-      <w:r>
-        <w:t>4.4 中央：提问与流式回答</w:t>
+        <w:t xml:space="preserve"> 注意：该滑杆仅对 RAG 直连生效；Agent 通道下不生效，实际每次检索条数由模型在工具调用时自行决定。</w:t>
       </w:r>
     </w:p>
     <w:p>
@@ -876,7 +847,13 @@
         <w:pStyle w:val="ListNumber"/>
       </w:pPr>
       <w:r>
-        <w:t>尽量写明论文名、数据集名、所需指标和比较对象；例如“P08 鲑鱼计数论文中，历史帧确认阈值从 4 降到 1 的计数变化及风险是什么”。</w:t>
+        <w:rPr>
+          <w:rFonts w:ascii="Heiti TC" w:hAnsi="Heiti TC" w:eastAsia="Heiti TC"/>
+          <w:b w:val="0"/>
+          <w:color w:val="000000"/>
+          <w:sz w:val="22"/>
+        </w:rPr>
+        <w:t>在中央提问。尽量写明论文名、数据集名、所需指标和比较对象；例如“P08 鲑鱼计数论文中，历史帧确认阈值从 4 降到 1 的计数变化及风险是什么”。</w:t>
       </w:r>
     </w:p>
     <w:p>
@@ -884,15 +861,13 @@
         <w:pStyle w:val="ListNumber"/>
       </w:pPr>
       <w:r>
-        <w:t>回答以打字机效果流式输出，引用以 [来源: 文档名, 第X页] 标注并在正文上方动态出现。</w:t>
-      </w:r>
-    </w:p>
-    <w:p>
-      <w:pPr>
-        <w:pStyle w:val="ListNumber"/>
-      </w:pPr>
-      <w:r>
-        <w:t>无引用不代表没有检索，可能是本轮回答未使用任何可验证来源。</w:t>
+        <w:rPr>
+          <w:rFonts w:ascii="Heiti TC" w:hAnsi="Heiti TC" w:eastAsia="Heiti TC"/>
+          <w:b w:val="0"/>
+          <w:color w:val="000000"/>
+          <w:sz w:val="22"/>
+        </w:rPr>
+        <w:t>查看回答和右侧引用卡片。引用卡片显示文件名、页码及摘要；重要数字、方法或参数含义以原文为准。无引用不代表没有检索，可能是回答没有使用任何可验证来源。</w:t>
       </w:r>
     </w:p>
     <w:p>
@@ -915,7 +890,7 @@
                     <pic:cNvPicPr/>
                   </pic:nvPicPr>
                   <pic:blipFill>
-                    <a:blip r:embed="rId11"/>
+                    <a:blip r:embed="rId12"/>
                     <a:stretch>
                       <a:fillRect/>
                     </a:stretch>
@@ -940,7 +915,6 @@
       </w:pPr>
       <w:r>
         <w:rPr>
-          <w:b w:val="0"/>
           <w:i/>
         </w:rPr>
         <w:t>图 3　中央对话区（流式回答 + 引用标注）</w:t>
@@ -948,50 +922,19 @@
     </w:p>
     <w:p>
       <w:pPr>
-        <w:pStyle w:val="Heading2"/>
-      </w:pPr>
-      <w:r>
-        <w:t>4.5 右栏：可观测性面板</w:t>
-      </w:r>
-    </w:p>
-    <w:p>
-      <w:pPr>
         <w:pStyle w:val="ListNumber"/>
       </w:pPr>
       <w:r>
-        <w:t>本轮引用来源：列出本轮实际标注的来源（文件名、页码、相关度与摘要片段）。</w:t>
+        <w:rPr>
+          <w:rFonts w:ascii="Heiti TC" w:hAnsi="Heiti TC" w:eastAsia="Heiti TC"/>
+          <w:b w:val="0"/>
+          <w:color w:val="000000"/>
+          <w:sz w:val="22"/>
+        </w:rPr>
+        <w:t>右侧还可查看本轮耗时、Token、Agent 思考与工具轨迹及系统状态。Agent 可能比 RAG 更慢且消耗更多 Token。</w:t>
       </w:r>
-    </w:p>
-    <w:p>
-      <w:pPr>
-        <w:pStyle w:val="ListNumber"/>
-      </w:pPr>
       <w:r>
-        <w:t>本轮指标：耗时、Token 合计、引用数。</w:t>
-      </w:r>
-    </w:p>
-    <w:p>
-      <w:pPr>
-        <w:pStyle w:val="ListNumber"/>
-      </w:pPr>
-      <w:r>
-        <w:t>Agent 推理轨迹：Thought → Action → Observation 随事件流实时出现（Agent 通道）。</w:t>
-      </w:r>
-    </w:p>
-    <w:p>
-      <w:pPr>
-        <w:pStyle w:val="ListNumber"/>
-      </w:pPr>
-      <w:r>
-        <w:t>系统监控与 Agent 指标：向量总数、文档数、缓存命中率、工具成功率等。</w:t>
-      </w:r>
-    </w:p>
-    <w:p>
-      <w:pPr>
-        <w:pStyle w:val="ListNumber"/>
-      </w:pPr>
-      <w:r>
-        <w:t>Token 消耗（按工具分别统计）：按工具列出 本轮 / 累计 Token，生成轮单独对账，各行合计与总量一致。</w:t>
+        <w:t xml:space="preserve"> 右栏还提供“按工具分别统计的 Token 消耗（本轮+累计）”与实时更新的推理轨迹，左右两栏各自独立滚动。</w:t>
       </w:r>
     </w:p>
     <w:p>
@@ -1014,7 +957,7 @@
                     <pic:cNvPicPr/>
                   </pic:nvPicPr>
                   <pic:blipFill>
-                    <a:blip r:embed="rId12"/>
+                    <a:blip r:embed="rId13"/>
                     <a:stretch>
                       <a:fillRect/>
                     </a:stretch>
@@ -1039,7 +982,6 @@
       </w:pPr>
       <w:r>
         <w:rPr>
-          <w:b w:val="0"/>
           <w:i/>
         </w:rPr>
         <w:t>图 4　右栏：本轮引用来源</w:t>
@@ -1065,7 +1007,7 @@
                     <pic:cNvPicPr/>
                   </pic:nvPicPr>
                   <pic:blipFill>
-                    <a:blip r:embed="rId13"/>
+                    <a:blip r:embed="rId14"/>
                     <a:stretch>
                       <a:fillRect/>
                     </a:stretch>
@@ -1090,7 +1032,6 @@
       </w:pPr>
       <w:r>
         <w:rPr>
-          <w:b w:val="0"/>
           <w:i/>
         </w:rPr>
         <w:t>图 5　右栏：分工具 Token 统计（本轮 + 累计）</w:t>
@@ -1098,26 +1039,72 @@
     </w:p>
     <w:p>
       <w:pPr>
-        <w:pStyle w:val="Heading2"/>
+        <w:pStyle w:val="ListNumber"/>
       </w:pPr>
       <w:r>
-        <w:t>4.6 通道切换说明</w:t>
+        <w:rPr>
+          <w:rFonts w:ascii="Heiti TC" w:hAnsi="Heiti TC" w:eastAsia="Heiti TC"/>
+          <w:b w:val="0"/>
+          <w:color w:val="000000"/>
+          <w:sz w:val="22"/>
+        </w:rPr>
+        <w:t>左栏可新建、切换和删除会话。删除会话会移除本机对应的历史记录，操作前请自行留存需要的内容。</w:t>
       </w:r>
     </w:p>
     <w:p>
-      <w:pPr>
-        <w:pStyle w:val="ListBullet"/>
-      </w:pPr>
       <w:r>
-        <w:t>USE_AGENT=true 启用 Agent 通道，false 使用 RAG 直连；修改 .env 后需重启前后端。</w:t>
+        <w:rPr>
+          <w:rFonts w:ascii="Menlo" w:hAnsi="Menlo" w:eastAsia="Menlo"/>
+          <w:b w:val="0"/>
+          <w:color w:val="000000"/>
+          <w:sz w:val="19"/>
+        </w:rPr>
+        <w:t>USE_AGENT=true</w:t>
       </w:r>
-    </w:p>
-    <w:p>
-      <w:pPr>
-        <w:pStyle w:val="ListBullet"/>
-      </w:pPr>
       <w:r>
-        <w:t>Agent 服务不可用时，前端会自动降级到 RAG 直连并在界面明确提示，请留意通道标识。</w:t>
+        <w:rPr>
+          <w:rFonts w:ascii="Heiti TC" w:hAnsi="Heiti TC" w:eastAsia="Heiti TC"/>
+          <w:b w:val="0"/>
+          <w:color w:val="000000"/>
+          <w:sz w:val="22"/>
+        </w:rPr>
+        <w:t xml:space="preserve"> 启用 Agent 通道；改为 </w:t>
+      </w:r>
+      <w:r>
+        <w:rPr>
+          <w:rFonts w:ascii="Menlo" w:hAnsi="Menlo" w:eastAsia="Menlo"/>
+          <w:b w:val="0"/>
+          <w:color w:val="000000"/>
+          <w:sz w:val="19"/>
+        </w:rPr>
+        <w:t>false</w:t>
+      </w:r>
+      <w:r>
+        <w:rPr>
+          <w:rFonts w:ascii="Heiti TC" w:hAnsi="Heiti TC" w:eastAsia="Heiti TC"/>
+          <w:b w:val="0"/>
+          <w:color w:val="000000"/>
+          <w:sz w:val="22"/>
+        </w:rPr>
+        <w:t xml:space="preserve"> 使用 RAG 直连。修改 </w:t>
+      </w:r>
+      <w:r>
+        <w:rPr>
+          <w:rFonts w:ascii="Menlo" w:hAnsi="Menlo" w:eastAsia="Menlo"/>
+          <w:b w:val="0"/>
+          <w:color w:val="000000"/>
+          <w:sz w:val="19"/>
+        </w:rPr>
+        <w:t>.env</w:t>
+      </w:r>
+      <w:r>
+        <w:rPr>
+          <w:rFonts w:ascii="Heiti TC" w:hAnsi="Heiti TC" w:eastAsia="Heiti TC"/>
+          <w:b w:val="0"/>
+          <w:color w:val="000000"/>
+          <w:sz w:val="22"/>
+        </w:rPr>
+        <w:t xml:space="preserve"> 后重启前后端。Agent 服务不可用时，前端可能提示降级到 RAG；请留意界面上的通道标识。</w:t>
       </w:r>
     </w:p>
     <w:p>
@@ -1129,35 +1116,53 @@
       </w:r>
     </w:p>
     <w:p>
-      <w:pPr>
-        <w:pStyle w:val="ListBullet"/>
-      </w:pPr>
       <w:r>
-        <w:t>支持格式：PDF / DOCX / DOC / TXT / MD / CSV。</w:t>
+        <w:rPr>
+          <w:rFonts w:ascii="Heiti TC" w:hAnsi="Heiti TC" w:eastAsia="Heiti TC"/>
+          <w:b w:val="0"/>
+          <w:color w:val="000000"/>
+          <w:sz w:val="22"/>
+        </w:rPr>
+        <w:t xml:space="preserve">上传成功后，先确认列表中显示已索引，再提问。文档删除会同时移除文件和对应检索索引；删除前备份需要保留的原文。不要手工改写 </w:t>
       </w:r>
-    </w:p>
-    <w:p>
-      <w:pPr>
-        <w:pStyle w:val="ListBullet"/>
-      </w:pPr>
       <w:r>
-        <w:t>上传成功后先确认“已索引”再提问；大文档首次向量化较慢属正常。</w:t>
+        <w:rPr>
+          <w:rFonts w:ascii="Menlo" w:hAnsi="Menlo" w:eastAsia="Menlo"/>
+          <w:b w:val="0"/>
+          <w:color w:val="000000"/>
+          <w:sz w:val="19"/>
+        </w:rPr>
+        <w:t>index/</w:t>
       </w:r>
-    </w:p>
-    <w:p>
-      <w:pPr>
-        <w:pStyle w:val="ListBullet"/>
-      </w:pPr>
       <w:r>
-        <w:t>删除文档会同时移除物理文件与对应向量/BM25/缓存记录（当前实现为秒级，不再整库重编码）。</w:t>
+        <w:rPr>
+          <w:rFonts w:ascii="Heiti TC" w:hAnsi="Heiti TC" w:eastAsia="Heiti TC"/>
+          <w:b w:val="0"/>
+          <w:color w:val="000000"/>
+          <w:sz w:val="22"/>
+        </w:rPr>
+        <w:t xml:space="preserve"> 内的文件。若已有索引来源与现存 </w:t>
       </w:r>
-    </w:p>
-    <w:p>
-      <w:pPr>
-        <w:pStyle w:val="ListBullet"/>
-      </w:pPr>
       <w:r>
-        <w:t>不要手工改写 index/ 内的文件；如需重建索引，删除 index/ 后重新上传即可。</w:t>
+        <w:rPr>
+          <w:rFonts w:ascii="Menlo" w:hAnsi="Menlo" w:eastAsia="Menlo"/>
+          <w:b w:val="0"/>
+          <w:color w:val="000000"/>
+          <w:sz w:val="19"/>
+        </w:rPr>
+        <w:t>uploads/</w:t>
+      </w:r>
+      <w:r>
+        <w:rPr>
+          <w:rFonts w:ascii="Heiti TC" w:hAnsi="Heiti TC" w:eastAsia="Heiti TC"/>
+          <w:b w:val="0"/>
+          <w:color w:val="000000"/>
+          <w:sz w:val="22"/>
+        </w:rPr>
+        <w:t xml:space="preserve"> 不一致，应先备份索引，再按管理员流程重建。</w:t>
+      </w:r>
+      <w:r>
+        <w:t xml:space="preserve"> 当前删除为秒级，不再整库重新编码。</w:t>
       </w:r>
     </w:p>
     <w:p>
@@ -1170,31 +1175,80 @@
     </w:p>
     <w:tbl>
       <w:tblPr>
-        <w:tblStyle w:val="LightGrid-Accent1"/>
         <w:tblW w:type="auto" w:w="0"/>
+        <w:tblLayout w:type="fixed"/>
         <w:tblLook w:firstColumn="1" w:firstRow="1" w:lastColumn="0" w:lastRow="0" w:noHBand="0" w:noVBand="1" w:val="04A0"/>
       </w:tblPr>
       <w:tblGrid>
-        <w:gridCol w:w="4320"/>
-        <w:gridCol w:w="4320"/>
+        <w:gridCol w:w="4536"/>
+        <w:gridCol w:w="4536"/>
       </w:tblGrid>
       <w:tr>
+        <w:trPr>
+          <w:tblHeader/>
+        </w:trPr>
         <w:tc>
           <w:tcPr>
-            <w:tcW w:type="dxa" w:w="4320"/>
+            <w:tcW w:type="dxa" w:w="2520"/>
+            <w:vAlign w:val="center"/>
+            <w:tcMar>
+              <w:top w:w="115" w:type="dxa"/>
+              <w:start w:w="115" w:type="dxa"/>
+              <w:bottom w:w="115" w:type="dxa"/>
+              <w:end w:w="115" w:type="dxa"/>
+            </w:tcMar>
+            <w:tcBorders>
+              <w:top w:val="single" w:color="D9D9D9" w:sz="6"/>
+              <w:left w:val="single" w:color="D9D9D9" w:sz="6"/>
+              <w:bottom w:val="single" w:color="D9D9D9" w:sz="6"/>
+              <w:right w:val="single" w:color="D9D9D9" w:sz="6"/>
+            </w:tcBorders>
+            <w:shd w:fill="EAF2F8"/>
           </w:tcPr>
           <w:p>
+            <w:pPr>
+              <w:spacing w:after="0"/>
+            </w:pPr>
             <w:r>
+              <w:rPr>
+                <w:rFonts w:ascii="Heiti TC" w:hAnsi="Heiti TC" w:eastAsia="Heiti TC"/>
+                <w:b w:val="0"/>
+                <w:color w:val="000000"/>
+                <w:sz w:val="22"/>
+              </w:rPr>
               <w:t>现象</w:t>
             </w:r>
           </w:p>
         </w:tc>
         <w:tc>
           <w:tcPr>
-            <w:tcW w:type="dxa" w:w="4320"/>
+            <w:tcW w:type="dxa" w:w="6480"/>
+            <w:vAlign w:val="center"/>
+            <w:tcMar>
+              <w:top w:w="115" w:type="dxa"/>
+              <w:start w:w="115" w:type="dxa"/>
+              <w:bottom w:w="115" w:type="dxa"/>
+              <w:end w:w="115" w:type="dxa"/>
+            </w:tcMar>
+            <w:tcBorders>
+              <w:top w:val="single" w:color="D9D9D9" w:sz="6"/>
+              <w:left w:val="single" w:color="D9D9D9" w:sz="6"/>
+              <w:bottom w:val="single" w:color="D9D9D9" w:sz="6"/>
+              <w:right w:val="single" w:color="D9D9D9" w:sz="6"/>
+            </w:tcBorders>
+            <w:shd w:fill="EAF2F8"/>
           </w:tcPr>
           <w:p>
+            <w:pPr>
+              <w:spacing w:after="0"/>
+            </w:pPr>
             <w:r>
+              <w:rPr>
+                <w:rFonts w:ascii="Heiti TC" w:hAnsi="Heiti TC" w:eastAsia="Heiti TC"/>
+                <w:b w:val="0"/>
+                <w:color w:val="000000"/>
+                <w:sz w:val="22"/>
+              </w:rPr>
               <w:t>检查和处理</w:t>
             </w:r>
           </w:p>
@@ -1203,21 +1257,101 @@
       <w:tr>
         <w:tc>
           <w:tcPr>
-            <w:tcW w:type="dxa" w:w="4320"/>
+            <w:tcW w:type="dxa" w:w="2520"/>
+            <w:vAlign w:val="center"/>
+            <w:tcMar>
+              <w:top w:w="115" w:type="dxa"/>
+              <w:start w:w="115" w:type="dxa"/>
+              <w:bottom w:w="115" w:type="dxa"/>
+              <w:end w:w="115" w:type="dxa"/>
+            </w:tcMar>
+            <w:tcBorders>
+              <w:top w:val="single" w:color="D9D9D9" w:sz="6"/>
+              <w:left w:val="single" w:color="D9D9D9" w:sz="6"/>
+              <w:bottom w:val="single" w:color="D9D9D9" w:sz="6"/>
+              <w:right w:val="single" w:color="D9D9D9" w:sz="6"/>
+            </w:tcBorders>
           </w:tcPr>
           <w:p>
+            <w:pPr>
+              <w:spacing w:after="0"/>
+            </w:pPr>
             <w:r>
+              <w:rPr>
+                <w:rFonts w:ascii="Heiti TC" w:hAnsi="Heiti TC" w:eastAsia="Heiti TC"/>
+                <w:b w:val="0"/>
+                <w:color w:val="000000"/>
+                <w:sz w:val="22"/>
+              </w:rPr>
               <w:t>页面提示后端不可用</w:t>
             </w:r>
           </w:p>
         </w:tc>
         <w:tc>
           <w:tcPr>
-            <w:tcW w:type="dxa" w:w="4320"/>
+            <w:tcW w:type="dxa" w:w="6480"/>
+            <w:vAlign w:val="center"/>
+            <w:tcMar>
+              <w:top w:w="115" w:type="dxa"/>
+              <w:start w:w="115" w:type="dxa"/>
+              <w:bottom w:w="115" w:type="dxa"/>
+              <w:end w:w="115" w:type="dxa"/>
+            </w:tcMar>
+            <w:tcBorders>
+              <w:top w:val="single" w:color="D9D9D9" w:sz="6"/>
+              <w:left w:val="single" w:color="D9D9D9" w:sz="6"/>
+              <w:bottom w:val="single" w:color="D9D9D9" w:sz="6"/>
+              <w:right w:val="single" w:color="D9D9D9" w:sz="6"/>
+            </w:tcBorders>
           </w:tcPr>
           <w:p>
+            <w:pPr>
+              <w:spacing w:after="0"/>
+            </w:pPr>
             <w:r>
-              <w:t>确认后端进程/容器仍在运行；检查 /health、端口 8000，以及前端 RAG_API_BASE_URL。</w:t>
+              <w:rPr>
+                <w:rFonts w:ascii="Heiti TC" w:hAnsi="Heiti TC" w:eastAsia="Heiti TC"/>
+                <w:b w:val="0"/>
+                <w:color w:val="000000"/>
+                <w:sz w:val="22"/>
+              </w:rPr>
+              <w:t xml:space="preserve">确认终端一仍在运行；检查 </w:t>
+            </w:r>
+            <w:r>
+              <w:rPr>
+                <w:rFonts w:ascii="Menlo" w:hAnsi="Menlo" w:eastAsia="Menlo"/>
+                <w:b w:val="0"/>
+                <w:color w:val="000000"/>
+                <w:sz w:val="19"/>
+              </w:rPr>
+              <w:t>/health</w:t>
+            </w:r>
+            <w:r>
+              <w:rPr>
+                <w:rFonts w:ascii="Heiti TC" w:hAnsi="Heiti TC" w:eastAsia="Heiti TC"/>
+                <w:b w:val="0"/>
+                <w:color w:val="000000"/>
+                <w:sz w:val="22"/>
+              </w:rPr>
+              <w:t xml:space="preserve">、端口 8000，以及前端 </w:t>
+            </w:r>
+            <w:r>
+              <w:rPr>
+                <w:rFonts w:ascii="Menlo" w:hAnsi="Menlo" w:eastAsia="Menlo"/>
+                <w:b w:val="0"/>
+                <w:color w:val="000000"/>
+                <w:sz w:val="19"/>
+              </w:rPr>
+              <w:t>RAG_API_BASE_URL</w:t>
+            </w:r>
+            <w:r>
+              <w:rPr>
+                <w:rFonts w:ascii="Heiti TC" w:hAnsi="Heiti TC" w:eastAsia="Heiti TC"/>
+                <w:b w:val="0"/>
+                <w:color w:val="000000"/>
+                <w:sz w:val="22"/>
+              </w:rPr>
+              <w:t>。</w:t>
             </w:r>
           </w:p>
         </w:tc>
@@ -1225,21 +1359,121 @@
       <w:tr>
         <w:tc>
           <w:tcPr>
-            <w:tcW w:type="dxa" w:w="4320"/>
+            <w:tcW w:type="dxa" w:w="2520"/>
+            <w:vAlign w:val="center"/>
+            <w:tcMar>
+              <w:top w:w="115" w:type="dxa"/>
+              <w:start w:w="115" w:type="dxa"/>
+              <w:bottom w:w="115" w:type="dxa"/>
+              <w:end w:w="115" w:type="dxa"/>
+            </w:tcMar>
+            <w:tcBorders>
+              <w:top w:val="single" w:color="D9D9D9" w:sz="6"/>
+              <w:left w:val="single" w:color="D9D9D9" w:sz="6"/>
+              <w:bottom w:val="single" w:color="D9D9D9" w:sz="6"/>
+              <w:right w:val="single" w:color="D9D9D9" w:sz="6"/>
+            </w:tcBorders>
+            <w:shd w:fill="F7F9FA"/>
           </w:tcPr>
           <w:p>
+            <w:pPr>
+              <w:spacing w:after="0"/>
+            </w:pPr>
             <w:r>
+              <w:rPr>
+                <w:rFonts w:ascii="Heiti TC" w:hAnsi="Heiti TC" w:eastAsia="Heiti TC"/>
+                <w:b w:val="0"/>
+                <w:color w:val="000000"/>
+                <w:sz w:val="22"/>
+              </w:rPr>
               <w:t>后端健康但前端显示 502</w:t>
             </w:r>
           </w:p>
         </w:tc>
         <w:tc>
           <w:tcPr>
-            <w:tcW w:type="dxa" w:w="4320"/>
+            <w:tcW w:type="dxa" w:w="6480"/>
+            <w:vAlign w:val="center"/>
+            <w:tcMar>
+              <w:top w:w="115" w:type="dxa"/>
+              <w:start w:w="115" w:type="dxa"/>
+              <w:bottom w:w="115" w:type="dxa"/>
+              <w:end w:w="115" w:type="dxa"/>
+            </w:tcMar>
+            <w:tcBorders>
+              <w:top w:val="single" w:color="D9D9D9" w:sz="6"/>
+              <w:left w:val="single" w:color="D9D9D9" w:sz="6"/>
+              <w:bottom w:val="single" w:color="D9D9D9" w:sz="6"/>
+              <w:right w:val="single" w:color="D9D9D9" w:sz="6"/>
+            </w:tcBorders>
+            <w:shd w:fill="F7F9FA"/>
           </w:tcPr>
           <w:p>
+            <w:pPr>
+              <w:spacing w:after="0"/>
+            </w:pPr>
             <w:r>
-              <w:t>检查系统代理是否错误代理本机地址；将 127.0.0.1、localhost 加入 NO_PROXY 后重启前端。</w:t>
+              <w:rPr>
+                <w:rFonts w:ascii="Heiti TC" w:hAnsi="Heiti TC" w:eastAsia="Heiti TC"/>
+                <w:b w:val="0"/>
+                <w:color w:val="000000"/>
+                <w:sz w:val="22"/>
+              </w:rPr>
+              <w:t xml:space="preserve">检查系统代理是否错误代理本机地址；将 </w:t>
+            </w:r>
+            <w:r>
+              <w:rPr>
+                <w:rFonts w:ascii="Menlo" w:hAnsi="Menlo" w:eastAsia="Menlo"/>
+                <w:b w:val="0"/>
+                <w:color w:val="000000"/>
+                <w:sz w:val="19"/>
+              </w:rPr>
+              <w:t>127.0.0.1,localhost</w:t>
+            </w:r>
+            <w:r>
+              <w:rPr>
+                <w:rFonts w:ascii="Heiti TC" w:hAnsi="Heiti TC" w:eastAsia="Heiti TC"/>
+                <w:b w:val="0"/>
+                <w:color w:val="000000"/>
+                <w:sz w:val="22"/>
+              </w:rPr>
+              <w:t xml:space="preserve"> 加入 </w:t>
+            </w:r>
+            <w:r>
+              <w:rPr>
+                <w:rFonts w:ascii="Menlo" w:hAnsi="Menlo" w:eastAsia="Menlo"/>
+                <w:b w:val="0"/>
+                <w:color w:val="000000"/>
+                <w:sz w:val="19"/>
+              </w:rPr>
+              <w:t>NO_PROXY</w:t>
+            </w:r>
+            <w:r>
+              <w:rPr>
+                <w:rFonts w:ascii="Heiti TC" w:hAnsi="Heiti TC" w:eastAsia="Heiti TC"/>
+                <w:b w:val="0"/>
+                <w:color w:val="000000"/>
+                <w:sz w:val="22"/>
+              </w:rPr>
+              <w:t xml:space="preserve"> 和 </w:t>
+            </w:r>
+            <w:r>
+              <w:rPr>
+                <w:rFonts w:ascii="Menlo" w:hAnsi="Menlo" w:eastAsia="Menlo"/>
+                <w:b w:val="0"/>
+                <w:color w:val="000000"/>
+                <w:sz w:val="19"/>
+              </w:rPr>
+              <w:t>no_proxy</w:t>
+            </w:r>
+            <w:r>
+              <w:rPr>
+                <w:rFonts w:ascii="Heiti TC" w:hAnsi="Heiti TC" w:eastAsia="Heiti TC"/>
+                <w:b w:val="0"/>
+                <w:color w:val="000000"/>
+                <w:sz w:val="22"/>
+              </w:rPr>
+              <w:t xml:space="preserve"> 后重启前端。</w:t>
             </w:r>
           </w:p>
         </w:tc>
@@ -1247,21 +1481,65 @@
       <w:tr>
         <w:tc>
           <w:tcPr>
-            <w:tcW w:type="dxa" w:w="4320"/>
+            <w:tcW w:type="dxa" w:w="2520"/>
+            <w:vAlign w:val="center"/>
+            <w:tcMar>
+              <w:top w:w="115" w:type="dxa"/>
+              <w:start w:w="115" w:type="dxa"/>
+              <w:bottom w:w="115" w:type="dxa"/>
+              <w:end w:w="115" w:type="dxa"/>
+            </w:tcMar>
+            <w:tcBorders>
+              <w:top w:val="single" w:color="D9D9D9" w:sz="6"/>
+              <w:left w:val="single" w:color="D9D9D9" w:sz="6"/>
+              <w:bottom w:val="single" w:color="D9D9D9" w:sz="6"/>
+              <w:right w:val="single" w:color="D9D9D9" w:sz="6"/>
+            </w:tcBorders>
           </w:tcPr>
           <w:p>
+            <w:pPr>
+              <w:spacing w:after="0"/>
+            </w:pPr>
             <w:r>
+              <w:rPr>
+                <w:rFonts w:ascii="Heiti TC" w:hAnsi="Heiti TC" w:eastAsia="Heiti TC"/>
+                <w:b w:val="0"/>
+                <w:color w:val="000000"/>
+                <w:sz w:val="22"/>
+              </w:rPr>
               <w:t>首次提问很慢</w:t>
             </w:r>
           </w:p>
         </w:tc>
         <w:tc>
           <w:tcPr>
-            <w:tcW w:type="dxa" w:w="4320"/>
+            <w:tcW w:type="dxa" w:w="6480"/>
+            <w:vAlign w:val="center"/>
+            <w:tcMar>
+              <w:top w:w="115" w:type="dxa"/>
+              <w:start w:w="115" w:type="dxa"/>
+              <w:bottom w:w="115" w:type="dxa"/>
+              <w:end w:w="115" w:type="dxa"/>
+            </w:tcMar>
+            <w:tcBorders>
+              <w:top w:val="single" w:color="D9D9D9" w:sz="6"/>
+              <w:left w:val="single" w:color="D9D9D9" w:sz="6"/>
+              <w:bottom w:val="single" w:color="D9D9D9" w:sz="6"/>
+              <w:right w:val="single" w:color="D9D9D9" w:sz="6"/>
+            </w:tcBorders>
           </w:tcPr>
           <w:p>
+            <w:pPr>
+              <w:spacing w:after="0"/>
+            </w:pPr>
             <w:r>
-              <w:t>本地模型首次加载 + 外部 API 首次请求会增加耗时；预热后再判断稳态性能。</w:t>
+              <w:rPr>
+                <w:rFonts w:ascii="Heiti TC" w:hAnsi="Heiti TC" w:eastAsia="Heiti TC"/>
+                <w:b w:val="0"/>
+                <w:color w:val="000000"/>
+                <w:sz w:val="22"/>
+              </w:rPr>
+              <w:t>本地模型首次加载和外部 API 首次请求会增加耗时；待预热后再判断稳态性能。</w:t>
             </w:r>
           </w:p>
         </w:tc>
@@ -1269,21 +1547,103 @@
       <w:tr>
         <w:tc>
           <w:tcPr>
-            <w:tcW w:type="dxa" w:w="4320"/>
+            <w:tcW w:type="dxa" w:w="2520"/>
+            <w:vAlign w:val="center"/>
+            <w:tcMar>
+              <w:top w:w="115" w:type="dxa"/>
+              <w:start w:w="115" w:type="dxa"/>
+              <w:bottom w:w="115" w:type="dxa"/>
+              <w:end w:w="115" w:type="dxa"/>
+            </w:tcMar>
+            <w:tcBorders>
+              <w:top w:val="single" w:color="D9D9D9" w:sz="6"/>
+              <w:left w:val="single" w:color="D9D9D9" w:sz="6"/>
+              <w:bottom w:val="single" w:color="D9D9D9" w:sz="6"/>
+              <w:right w:val="single" w:color="D9D9D9" w:sz="6"/>
+            </w:tcBorders>
+            <w:shd w:fill="F7F9FA"/>
           </w:tcPr>
           <w:p>
+            <w:pPr>
+              <w:spacing w:after="0"/>
+            </w:pPr>
             <w:r>
+              <w:rPr>
+                <w:rFonts w:ascii="Heiti TC" w:hAnsi="Heiti TC" w:eastAsia="Heiti TC"/>
+                <w:b w:val="0"/>
+                <w:color w:val="000000"/>
+                <w:sz w:val="22"/>
+              </w:rPr>
               <w:t>回答提示模型调用失败</w:t>
             </w:r>
           </w:p>
         </w:tc>
         <w:tc>
           <w:tcPr>
-            <w:tcW w:type="dxa" w:w="4320"/>
+            <w:tcW w:type="dxa" w:w="6480"/>
+            <w:vAlign w:val="center"/>
+            <w:tcMar>
+              <w:top w:w="115" w:type="dxa"/>
+              <w:start w:w="115" w:type="dxa"/>
+              <w:bottom w:w="115" w:type="dxa"/>
+              <w:end w:w="115" w:type="dxa"/>
+            </w:tcMar>
+            <w:tcBorders>
+              <w:top w:val="single" w:color="D9D9D9" w:sz="6"/>
+              <w:left w:val="single" w:color="D9D9D9" w:sz="6"/>
+              <w:bottom w:val="single" w:color="D9D9D9" w:sz="6"/>
+              <w:right w:val="single" w:color="D9D9D9" w:sz="6"/>
+            </w:tcBorders>
+            <w:shd w:fill="F7F9FA"/>
           </w:tcPr>
           <w:p>
+            <w:pPr>
+              <w:spacing w:after="0"/>
+            </w:pPr>
             <w:r>
-              <w:t>检查 API Key、余额、SILICONFLOW_BASE_URL 与 CHAT_MODEL 是否匹配；勿把密钥复制给他人排错。</w:t>
+              <w:rPr>
+                <w:rFonts w:ascii="Heiti TC" w:hAnsi="Heiti TC" w:eastAsia="Heiti TC"/>
+                <w:b w:val="0"/>
+                <w:color w:val="000000"/>
+                <w:sz w:val="22"/>
+              </w:rPr>
+              <w:t>检查 API Key、余额、</w:t>
+            </w:r>
+            <w:r>
+              <w:rPr>
+                <w:rFonts w:ascii="Menlo" w:hAnsi="Menlo" w:eastAsia="Menlo"/>
+                <w:b w:val="0"/>
+                <w:color w:val="000000"/>
+                <w:sz w:val="19"/>
+              </w:rPr>
+              <w:t>SILICONFLOW_BASE_URL</w:t>
+            </w:r>
+            <w:r>
+              <w:rPr>
+                <w:rFonts w:ascii="Heiti TC" w:hAnsi="Heiti TC" w:eastAsia="Heiti TC"/>
+                <w:b w:val="0"/>
+                <w:color w:val="000000"/>
+                <w:sz w:val="22"/>
+              </w:rPr>
+              <w:t xml:space="preserve"> 与 </w:t>
+            </w:r>
+            <w:r>
+              <w:rPr>
+                <w:rFonts w:ascii="Menlo" w:hAnsi="Menlo" w:eastAsia="Menlo"/>
+                <w:b w:val="0"/>
+                <w:color w:val="000000"/>
+                <w:sz w:val="19"/>
+              </w:rPr>
+              <w:t>CHAT_MODEL</w:t>
+            </w:r>
+            <w:r>
+              <w:rPr>
+                <w:rFonts w:ascii="Heiti TC" w:hAnsi="Heiti TC" w:eastAsia="Heiti TC"/>
+                <w:b w:val="0"/>
+                <w:color w:val="000000"/>
+                <w:sz w:val="22"/>
+              </w:rPr>
+              <w:t xml:space="preserve"> 是否匹配；勿把密钥复制给他人排错。</w:t>
             </w:r>
           </w:p>
         </w:tc>
@@ -1291,21 +1651,83 @@
       <w:tr>
         <w:tc>
           <w:tcPr>
-            <w:tcW w:type="dxa" w:w="4320"/>
+            <w:tcW w:type="dxa" w:w="2520"/>
+            <w:vAlign w:val="center"/>
+            <w:tcMar>
+              <w:top w:w="115" w:type="dxa"/>
+              <w:start w:w="115" w:type="dxa"/>
+              <w:bottom w:w="115" w:type="dxa"/>
+              <w:end w:w="115" w:type="dxa"/>
+            </w:tcMar>
+            <w:tcBorders>
+              <w:top w:val="single" w:color="D9D9D9" w:sz="6"/>
+              <w:left w:val="single" w:color="D9D9D9" w:sz="6"/>
+              <w:bottom w:val="single" w:color="D9D9D9" w:sz="6"/>
+              <w:right w:val="single" w:color="D9D9D9" w:sz="6"/>
+            </w:tcBorders>
           </w:tcPr>
           <w:p>
+            <w:pPr>
+              <w:spacing w:after="0"/>
+            </w:pPr>
             <w:r>
+              <w:rPr>
+                <w:rFonts w:ascii="Heiti TC" w:hAnsi="Heiti TC" w:eastAsia="Heiti TC"/>
+                <w:b w:val="0"/>
+                <w:color w:val="000000"/>
+                <w:sz w:val="22"/>
+              </w:rPr>
               <w:t>上传后找不到相关文献</w:t>
             </w:r>
           </w:p>
         </w:tc>
         <w:tc>
           <w:tcPr>
-            <w:tcW w:type="dxa" w:w="4320"/>
+            <w:tcW w:type="dxa" w:w="6480"/>
+            <w:vAlign w:val="center"/>
+            <w:tcMar>
+              <w:top w:w="115" w:type="dxa"/>
+              <w:start w:w="115" w:type="dxa"/>
+              <w:bottom w:w="115" w:type="dxa"/>
+              <w:end w:w="115" w:type="dxa"/>
+            </w:tcMar>
+            <w:tcBorders>
+              <w:top w:val="single" w:color="D9D9D9" w:sz="6"/>
+              <w:left w:val="single" w:color="D9D9D9" w:sz="6"/>
+              <w:bottom w:val="single" w:color="D9D9D9" w:sz="6"/>
+              <w:right w:val="single" w:color="D9D9D9" w:sz="6"/>
+            </w:tcBorders>
           </w:tcPr>
           <w:p>
+            <w:pPr>
+              <w:spacing w:after="0"/>
+            </w:pPr>
             <w:r>
-              <w:t>核对文档是否“已索引”、问题是否明确、页码是否被解析；可提高 top_k 或改用 Agent。</w:t>
+              <w:rPr>
+                <w:rFonts w:ascii="Heiti TC" w:hAnsi="Heiti TC" w:eastAsia="Heiti TC"/>
+                <w:b w:val="0"/>
+                <w:color w:val="000000"/>
+                <w:sz w:val="22"/>
+              </w:rPr>
+              <w:t xml:space="preserve">核对文档是否已索引、问题是否明确、页码是否被解析；可提高 </w:t>
+            </w:r>
+            <w:r>
+              <w:rPr>
+                <w:rFonts w:ascii="Menlo" w:hAnsi="Menlo" w:eastAsia="Menlo"/>
+                <w:b w:val="0"/>
+                <w:color w:val="000000"/>
+                <w:sz w:val="19"/>
+              </w:rPr>
+              <w:t>top_k</w:t>
+            </w:r>
+            <w:r>
+              <w:rPr>
+                <w:rFonts w:ascii="Heiti TC" w:hAnsi="Heiti TC" w:eastAsia="Heiti TC"/>
+                <w:b w:val="0"/>
+                <w:color w:val="000000"/>
+                <w:sz w:val="22"/>
+              </w:rPr>
+              <w:t xml:space="preserve"> 或改用 Agent。</w:t>
             </w:r>
           </w:p>
         </w:tc>
@@ -1313,21 +1735,67 @@
       <w:tr>
         <w:tc>
           <w:tcPr>
-            <w:tcW w:type="dxa" w:w="4320"/>
+            <w:tcW w:type="dxa" w:w="2520"/>
+            <w:vAlign w:val="center"/>
+            <w:tcMar>
+              <w:top w:w="115" w:type="dxa"/>
+              <w:start w:w="115" w:type="dxa"/>
+              <w:bottom w:w="115" w:type="dxa"/>
+              <w:end w:w="115" w:type="dxa"/>
+            </w:tcMar>
+            <w:tcBorders>
+              <w:top w:val="single" w:color="D9D9D9" w:sz="6"/>
+              <w:left w:val="single" w:color="D9D9D9" w:sz="6"/>
+              <w:bottom w:val="single" w:color="D9D9D9" w:sz="6"/>
+              <w:right w:val="single" w:color="D9D9D9" w:sz="6"/>
+            </w:tcBorders>
+            <w:shd w:fill="F7F9FA"/>
           </w:tcPr>
           <w:p>
+            <w:pPr>
+              <w:spacing w:after="0"/>
+            </w:pPr>
             <w:r>
-              <w:t>数字/表格与原文不符</w:t>
+              <w:rPr>
+                <w:rFonts w:ascii="Heiti TC" w:hAnsi="Heiti TC" w:eastAsia="Heiti TC"/>
+                <w:b w:val="0"/>
+                <w:color w:val="000000"/>
+                <w:sz w:val="22"/>
+              </w:rPr>
+              <w:t>数字或表格答案与原文不符</w:t>
             </w:r>
           </w:p>
         </w:tc>
         <w:tc>
           <w:tcPr>
-            <w:tcW w:type="dxa" w:w="4320"/>
+            <w:tcW w:type="dxa" w:w="6480"/>
+            <w:vAlign w:val="center"/>
+            <w:tcMar>
+              <w:top w:w="115" w:type="dxa"/>
+              <w:start w:w="115" w:type="dxa"/>
+              <w:bottom w:w="115" w:type="dxa"/>
+              <w:end w:w="115" w:type="dxa"/>
+            </w:tcMar>
+            <w:tcBorders>
+              <w:top w:val="single" w:color="D9D9D9" w:sz="6"/>
+              <w:left w:val="single" w:color="D9D9D9" w:sz="6"/>
+              <w:bottom w:val="single" w:color="D9D9D9" w:sz="6"/>
+              <w:right w:val="single" w:color="D9D9D9" w:sz="6"/>
+            </w:tcBorders>
+            <w:shd w:fill="F7F9FA"/>
           </w:tcPr>
           <w:p>
+            <w:pPr>
+              <w:spacing w:after="0"/>
+            </w:pPr>
             <w:r>
-              <w:t>打开引用页逐项核对；系统仍可能遗漏表格或错排分块，不得当作权威数据。</w:t>
+              <w:rPr>
+                <w:rFonts w:ascii="Heiti TC" w:hAnsi="Heiti TC" w:eastAsia="Heiti TC"/>
+                <w:b w:val="0"/>
+                <w:color w:val="000000"/>
+                <w:sz w:val="22"/>
+              </w:rPr>
+              <w:t>打开引用页逐项核对。系统仍可能遗漏表格、错排分块或误解参数；不得将回答直接当作权威数据。</w:t>
             </w:r>
           </w:p>
         </w:tc>
@@ -1335,21 +1803,65 @@
       <w:tr>
         <w:tc>
           <w:tcPr>
-            <w:tcW w:type="dxa" w:w="4320"/>
+            <w:tcW w:type="dxa" w:w="2520"/>
+            <w:vAlign w:val="center"/>
+            <w:tcMar>
+              <w:top w:w="115" w:type="dxa"/>
+              <w:start w:w="115" w:type="dxa"/>
+              <w:bottom w:w="115" w:type="dxa"/>
+              <w:end w:w="115" w:type="dxa"/>
+            </w:tcMar>
+            <w:tcBorders>
+              <w:top w:val="single" w:color="D9D9D9" w:sz="6"/>
+              <w:left w:val="single" w:color="D9D9D9" w:sz="6"/>
+              <w:bottom w:val="single" w:color="D9D9D9" w:sz="6"/>
+              <w:right w:val="single" w:color="D9D9D9" w:sz="6"/>
+            </w:tcBorders>
           </w:tcPr>
           <w:p>
+            <w:pPr>
+              <w:spacing w:after="0"/>
+            </w:pPr>
             <w:r>
-              <w:t>Agent 报错且无答案</w:t>
+              <w:rPr>
+                <w:rFonts w:ascii="Heiti TC" w:hAnsi="Heiti TC" w:eastAsia="Heiti TC"/>
+                <w:b w:val="0"/>
+                <w:color w:val="000000"/>
+                <w:sz w:val="22"/>
+              </w:rPr>
+              <w:t>Agent 显示错误而没有答案</w:t>
             </w:r>
           </w:p>
         </w:tc>
         <w:tc>
           <w:tcPr>
-            <w:tcW w:type="dxa" w:w="4320"/>
+            <w:tcW w:type="dxa" w:w="6480"/>
+            <w:vAlign w:val="center"/>
+            <w:tcMar>
+              <w:top w:w="115" w:type="dxa"/>
+              <w:start w:w="115" w:type="dxa"/>
+              <w:bottom w:w="115" w:type="dxa"/>
+              <w:end w:w="115" w:type="dxa"/>
+            </w:tcMar>
+            <w:tcBorders>
+              <w:top w:val="single" w:color="D9D9D9" w:sz="6"/>
+              <w:left w:val="single" w:color="D9D9D9" w:sz="6"/>
+              <w:bottom w:val="single" w:color="D9D9D9" w:sz="6"/>
+              <w:right w:val="single" w:color="D9D9D9" w:sz="6"/>
+            </w:tcBorders>
           </w:tcPr>
           <w:p>
+            <w:pPr>
+              <w:spacing w:after="0"/>
+            </w:pPr>
             <w:r>
-              <w:t>可能是模型未生成有效最终回答或达到最大轮次；重试、提问更具体，或切换 RAG。</w:t>
+              <w:rPr>
+                <w:rFonts w:ascii="Heiti TC" w:hAnsi="Heiti TC" w:eastAsia="Heiti TC"/>
+                <w:b w:val="0"/>
+                <w:color w:val="000000"/>
+                <w:sz w:val="22"/>
+              </w:rPr>
+              <w:t>可能是模型未生成有效的最终回答或达到最大轮次。重试、更具体地提问，或切换 RAG。</w:t>
             </w:r>
           </w:p>
         </w:tc>
@@ -1357,21 +1869,85 @@
       <w:tr>
         <w:tc>
           <w:tcPr>
-            <w:tcW w:type="dxa" w:w="4320"/>
+            <w:tcW w:type="dxa" w:w="2520"/>
+            <w:vAlign w:val="center"/>
+            <w:tcMar>
+              <w:top w:w="115" w:type="dxa"/>
+              <w:start w:w="115" w:type="dxa"/>
+              <w:bottom w:w="115" w:type="dxa"/>
+              <w:end w:w="115" w:type="dxa"/>
+            </w:tcMar>
+            <w:tcBorders>
+              <w:top w:val="single" w:color="D9D9D9" w:sz="6"/>
+              <w:left w:val="single" w:color="D9D9D9" w:sz="6"/>
+              <w:bottom w:val="single" w:color="D9D9D9" w:sz="6"/>
+              <w:right w:val="single" w:color="D9D9D9" w:sz="6"/>
+            </w:tcBorders>
+            <w:shd w:fill="F7F9FA"/>
           </w:tcPr>
           <w:p>
+            <w:pPr>
+              <w:spacing w:after="0"/>
+            </w:pPr>
             <w:r>
+              <w:rPr>
+                <w:rFonts w:ascii="Heiti TC" w:hAnsi="Heiti TC" w:eastAsia="Heiti TC"/>
+                <w:b w:val="0"/>
+                <w:color w:val="000000"/>
+                <w:sz w:val="22"/>
+              </w:rPr>
               <w:t>修改配置后没生效</w:t>
             </w:r>
           </w:p>
         </w:tc>
         <w:tc>
           <w:tcPr>
-            <w:tcW w:type="dxa" w:w="4320"/>
+            <w:tcW w:type="dxa" w:w="6480"/>
+            <w:vAlign w:val="center"/>
+            <w:tcMar>
+              <w:top w:w="115" w:type="dxa"/>
+              <w:start w:w="115" w:type="dxa"/>
+              <w:bottom w:w="115" w:type="dxa"/>
+              <w:end w:w="115" w:type="dxa"/>
+            </w:tcMar>
+            <w:tcBorders>
+              <w:top w:val="single" w:color="D9D9D9" w:sz="6"/>
+              <w:left w:val="single" w:color="D9D9D9" w:sz="6"/>
+              <w:bottom w:val="single" w:color="D9D9D9" w:sz="6"/>
+              <w:right w:val="single" w:color="D9D9D9" w:sz="6"/>
+            </w:tcBorders>
+            <w:shd w:fill="F7F9FA"/>
           </w:tcPr>
           <w:p>
+            <w:pPr>
+              <w:spacing w:after="0"/>
+            </w:pPr>
             <w:r>
-              <w:t>完全停止并重启前后端；确认改的是项目根目录的 .env。</w:t>
+              <w:rPr>
+                <w:rFonts w:ascii="Heiti TC" w:hAnsi="Heiti TC" w:eastAsia="Heiti TC"/>
+                <w:b w:val="0"/>
+                <w:color w:val="000000"/>
+                <w:sz w:val="22"/>
+              </w:rPr>
+              <w:t xml:space="preserve">完全停止并重启前后端；确认修改的是项目根目录下的 </w:t>
+            </w:r>
+            <w:r>
+              <w:rPr>
+                <w:rFonts w:ascii="Menlo" w:hAnsi="Menlo" w:eastAsia="Menlo"/>
+                <w:b w:val="0"/>
+                <w:color w:val="000000"/>
+                <w:sz w:val="19"/>
+              </w:rPr>
+              <w:t>.env</w:t>
+            </w:r>
+            <w:r>
+              <w:rPr>
+                <w:rFonts w:ascii="Heiti TC" w:hAnsi="Heiti TC" w:eastAsia="Heiti TC"/>
+                <w:b w:val="0"/>
+                <w:color w:val="000000"/>
+                <w:sz w:val="22"/>
+              </w:rPr>
+              <w:t>。</w:t>
             </w:r>
           </w:p>
         </w:tc>
@@ -1379,21 +1955,83 @@
       <w:tr>
         <w:tc>
           <w:tcPr>
-            <w:tcW w:type="dxa" w:w="4320"/>
+            <w:tcW w:type="dxa" w:w="2520"/>
+            <w:vAlign w:val="center"/>
+            <w:tcMar>
+              <w:top w:w="115" w:type="dxa"/>
+              <w:start w:w="115" w:type="dxa"/>
+              <w:bottom w:w="115" w:type="dxa"/>
+              <w:end w:w="115" w:type="dxa"/>
+            </w:tcMar>
+            <w:tcBorders>
+              <w:top w:val="single" w:color="D9D9D9" w:sz="6"/>
+              <w:left w:val="single" w:color="D9D9D9" w:sz="6"/>
+              <w:bottom w:val="single" w:color="D9D9D9" w:sz="6"/>
+              <w:right w:val="single" w:color="D9D9D9" w:sz="6"/>
+            </w:tcBorders>
           </w:tcPr>
           <w:p>
+            <w:pPr>
+              <w:spacing w:after="0"/>
+            </w:pPr>
             <w:r>
+              <w:rPr>
+                <w:rFonts w:ascii="Heiti TC" w:hAnsi="Heiti TC" w:eastAsia="Heiti TC"/>
+                <w:b w:val="0"/>
+                <w:color w:val="000000"/>
+                <w:sz w:val="22"/>
+              </w:rPr>
               <w:t>端口被占用</w:t>
             </w:r>
           </w:p>
         </w:tc>
         <w:tc>
           <w:tcPr>
-            <w:tcW w:type="dxa" w:w="4320"/>
+            <w:tcW w:type="dxa" w:w="6480"/>
+            <w:vAlign w:val="center"/>
+            <w:tcMar>
+              <w:top w:w="115" w:type="dxa"/>
+              <w:start w:w="115" w:type="dxa"/>
+              <w:bottom w:w="115" w:type="dxa"/>
+              <w:end w:w="115" w:type="dxa"/>
+            </w:tcMar>
+            <w:tcBorders>
+              <w:top w:val="single" w:color="D9D9D9" w:sz="6"/>
+              <w:left w:val="single" w:color="D9D9D9" w:sz="6"/>
+              <w:bottom w:val="single" w:color="D9D9D9" w:sz="6"/>
+              <w:right w:val="single" w:color="D9D9D9" w:sz="6"/>
+            </w:tcBorders>
           </w:tcPr>
           <w:p>
+            <w:pPr>
+              <w:spacing w:after="0"/>
+            </w:pPr>
             <w:r>
-              <w:t>关闭旧进程或更换端口，同时更新前端 RAG_API_BASE_URL。</w:t>
+              <w:rPr>
+                <w:rFonts w:ascii="Heiti TC" w:hAnsi="Heiti TC" w:eastAsia="Heiti TC"/>
+                <w:b w:val="0"/>
+                <w:color w:val="000000"/>
+                <w:sz w:val="22"/>
+              </w:rPr>
+              <w:t xml:space="preserve">关闭旧进程或更换端口，同时更新前端 </w:t>
+            </w:r>
+            <w:r>
+              <w:rPr>
+                <w:rFonts w:ascii="Menlo" w:hAnsi="Menlo" w:eastAsia="Menlo"/>
+                <w:b w:val="0"/>
+                <w:color w:val="000000"/>
+                <w:sz w:val="19"/>
+              </w:rPr>
+              <w:t>RAG_API_BASE_URL</w:t>
+            </w:r>
+            <w:r>
+              <w:rPr>
+                <w:rFonts w:ascii="Heiti TC" w:hAnsi="Heiti TC" w:eastAsia="Heiti TC"/>
+                <w:b w:val="0"/>
+                <w:color w:val="000000"/>
+                <w:sz w:val="22"/>
+              </w:rPr>
+              <w:t>。</w:t>
             </w:r>
           </w:p>
         </w:tc>
@@ -1401,7 +2039,7 @@
       <w:tr>
         <w:tc>
           <w:tcPr>
-            <w:tcW w:type="dxa" w:w="4320"/>
+            <w:tcW w:type="dxa" w:w="4536"/>
           </w:tcPr>
           <w:p>
             <w:r>
@@ -1411,11 +2049,11 @@
         </w:tc>
         <w:tc>
           <w:tcPr>
-            <w:tcW w:type="dxa" w:w="4320"/>
+            <w:tcW w:type="dxa" w:w="4536"/>
           </w:tcPr>
           <w:p>
             <w:r>
-              <w:t>国内需在 daemon.json 配 registry-mirrors 镜像加速；配好后 docker compose up -d --build。</w:t>
+              <w:t>国内需给 Docker 配 registry-mirrors 镜像加速；配好后执行 docker compose up -d --build。</w:t>
             </w:r>
           </w:p>
         </w:tc>
@@ -1423,26 +2061,27 @@
       <w:tr>
         <w:tc>
           <w:tcPr>
-            <w:tcW w:type="dxa" w:w="4320"/>
+            <w:tcW w:type="dxa" w:w="4536"/>
           </w:tcPr>
           <w:p>
             <w:r>
-              <w:t>Docker 后端启动即退出</w:t>
+              <w:t>Docker 后端启动后立即退出</w:t>
             </w:r>
           </w:p>
         </w:tc>
         <w:tc>
           <w:tcPr>
-            <w:tcW w:type="dxa" w:w="4320"/>
+            <w:tcW w:type="dxa" w:w="4536"/>
           </w:tcPr>
           <w:p>
             <w:r>
-              <w:t>多为 .env 的 API Key 为空导致；填好 Key 后 docker compose up -d --force-recreate backend。</w:t>
+              <w:t>多为 .env 中 SILICONFLOW_API_KEY 为空；填好后 docker compose up -d --force-recreate backend。</w:t>
             </w:r>
           </w:p>
         </w:tc>
       </w:tr>
     </w:tbl>
+    <w:p/>
     <w:p>
       <w:pPr>
         <w:pStyle w:val="Heading1"/>
@@ -1454,20 +2093,43 @@
     <w:p>
       <w:r>
         <w:rPr>
+          <w:rFonts w:ascii="Heiti TC" w:hAnsi="Heiti TC" w:eastAsia="Heiti TC"/>
           <w:b w:val="0"/>
-          <w:i w:val="0"/>
+          <w:color w:val="000000"/>
+          <w:sz w:val="22"/>
         </w:rPr>
-        <w:t>文献原文与向量索引保存在本机（或本机 Docker 数据卷）；模型问答会向配置的外部 API 发送问题及相关检索片段。回答是辅助阅读，不替代原文核查。当前系统未提供公网部署所需的用户鉴权、细粒度权限与生产级速率限制，请勿直接暴露到公网。</w:t>
+        <w:t>文献原文和向量索引保存在本机；模型问答会向配置的外部 API 发送问题及相关检索片段。回答是辅助阅读，不替代原文核查。当前系统未提供公网部署所需的用户鉴权、细粒度权限和生产级速率限制。</w:t>
       </w:r>
     </w:p>
     <w:sectPr>
+      <w:footerReference w:type="default" r:id="rId9"/>
       <w:pgSz w:w="12240" w:h="15840"/>
-      <w:pgMar w:top="1440" w:right="1800" w:bottom="1440" w:left="1800" w:header="720" w:footer="720" w:gutter="0"/>
+      <w:pgMar w:top="1152" w:right="1584" w:bottom="1080" w:left="1584" w:header="720" w:footer="720" w:gutter="0"/>
       <w:cols w:space="720"/>
       <w:docGrid w:linePitch="360"/>
     </w:sectPr>
   </w:body>
 </w:document>
+</file>
+
+<file path=word/footer1.xml><?xml version="1.0" encoding="utf-8"?>
+<w:ftr xmlns:m="http://schemas.openxmlformats.org/officeDocument/2006/math" xmlns:mc="http://schemas.openxmlformats.org/markup-compatibility/2006" xmlns:mo="http://schemas.microsoft.com/office/mac/office/2008/main" xmlns:mv="urn:schemas-microsoft-com:mac:vml" xmlns:o="urn:schemas-microsoft-com:office:office" xmlns:r="http://schemas.openxmlformats.org/officeDocument/2006/relationships" xmlns:v="urn:schemas-microsoft-com:vml" xmlns:w10="urn:schemas-microsoft-com:office:word" xmlns:w14="http://schemas.microsoft.com/office/word/2010/wordml" xmlns:w="http://schemas.openxmlformats.org/wordprocessingml/2006/main" xmlns:wne="http://schemas.microsoft.com/office/word/2006/wordml" xmlns:wp14="http://schemas.microsoft.com/office/word/2010/wordprocessingDrawing" xmlns:wp="http://schemas.openxmlformats.org/drawingml/2006/wordprocessingDrawing" xmlns:wpc="http://schemas.microsoft.com/office/word/2010/wordprocessingCanvas" xmlns:wpg="http://schemas.microsoft.com/office/word/2010/wordprocessingGroup" xmlns:wpi="http://schemas.microsoft.com/office/word/2010/wordprocessingInk" xmlns:wps="http://schemas.microsoft.com/office/word/2010/wordprocessingShape" mc:Ignorable="w14 wp14">
+  <w:p>
+    <w:pPr>
+      <w:pStyle w:val="Footer"/>
+      <w:jc w:val="center"/>
+    </w:pPr>
+    <w:r>
+      <w:rPr>
+        <w:rFonts w:ascii="Heiti TC" w:hAnsi="Heiti TC" w:eastAsia="Heiti TC"/>
+        <w:b w:val="0"/>
+        <w:color w:val="000000"/>
+        <w:sz w:val="16"/>
+      </w:rPr>
+      <w:t>智能科研助理用户使用手册</w:t>
+    </w:r>
+  </w:p>
+</w:ftr>
 </file>
 
 <file path=word/numbering.xml><?xml version="1.0" encoding="utf-8"?>
@@ -1833,9 +2495,12 @@
     <w:name w:val="Normal"/>
     <w:qFormat/>
     <w:rsid w:val="00FC693F"/>
+    <w:pPr>
+      <w:spacing w:after="80" w:line="283" w:lineRule="auto"/>
+    </w:pPr>
     <w:rPr>
-      <w:rFonts w:ascii="宋体" w:hAnsi="宋体"/>
-      <w:sz w:val="21"/>
+      <w:rFonts w:ascii="Heiti TC" w:hAnsi="Heiti TC" w:eastAsia="Heiti TC"/>
+      <w:sz w:val="22"/>
     </w:rPr>
   </w:style>
   <w:style w:type="paragraph" w:styleId="Header">
@@ -1893,15 +2558,15 @@
     <w:pPr>
       <w:keepNext/>
       <w:keepLines/>
-      <w:spacing w:before="480" w:after="0"/>
+      <w:spacing w:before="260" w:after="120"/>
       <w:outlineLvl w:val="0"/>
     </w:pPr>
     <w:rPr>
-      <w:rFonts w:asciiTheme="majorHAnsi" w:eastAsiaTheme="majorEastAsia" w:hAnsiTheme="majorHAnsi" w:cstheme="majorBidi"/>
+      <w:rFonts w:asciiTheme="majorHAnsi" w:eastAsiaTheme="majorEastAsia" w:hAnsiTheme="majorHAnsi" w:cstheme="majorBidi" w:ascii="Heiti TC" w:hAnsi="Heiti TC" w:eastAsia="Heiti TC"/>
       <w:b/>
       <w:bCs/>
-      <w:color w:val="365F91" w:themeColor="accent1" w:themeShade="BF"/>
-      <w:sz w:val="28"/>
+      <w:color w:val="000000"/>
+      <w:sz w:val="30"/>
       <w:szCs w:val="28"/>
     </w:rPr>
   </w:style>
@@ -1917,15 +2582,15 @@
     <w:pPr>
       <w:keepNext/>
       <w:keepLines/>
-      <w:spacing w:before="200" w:after="0"/>
+      <w:spacing w:before="180" w:after="80"/>
       <w:outlineLvl w:val="1"/>
     </w:pPr>
     <w:rPr>
-      <w:rFonts w:asciiTheme="majorHAnsi" w:eastAsiaTheme="majorEastAsia" w:hAnsiTheme="majorHAnsi" w:cstheme="majorBidi"/>
+      <w:rFonts w:asciiTheme="majorHAnsi" w:eastAsiaTheme="majorEastAsia" w:hAnsiTheme="majorHAnsi" w:cstheme="majorBidi" w:ascii="Heiti TC" w:hAnsi="Heiti TC" w:eastAsia="Heiti TC"/>
       <w:b/>
       <w:bCs/>
-      <w:color w:val="4F81BD" w:themeColor="accent1"/>
-      <w:sz w:val="26"/>
+      <w:color w:val="000000"/>
+      <w:sz w:val="24"/>
       <w:szCs w:val="26"/>
     </w:rPr>
   </w:style>
@@ -2179,18 +2844,16 @@
     <w:qFormat/>
     <w:rsid w:val="00FC693F"/>
     <w:pPr>
-      <w:pBdr>
-        <w:bottom w:val="single" w:sz="8" w:space="4" w:color="4F81BD" w:themeColor="accent1"/>
-      </w:pBdr>
-      <w:spacing w:after="300" w:line="240" w:lineRule="auto"/>
+      <w:spacing w:after="240" w:line="240" w:lineRule="auto" w:before="0"/>
       <w:contextualSpacing/>
     </w:pPr>
     <w:rPr>
-      <w:rFonts w:asciiTheme="majorHAnsi" w:eastAsiaTheme="majorEastAsia" w:hAnsiTheme="majorHAnsi" w:cstheme="majorBidi"/>
-      <w:color w:val="17365D" w:themeColor="text2" w:themeShade="BF"/>
+      <w:rFonts w:asciiTheme="majorHAnsi" w:eastAsiaTheme="majorEastAsia" w:hAnsiTheme="majorHAnsi" w:cstheme="majorBidi" w:ascii="Heiti TC" w:hAnsi="Heiti TC" w:eastAsia="Heiti TC"/>
+      <w:b/>
+      <w:color w:val="000000"/>
       <w:spacing w:val="5"/>
       <w:kern w:val="28"/>
-      <w:sz w:val="52"/>
+      <w:sz w:val="48"/>
       <w:szCs w:val="52"/>
     </w:rPr>
   </w:style>
